--- a/engine/scem_study/SCEM_Bibliography_07-09-2026.docx
+++ b/engine/scem_study/SCEM_Bibliography_07-09-2026.docx
@@ -2171,7 +2171,7 @@
                 <w:color w:val="1C3A36"/>
                 <w:sz w:val="14"/>
               </w:rPr>
-              <w:t>gross_fixed_fy25</w:t>
+              <w:t>free_float</w:t>
             </w:r>
           </w:p>
         </w:tc>
@@ -2188,7 +2188,7 @@
                 <w:color w:val="1C3A36"/>
                 <w:sz w:val="14"/>
               </w:rPr>
-              <w:t>3,140.8552</w:t>
+              <w:t>0.224</w:t>
             </w:r>
           </w:p>
         </w:tc>
@@ -2222,7 +2222,7 @@
                 <w:color w:val="1C3A36"/>
                 <w:sz w:val="14"/>
               </w:rPr>
-              <w:t>Note 4, gross cost of fixed assets at 31-Dec-2025, footing across five classes audited statements for the year ended 31 December 2025, read from the company's own website; committed with its footings in filings_extract.py</w:t>
+              <w:t>The public float, being one less Vicat's holding. DERIVED: 1 - vicat_stake, and it is the share count the same tender offer names (58,416,664 of 260,812,477 = 22.4%), which is the check that the two figures are one fact and not two</w:t>
             </w:r>
           </w:p>
         </w:tc>
@@ -2239,7 +2239,7 @@
                 <w:color w:val="1C3A36"/>
                 <w:sz w:val="14"/>
               </w:rPr>
-              <w:t>2025-12-31</w:t>
+              <w:t>2025-07-28</w:t>
             </w:r>
           </w:p>
         </w:tc>
@@ -2275,7 +2275,7 @@
                 <w:color w:val="1C3A36"/>
                 <w:sz w:val="14"/>
               </w:rPr>
-              <w:t>mto_price</w:t>
+              <w:t>gross_fixed_fy25</w:t>
             </w:r>
           </w:p>
         </w:tc>
@@ -2292,7 +2292,7 @@
                 <w:color w:val="1C3A36"/>
                 <w:sz w:val="14"/>
               </w:rPr>
-              <w:t>41</w:t>
+              <w:t>3,140.8552</w:t>
             </w:r>
           </w:p>
         </w:tc>
@@ -2326,7 +2326,7 @@
                 <w:color w:val="1C3A36"/>
                 <w:sz w:val="14"/>
               </w:rPr>
-              <w:t>Vicat mandatory tender offer, July 2025. A disclosed reference point and an overhang, never a fair value</w:t>
+              <w:t>Note 4, gross cost of fixed assets at 31-Dec-2025, footing across five classes audited statements for the year ended 31 December 2025, read from the company's own website; committed with its footings in filings_extract.py</w:t>
             </w:r>
           </w:p>
         </w:tc>
@@ -2343,7 +2343,7 @@
                 <w:color w:val="1C3A36"/>
                 <w:sz w:val="14"/>
               </w:rPr>
-              <w:t>2025-07-28</w:t>
+              <w:t>2025-12-31</w:t>
             </w:r>
           </w:p>
         </w:tc>
@@ -2379,7 +2379,7 @@
                 <w:color w:val="1C3A36"/>
                 <w:sz w:val="14"/>
               </w:rPr>
-              <w:t>pat_fy23</w:t>
+              <w:t>mto_price</w:t>
             </w:r>
           </w:p>
         </w:tc>
@@ -2396,7 +2396,7 @@
                 <w:color w:val="1C3A36"/>
                 <w:sz w:val="14"/>
               </w:rPr>
-              <w:t>-117.5816</w:t>
+              <w:t>41</w:t>
             </w:r>
           </w:p>
         </w:tc>
@@ -2430,7 +2430,7 @@
                 <w:color w:val="1C3A36"/>
                 <w:sz w:val="14"/>
               </w:rPr>
-              <w:t>Audited statement of profit or loss for the year ended 31 December 2023 (the comparative column of the FY2024 filing), printed page 3, read from the company's own website and committed with its footings in filings_extract.py. Revision 2 used a trade-press figure relayed from an EGX filing it had not read</w:t>
+              <w:t>Vicat mandatory tender offer, July 2025. A disclosed reference point and an overhang, never a fair value</w:t>
             </w:r>
           </w:p>
         </w:tc>
@@ -2447,7 +2447,7 @@
                 <w:color w:val="1C3A36"/>
                 <w:sz w:val="14"/>
               </w:rPr>
-              <w:t>2025-12-31</w:t>
+              <w:t>2025-07-28</w:t>
             </w:r>
           </w:p>
         </w:tc>
@@ -2483,7 +2483,7 @@
                 <w:color w:val="1C3A36"/>
                 <w:sz w:val="14"/>
               </w:rPr>
-              <w:t>pat_fy24</w:t>
+              <w:t>pat_fy23</w:t>
             </w:r>
           </w:p>
         </w:tc>
@@ -2500,7 +2500,7 @@
                 <w:color w:val="1C3A36"/>
                 <w:sz w:val="14"/>
               </w:rPr>
-              <w:t>3,072.3618</w:t>
+              <w:t>-117.5816</w:t>
             </w:r>
           </w:p>
         </w:tc>
@@ -2534,7 +2534,7 @@
                 <w:color w:val="1C3A36"/>
                 <w:sz w:val="14"/>
               </w:rPr>
-              <w:t>Audited statement of profit or loss for the year ended 31 December 2024, printed page 3, read from the company's own website and committed with its footings in filings_extract.py. Revision 2 used a trade-press figure relayed from an EGX filing it had not read</w:t>
+              <w:t>Audited statement of profit or loss for the year ended 31 December 2023 (the comparative column of the FY2024 filing), printed page 3, read from the company's own website and committed with its footings in filings_extract.py. Revision 2 used a trade-press figure relayed from an EGX filing it had not read</w:t>
             </w:r>
           </w:p>
         </w:tc>
@@ -2587,7 +2587,7 @@
                 <w:color w:val="1C3A36"/>
                 <w:sz w:val="14"/>
               </w:rPr>
-              <w:t>pat_fy25</w:t>
+              <w:t>pat_fy24</w:t>
             </w:r>
           </w:p>
         </w:tc>
@@ -2604,7 +2604,7 @@
                 <w:color w:val="1C3A36"/>
                 <w:sz w:val="14"/>
               </w:rPr>
-              <w:t>2,284.539</w:t>
+              <w:t>3,072.3618</w:t>
             </w:r>
           </w:p>
         </w:tc>
@@ -2638,7 +2638,7 @@
                 <w:color w:val="1C3A36"/>
                 <w:sz w:val="14"/>
               </w:rPr>
-              <w:t>Audited statement of profit or loss for the year ended 31 December 2025, printed page 3, read from the company's own website and committed with its footings in filings_extract.py. Revision 2 used a trade-press figure relayed from an EGX filing it had not read</w:t>
+              <w:t>Audited statement of profit or loss for the year ended 31 December 2024, printed page 3, read from the company's own website and committed with its footings in filings_extract.py. Revision 2 used a trade-press figure relayed from an EGX filing it had not read</w:t>
             </w:r>
           </w:p>
         </w:tc>
@@ -2691,7 +2691,7 @@
                 <w:color w:val="1C3A36"/>
                 <w:sz w:val="14"/>
               </w:rPr>
-              <w:t>payout</w:t>
+              <w:t>pat_fy25</w:t>
             </w:r>
           </w:p>
         </w:tc>
@@ -2708,7 +2708,7 @@
                 <w:color w:val="1C3A36"/>
                 <w:sz w:val="14"/>
               </w:rPr>
-              <w:t>0</w:t>
+              <w:t>2,284.539</w:t>
             </w:r>
           </w:p>
         </w:tc>
@@ -2742,7 +2742,7 @@
                 <w:color w:val="1C3A36"/>
                 <w:sz w:val="14"/>
               </w:rPr>
-              <w:t>Dividend payout from FY2026E. THE FILED EQUITY STATEMENTS SHOW NO DISTRIBUTION AT ALL, twice over and to the pound: equity of EGP 3,735.80mn at 31-Dec-2024 plus FY2025 profit of 2,284.54mn is exactly the filed 6,020.34mn, and that plus the reviewed quarter's 1,114.48mn is exactly the filed 7,134.82mn at 31-Mar-2026. A 60% payout was assumed against a company whose own statements reconcile with none, and an earlier edition called the implied distribution its 'largest single uncertainty' — it dissolves against the record. This changes no valuation number, because free cash flow to the firm is struck before financing; it changes the projected balance sheet a reader is shown</w:t>
+              <w:t>Audited statement of profit or loss for the year ended 31 December 2025, printed page 3, read from the company's own website and committed with its footings in filings_extract.py. Revision 2 used a trade-press figure relayed from an EGX filing it had not read</w:t>
             </w:r>
           </w:p>
         </w:tc>
@@ -2759,7 +2759,7 @@
                 <w:color w:val="1C3A36"/>
                 <w:sz w:val="14"/>
               </w:rPr>
-              <w:t>2026-09-04</w:t>
+              <w:t>2025-12-31</w:t>
             </w:r>
           </w:p>
         </w:tc>
@@ -2795,7 +2795,7 @@
                 <w:color w:val="1C3A36"/>
                 <w:sz w:val="14"/>
               </w:rPr>
-              <w:t>rev_fy23</w:t>
+              <w:t>payout</w:t>
             </w:r>
           </w:p>
         </w:tc>
@@ -2812,7 +2812,7 @@
                 <w:color w:val="1C3A36"/>
                 <w:sz w:val="14"/>
               </w:rPr>
-              <w:t>4,285.4702</w:t>
+              <w:t>0</w:t>
             </w:r>
           </w:p>
         </w:tc>
@@ -2846,7 +2846,7 @@
                 <w:color w:val="1C3A36"/>
                 <w:sz w:val="14"/>
               </w:rPr>
-              <w:t>Audited statement of profit or loss for the year ended 31 December 2023 (the comparative column of the FY2024 filing), printed page 3, read from the company's own website and committed with its footings in filings_extract.py. Revision 2 used a trade-press figure relayed from an EGX filing it had not read</w:t>
+              <w:t>Dividend payout from FY2026E. THE FILED EQUITY STATEMENTS SHOW NO DISTRIBUTION AT ALL, twice over and to the pound: equity of EGP 3,735.80mn at 31-Dec-2024 plus FY2025 profit of 2,284.54mn is exactly the filed 6,020.34mn, and that plus the reviewed quarter's 1,114.48mn is exactly the filed 7,134.82mn at 31-Mar-2026. A 60% payout was assumed against a company whose own statements reconcile with none, and an earlier edition called the implied distribution its 'largest single uncertainty' — it dissolves against the record. This changes no valuation number, because free cash flow to the firm is struck before financing; it changes the projected balance sheet a reader is shown</w:t>
             </w:r>
           </w:p>
         </w:tc>
@@ -2863,7 +2863,7 @@
                 <w:color w:val="1C3A36"/>
                 <w:sz w:val="14"/>
               </w:rPr>
-              <w:t>2025-12-31</w:t>
+              <w:t>2026-09-04</w:t>
             </w:r>
           </w:p>
         </w:tc>
@@ -2899,7 +2899,7 @@
                 <w:color w:val="1C3A36"/>
                 <w:sz w:val="14"/>
               </w:rPr>
-              <w:t>rev_fy24</w:t>
+              <w:t>rev_fy23</w:t>
             </w:r>
           </w:p>
         </w:tc>
@@ -2916,7 +2916,7 @@
                 <w:color w:val="1C3A36"/>
                 <w:sz w:val="14"/>
               </w:rPr>
-              <w:t>6,428.0119</w:t>
+              <w:t>4,285.4702</w:t>
             </w:r>
           </w:p>
         </w:tc>
@@ -2950,7 +2950,7 @@
                 <w:color w:val="1C3A36"/>
                 <w:sz w:val="14"/>
               </w:rPr>
-              <w:t>Audited statement of profit or loss for the year ended 31 December 2024, printed page 3, read from the company's own website and committed with its footings in filings_extract.py. Revision 2 used a trade-press figure relayed from an EGX filing it had not read</w:t>
+              <w:t>Audited statement of profit or loss for the year ended 31 December 2023 (the comparative column of the FY2024 filing), printed page 3, read from the company's own website and committed with its footings in filings_extract.py. Revision 2 used a trade-press figure relayed from an EGX filing it had not read</w:t>
             </w:r>
           </w:p>
         </w:tc>
@@ -3003,7 +3003,7 @@
                 <w:color w:val="1C3A36"/>
                 <w:sz w:val="14"/>
               </w:rPr>
-              <w:t>rev_fy25</w:t>
+              <w:t>rev_fy24</w:t>
             </w:r>
           </w:p>
         </w:tc>
@@ -3020,7 +3020,7 @@
                 <w:color w:val="1C3A36"/>
                 <w:sz w:val="14"/>
               </w:rPr>
-              <w:t>9,089.1497</w:t>
+              <w:t>6,428.0119</w:t>
             </w:r>
           </w:p>
         </w:tc>
@@ -3054,7 +3054,7 @@
                 <w:color w:val="1C3A36"/>
                 <w:sz w:val="14"/>
               </w:rPr>
-              <w:t>Audited statement of profit or loss for the year ended 31 December 2025, printed page 3, read from the company's own website and committed with its footings in filings_extract.py. Revision 2 used a trade-press figure relayed from an EGX filing it had not read</w:t>
+              <w:t>Audited statement of profit or loss for the year ended 31 December 2024, printed page 3, read from the company's own website and committed with its footings in filings_extract.py. Revision 2 used a trade-press figure relayed from an EGX filing it had not read</w:t>
             </w:r>
           </w:p>
         </w:tc>
@@ -3107,7 +3107,7 @@
                 <w:color w:val="1C3A36"/>
                 <w:sz w:val="14"/>
               </w:rPr>
-              <w:t>shares_fy23</w:t>
+              <w:t>rev_fy25</w:t>
             </w:r>
           </w:p>
         </w:tc>
@@ -3124,7 +3124,7 @@
                 <w:color w:val="1C3A36"/>
                 <w:sz w:val="14"/>
               </w:rPr>
-              <w:t>133.07</w:t>
+              <w:t>9,089.1497</w:t>
             </w:r>
           </w:p>
         </w:tc>
@@ -3158,7 +3158,7 @@
                 <w:color w:val="1C3A36"/>
                 <w:sz w:val="14"/>
               </w:rPr>
-              <w:t>Weighted-average shares FY2023, pre-rights-issue. Corroborated by the 2022 tender offer (56.063mn = 42.12%) and by disclosed EPS</w:t>
+              <w:t>Audited statement of profit or loss for the year ended 31 December 2025, printed page 3, read from the company's own website and committed with its footings in filings_extract.py. Revision 2 used a trade-press figure relayed from an EGX filing it had not read</w:t>
             </w:r>
           </w:p>
         </w:tc>
@@ -3175,7 +3175,7 @@
                 <w:color w:val="1C3A36"/>
                 <w:sz w:val="14"/>
               </w:rPr>
-              <w:t>2025-03-16</w:t>
+              <w:t>2025-12-31</w:t>
             </w:r>
           </w:p>
         </w:tc>
@@ -3211,7 +3211,7 @@
                 <w:color w:val="1C3A36"/>
                 <w:sz w:val="14"/>
               </w:rPr>
-              <w:t>shares_fy24</w:t>
+              <w:t>shares_fy23</w:t>
             </w:r>
           </w:p>
         </w:tc>
@@ -3262,7 +3262,7 @@
                 <w:color w:val="1C3A36"/>
                 <w:sz w:val="14"/>
               </w:rPr>
-              <w:t>Weighted-average shares FY2024. Disclosed EPS of EGP 23.13 on attributable profit implies 132.7mn</w:t>
+              <w:t>Weighted-average shares FY2023, pre-rights-issue. Corroborated by the 2022 tender offer (56.063mn = 42.12%) and by disclosed EPS</w:t>
             </w:r>
           </w:p>
         </w:tc>
@@ -3315,7 +3315,7 @@
                 <w:color w:val="1C3A36"/>
                 <w:sz w:val="14"/>
               </w:rPr>
-              <w:t>shares_fy25</w:t>
+              <w:t>shares_fy24</w:t>
             </w:r>
           </w:p>
         </w:tc>
@@ -3332,7 +3332,7 @@
                 <w:color w:val="1C3A36"/>
                 <w:sz w:val="14"/>
               </w:rPr>
-              <w:t>222</w:t>
+              <w:t>133.07</w:t>
             </w:r>
           </w:p>
         </w:tc>
@@ -3366,7 +3366,7 @@
                 <w:color w:val="1C3A36"/>
                 <w:sz w:val="14"/>
               </w:rPr>
-              <w:t>Weighted-average shares FY2025, the rights issue having completed during the year</w:t>
+              <w:t>Weighted-average shares FY2024. Disclosed EPS of EGP 23.13 on attributable profit implies 132.7mn</w:t>
             </w:r>
           </w:p>
         </w:tc>
@@ -3383,7 +3383,7 @@
                 <w:color w:val="1C3A36"/>
                 <w:sz w:val="14"/>
               </w:rPr>
-              <w:t>2026-03-10</w:t>
+              <w:t>2025-03-16</w:t>
             </w:r>
           </w:p>
         </w:tc>
@@ -3419,7 +3419,7 @@
                 <w:color w:val="1C3A36"/>
                 <w:sz w:val="14"/>
               </w:rPr>
-              <w:t>shares_mn</w:t>
+              <w:t>shares_fy25</w:t>
             </w:r>
           </w:p>
         </w:tc>
@@ -3436,7 +3436,7 @@
                 <w:color w:val="1C3A36"/>
                 <w:sz w:val="14"/>
               </w:rPr>
-              <w:t>260.8125</w:t>
+              <w:t>222</w:t>
             </w:r>
           </w:p>
         </w:tc>
@@ -3470,7 +3470,7 @@
                 <w:color w:val="1C3A36"/>
                 <w:sz w:val="14"/>
               </w:rPr>
-              <w:t>260,812,477 shares, corroborated FIVE ways: issued capital EGP 2,608,124,770 at EGP 10 par; the Jul-2025 tender offer of 58,416,664 shares at 22.4%; quoted market capitalisation over price; and the reconstruction 133.07mn pre-issue + 127.74mn subscribed. Revision 1 wrongly described the pre-issue count as 92.61mn by subtracting shares OFFERED (168.20mn) instead of shares SUBSCRIBED (127.74mn, a 75.95% take-up)</w:t>
+              <w:t>Weighted-average shares FY2025, the rights issue having completed during the year</w:t>
             </w:r>
           </w:p>
         </w:tc>
@@ -3487,7 +3487,7 @@
                 <w:color w:val="1C3A36"/>
                 <w:sz w:val="14"/>
               </w:rPr>
-              <w:t>2025-07-28</w:t>
+              <w:t>2026-03-10</w:t>
             </w:r>
           </w:p>
         </w:tc>
@@ -3523,7 +3523,7 @@
                 <w:color w:val="1C3A36"/>
                 <w:sz w:val="14"/>
               </w:rPr>
-              <w:t>swcc_eur</w:t>
+              <w:t>shares_mn</w:t>
             </w:r>
           </w:p>
         </w:tc>
@@ -3540,7 +3540,7 @@
                 <w:color w:val="1C3A36"/>
                 <w:sz w:val="14"/>
               </w:rPr>
-              <w:t>30</w:t>
+              <w:t>260.8125</w:t>
             </w:r>
           </w:p>
         </w:tc>
@@ -3574,7 +3574,7 @@
                 <w:color w:val="1C3A36"/>
                 <w:sz w:val="14"/>
               </w:rPr>
-              <w:t>EUR 30mn for the 25.40% Sinai White stake, completed 13-Aug-2024</w:t>
+              <w:t>260,812,477 shares, corroborated FIVE ways: issued capital EGP 2,608,124,770 at EGP 10 par; the Jul-2025 tender offer of 58,416,664 shares at 22.4%; quoted market capitalisation over price; and the reconstruction 133.07mn pre-issue + 127.74mn subscribed. Revision 1 wrongly described the pre-issue count as 92.61mn by subtracting shares OFFERED (168.20mn) instead of shares SUBSCRIBED (127.74mn, a 75.95% take-up)</w:t>
             </w:r>
           </w:p>
         </w:tc>
@@ -3591,7 +3591,7 @@
                 <w:color w:val="1C3A36"/>
                 <w:sz w:val="14"/>
               </w:rPr>
-              <w:t>2024-08-13</w:t>
+              <w:t>2025-07-28</w:t>
             </w:r>
           </w:p>
         </w:tc>
@@ -3627,7 +3627,7 @@
                 <w:color w:val="1C3A36"/>
                 <w:sz w:val="14"/>
               </w:rPr>
-              <w:t>ta_fy24</w:t>
+              <w:t>swcc_eur</w:t>
             </w:r>
           </w:p>
         </w:tc>
@@ -3644,7 +3644,7 @@
                 <w:color w:val="1C3A36"/>
                 <w:sz w:val="14"/>
               </w:rPr>
-              <w:t>6,385.92</w:t>
+              <w:t>30</w:t>
             </w:r>
           </w:p>
         </w:tc>
@@ -3678,7 +3678,7 @@
                 <w:color w:val="1C3A36"/>
                 <w:sz w:val="14"/>
               </w:rPr>
-              <w:t>EGX filing reported by Global Cement, cemnet/International Cement Review, Daily News Egypt and Arab Finance — FY2024 total assets</w:t>
+              <w:t>EUR 30mn for the 25.40% Sinai White stake, completed 13-Aug-2024</w:t>
             </w:r>
           </w:p>
         </w:tc>
@@ -3695,7 +3695,7 @@
                 <w:color w:val="1C3A36"/>
                 <w:sz w:val="14"/>
               </w:rPr>
-              <w:t>2025-03-16</w:t>
+              <w:t>2024-08-13</w:t>
             </w:r>
           </w:p>
         </w:tc>
@@ -3731,7 +3731,7 @@
                 <w:color w:val="1C3A36"/>
                 <w:sz w:val="14"/>
               </w:rPr>
-              <w:t>tax_eff</w:t>
+              <w:t>ta_fy24</w:t>
             </w:r>
           </w:p>
         </w:tc>
@@ -3748,7 +3748,7 @@
                 <w:color w:val="1C3A36"/>
                 <w:sz w:val="14"/>
               </w:rPr>
-              <w:t>0.32</w:t>
+              <w:t>6,385.92</w:t>
             </w:r>
           </w:p>
         </w:tc>
@@ -3782,7 +3782,7 @@
                 <w:color w:val="1C3A36"/>
                 <w:sz w:val="14"/>
               </w:rPr>
-              <w:t>EFFECTIVE tax rate on the FY2025 closure. Disclosed pre-tax profit of 3,378.7 against profit after tax of 2,298.2 gives 32.0%. Revision 1 used the statutory 22.5% here, which understated every derived operating line</w:t>
+              <w:t>EGX filing reported by Global Cement, cemnet/International Cement Review, Daily News Egypt and Arab Finance — FY2024 total assets</w:t>
             </w:r>
           </w:p>
         </w:tc>
@@ -3799,7 +3799,7 @@
                 <w:color w:val="1C3A36"/>
                 <w:sz w:val="14"/>
               </w:rPr>
-              <w:t>2026-03-10</w:t>
+              <w:t>2025-03-16</w:t>
             </w:r>
           </w:p>
         </w:tc>
@@ -3835,7 +3835,7 @@
                 <w:color w:val="1C3A36"/>
                 <w:sz w:val="14"/>
               </w:rPr>
-              <w:t>tl_fy24</w:t>
+              <w:t>tax_eff</w:t>
             </w:r>
           </w:p>
         </w:tc>
@@ -3852,7 +3852,7 @@
                 <w:color w:val="1C3A36"/>
                 <w:sz w:val="14"/>
               </w:rPr>
-              <w:t>1,610.86</w:t>
+              <w:t>0.32</w:t>
             </w:r>
           </w:p>
         </w:tc>
@@ -3886,7 +3886,7 @@
                 <w:color w:val="1C3A36"/>
                 <w:sz w:val="14"/>
               </w:rPr>
-              <w:t>EGX filing reported by Global Cement, cemnet/International Cement Review, Daily News Egypt and Arab Finance — FY2024 total liabilities; the triple closes to equity of 4,775.06 exactly</w:t>
+              <w:t>EFFECTIVE tax rate on the FY2025 closure. Disclosed pre-tax profit of 3,378.7 against profit after tax of 2,298.2 gives 32.0%. Revision 1 used the statutory 22.5% here, which understated every derived operating line</w:t>
             </w:r>
           </w:p>
         </w:tc>
@@ -3903,7 +3903,7 @@
                 <w:color w:val="1C3A36"/>
                 <w:sz w:val="14"/>
               </w:rPr>
-              <w:t>2025-03-16</w:t>
+              <w:t>2026-03-10</w:t>
             </w:r>
           </w:p>
         </w:tc>
@@ -3939,7 +3939,7 @@
                 <w:color w:val="1C3A36"/>
                 <w:sz w:val="14"/>
               </w:rPr>
-              <w:t>useful_life_disclosed</w:t>
+              <w:t>tl_fy24</w:t>
             </w:r>
           </w:p>
         </w:tc>
@@ -3956,7 +3956,7 @@
                 <w:color w:val="1C3A36"/>
                 <w:sz w:val="14"/>
               </w:rPr>
-              <w:t>20</w:t>
+              <w:t>1,610.86</w:t>
             </w:r>
           </w:p>
         </w:tc>
@@ -3990,7 +3990,7 @@
                 <w:color w:val="1C3A36"/>
                 <w:sz w:val="14"/>
               </w:rPr>
-              <w:t>THE DISCLOSED USEFUL LIFE behind the terminal maintenance charge, route one: note 3/2, printed page 8 of the audited statements for the year ended 31 December 2025, states MACHINERY at a SCALAR 5% - a 20-year life - and note 4 shows machinery is EGP 2,182.6mn of a EGP 3,140.9mn gross cost, 69.5%, the class that dominates the capacity-based replacement cost this study capitalises. No average across the two disclosed RANGES is required, which matters because the two ordinary ways of blending disagree by a quarter (25.9 years on a cost-weighted mean of lives, 20.7 on the charge-reproducing harmonic mean). The FY2022, FY2023 and FY2024 filings carry the identical table. Read by the fundamental walk-forward of 07-09-2026 into useful_lives.json, route and cross-check recorded there</w:t>
+              <w:t>EGX filing reported by Global Cement, cemnet/International Cement Review, Daily News Egypt and Arab Finance — FY2024 total liabilities; the triple closes to equity of 4,775.06 exactly</w:t>
             </w:r>
           </w:p>
         </w:tc>
@@ -4007,7 +4007,7 @@
                 <w:color w:val="1C3A36"/>
                 <w:sz w:val="14"/>
               </w:rPr>
-              <w:t>2025-12-31</w:t>
+              <w:t>2025-03-16</w:t>
             </w:r>
           </w:p>
         </w:tc>
@@ -4043,7 +4043,7 @@
                 <w:color w:val="1C3A36"/>
                 <w:sz w:val="14"/>
               </w:rPr>
-              <w:t>bagged_share</w:t>
+              <w:t>useful_life_disclosed</w:t>
             </w:r>
           </w:p>
         </w:tc>
@@ -4060,7 +4060,7 @@
                 <w:color w:val="1C3A36"/>
                 <w:sz w:val="14"/>
               </w:rPr>
-              <w:t>0.7</w:t>
+              <w:t>20</w:t>
             </w:r>
           </w:p>
         </w:tc>
@@ -4077,7 +4077,7 @@
                 <w:color w:val="1C3A36"/>
                 <w:sz w:val="14"/>
               </w:rPr>
-              <w:t>Industry</w:t>
+              <w:t>Company</w:t>
             </w:r>
           </w:p>
         </w:tc>
@@ -4094,7 +4094,7 @@
                 <w:color w:val="1C3A36"/>
                 <w:sz w:val="14"/>
               </w:rPr>
-              <w:t>Bagged share of Egyptian despatches</w:t>
+              <w:t>THE DISCLOSED USEFUL LIFE behind the terminal maintenance charge, route one: note 3/2, printed page 8 of the audited statements for the year ended 31 December 2025, states MACHINERY at a SCALAR 5% - a 20-year life - and note 4 shows machinery is EGP 2,182.6mn of a EGP 3,140.9mn gross cost, 69.5%, the class that dominates the capacity-based replacement cost this study capitalises. No average across the two disclosed RANGES is required, which matters because the two ordinary ways of blending disagree by a quarter (25.9 years on a cost-weighted mean of lives, 20.7 on the charge-reproducing harmonic mean). The FY2022, FY2023 and FY2024 filings carry the identical table. Read by the fundamental walk-forward of 07-09-2026 into useful_lives.json, route and cross-check recorded there</w:t>
             </w:r>
           </w:p>
         </w:tc>
@@ -4111,7 +4111,7 @@
                 <w:color w:val="1C3A36"/>
                 <w:sz w:val="14"/>
               </w:rPr>
-              <w:t>2026-08-06</w:t>
+              <w:t>2025-12-31</w:t>
             </w:r>
           </w:p>
         </w:tc>
@@ -4147,7 +4147,7 @@
                 <w:color w:val="1C3A36"/>
                 <w:sz w:val="14"/>
               </w:rPr>
-              <w:t>domestic_share</w:t>
+              <w:t>vicat_stake</w:t>
             </w:r>
           </w:p>
         </w:tc>
@@ -4164,7 +4164,7 @@
                 <w:color w:val="1C3A36"/>
                 <w:sz w:val="14"/>
               </w:rPr>
-              <w:t>0.88, 0.87, 0.86, 0.85, 0.84, 0.83</w:t>
+              <w:t>0.776</w:t>
             </w:r>
           </w:p>
         </w:tc>
@@ -4181,7 +4181,7 @@
                 <w:color w:val="1C3A36"/>
                 <w:sz w:val="14"/>
               </w:rPr>
-              <w:t>Industry</w:t>
+              <w:t>Company</w:t>
             </w:r>
           </w:p>
         </w:tc>
@@ -4198,7 +4198,7 @@
                 <w:color w:val="1C3A36"/>
                 <w:sz w:val="14"/>
               </w:rPr>
-              <w:t>Domestic share of despatches</w:t>
+              <w:t>Vicat's holding through Vicat Egypt Cement Industries, from the Financial Regulatory Authority filing of the July 2025 mandatory tender offer for the remaining 58,416,664 shares (22.4%) at EGP 41.00 a share. REGISTERED rather than typed: it is quoted in nine places across the two delivered documents and a figure a reader sees must be computed, not typed, even when its source is an external filing rather than this model</w:t>
             </w:r>
           </w:p>
         </w:tc>
@@ -4215,7 +4215,7 @@
                 <w:color w:val="1C3A36"/>
                 <w:sz w:val="14"/>
               </w:rPr>
-              <w:t>2026-01-01</w:t>
+              <w:t>2025-07-28</w:t>
             </w:r>
           </w:p>
         </w:tc>
@@ -4251,7 +4251,7 @@
                 <w:color w:val="1C3A36"/>
                 <w:sz w:val="14"/>
               </w:rPr>
-              <w:t>egy_capacity_mt</w:t>
+              <w:t>bagged_share</w:t>
             </w:r>
           </w:p>
         </w:tc>
@@ -4268,7 +4268,7 @@
                 <w:color w:val="1C3A36"/>
                 <w:sz w:val="14"/>
               </w:rPr>
-              <w:t>76</w:t>
+              <w:t>0.7</w:t>
             </w:r>
           </w:p>
         </w:tc>
@@ -4302,7 +4302,7 @@
                 <w:color w:val="1C3A36"/>
                 <w:sz w:val="14"/>
               </w:rPr>
-              <w:t>Egyptian nameplate capacity</w:t>
+              <w:t>Bagged share of Egyptian despatches</w:t>
             </w:r>
           </w:p>
         </w:tc>
@@ -4319,7 +4319,7 @@
                 <w:color w:val="1C3A36"/>
                 <w:sz w:val="14"/>
               </w:rPr>
-              <w:t>2025-10-01</w:t>
+              <w:t>2026-08-06</w:t>
             </w:r>
           </w:p>
         </w:tc>
@@ -4355,7 +4355,7 @@
                 <w:color w:val="1C3A36"/>
                 <w:sz w:val="14"/>
               </w:rPr>
-              <w:t>egy_cons_mt</w:t>
+              <w:t>domestic_share</w:t>
             </w:r>
           </w:p>
         </w:tc>
@@ -4372,7 +4372,7 @@
                 <w:color w:val="1C3A36"/>
                 <w:sz w:val="14"/>
               </w:rPr>
-              <w:t>54</w:t>
+              <w:t>0.88, 0.87, 0.86, 0.85, 0.84, 0.83</w:t>
             </w:r>
           </w:p>
         </w:tc>
@@ -4406,7 +4406,7 @@
                 <w:color w:val="1C3A36"/>
                 <w:sz w:val="14"/>
               </w:rPr>
-              <w:t>Egyptian domestic consumption 2025</w:t>
+              <w:t>Domestic share of despatches</w:t>
             </w:r>
           </w:p>
         </w:tc>
@@ -4423,7 +4423,7 @@
                 <w:color w:val="1C3A36"/>
                 <w:sz w:val="14"/>
               </w:rPr>
-              <w:t>2025-10-01</w:t>
+              <w:t>2026-01-01</w:t>
             </w:r>
           </w:p>
         </w:tc>
@@ -4459,7 +4459,7 @@
                 <w:color w:val="1C3A36"/>
                 <w:sz w:val="14"/>
               </w:rPr>
-              <w:t>egy_exports_mt</w:t>
+              <w:t>egy_capacity_mt</w:t>
             </w:r>
           </w:p>
         </w:tc>
@@ -4476,7 +4476,7 @@
                 <w:color w:val="1C3A36"/>
                 <w:sz w:val="14"/>
               </w:rPr>
-              <w:t>18.5</w:t>
+              <w:t>76</w:t>
             </w:r>
           </w:p>
         </w:tc>
@@ -4510,7 +4510,7 @@
                 <w:color w:val="1C3A36"/>
                 <w:sz w:val="14"/>
               </w:rPr>
-              <w:t>Egyptian cement and clinker exports 2025</w:t>
+              <w:t>Egyptian nameplate capacity</w:t>
             </w:r>
           </w:p>
         </w:tc>
@@ -4527,7 +4527,7 @@
                 <w:color w:val="1C3A36"/>
                 <w:sz w:val="14"/>
               </w:rPr>
-              <w:t>2026-01-01</w:t>
+              <w:t>2025-10-01</w:t>
             </w:r>
           </w:p>
         </w:tc>
@@ -4563,7 +4563,7 @@
                 <w:color w:val="1C3A36"/>
                 <w:sz w:val="14"/>
               </w:rPr>
-              <w:t>egy_prod_mt</w:t>
+              <w:t>egy_cons_mt</w:t>
             </w:r>
           </w:p>
         </w:tc>
@@ -4580,7 +4580,7 @@
                 <w:color w:val="1C3A36"/>
                 <w:sz w:val="14"/>
               </w:rPr>
-              <w:t>65</w:t>
+              <w:t>54</w:t>
             </w:r>
           </w:p>
         </w:tc>
@@ -4614,7 +4614,7 @@
                 <w:color w:val="1C3A36"/>
                 <w:sz w:val="14"/>
               </w:rPr>
-              <w:t>Egyptian cement production 2025</w:t>
+              <w:t>Egyptian domestic consumption 2025</w:t>
             </w:r>
           </w:p>
         </w:tc>
@@ -4631,7 +4631,7 @@
                 <w:color w:val="1C3A36"/>
                 <w:sz w:val="14"/>
               </w:rPr>
-              <w:t>2026-01-01</w:t>
+              <w:t>2025-10-01</w:t>
             </w:r>
           </w:p>
         </w:tc>
@@ -4667,7 +4667,7 @@
                 <w:color w:val="1C3A36"/>
                 <w:sz w:val="14"/>
               </w:rPr>
-              <w:t>egy_revival_mt</w:t>
+              <w:t>egy_exports_mt</w:t>
             </w:r>
           </w:p>
         </w:tc>
@@ -4684,7 +4684,7 @@
                 <w:color w:val="1C3A36"/>
                 <w:sz w:val="14"/>
               </w:rPr>
-              <w:t>12.6</w:t>
+              <w:t>18.5</w:t>
             </w:r>
           </w:p>
         </w:tc>
@@ -4718,7 +4718,7 @@
                 <w:color w:val="1C3A36"/>
                 <w:sz w:val="14"/>
               </w:rPr>
-              <w:t>Dormant capacity under revival from 2H-2026</w:t>
+              <w:t>Egyptian cement and clinker exports 2025</w:t>
             </w:r>
           </w:p>
         </w:tc>
@@ -4735,7 +4735,7 @@
                 <w:color w:val="1C3A36"/>
                 <w:sz w:val="14"/>
               </w:rPr>
-              <w:t>2025-10-01</w:t>
+              <w:t>2026-01-01</w:t>
             </w:r>
           </w:p>
         </w:tc>
@@ -4771,7 +4771,7 @@
                 <w:color w:val="1C3A36"/>
                 <w:sz w:val="14"/>
               </w:rPr>
-              <w:t>fuel_usd_gj</w:t>
+              <w:t>egy_prod_mt</w:t>
             </w:r>
           </w:p>
         </w:tc>
@@ -4788,7 +4788,7 @@
                 <w:color w:val="1C3A36"/>
                 <w:sz w:val="14"/>
               </w:rPr>
-              <w:t>4</w:t>
+              <w:t>65</w:t>
             </w:r>
           </w:p>
         </w:tc>
@@ -4822,7 +4822,7 @@
                 <w:color w:val="1C3A36"/>
                 <w:sz w:val="14"/>
               </w:rPr>
-              <w:t>Delivered solid fuel, petcoke/coal ~USD 128/t at ~32 GJ/t</w:t>
+              <w:t>Egyptian cement production 2025</w:t>
             </w:r>
           </w:p>
         </w:tc>
@@ -4839,7 +4839,7 @@
                 <w:color w:val="1C3A36"/>
                 <w:sz w:val="14"/>
               </w:rPr>
-              <w:t>2026-08-06</w:t>
+              <w:t>2026-01-01</w:t>
             </w:r>
           </w:p>
         </w:tc>
@@ -4875,7 +4875,7 @@
                 <w:color w:val="1C3A36"/>
                 <w:sz w:val="14"/>
               </w:rPr>
-              <w:t>packaging_egp_t</w:t>
+              <w:t>egy_revival_mt</w:t>
             </w:r>
           </w:p>
         </w:tc>
@@ -4892,7 +4892,7 @@
                 <w:color w:val="1C3A36"/>
                 <w:sz w:val="14"/>
               </w:rPr>
-              <w:t>55</w:t>
+              <w:t>12.6</w:t>
             </w:r>
           </w:p>
         </w:tc>
@@ -4926,7 +4926,7 @@
                 <w:color w:val="1C3A36"/>
                 <w:sz w:val="14"/>
               </w:rPr>
-              <w:t>Bag cost per tonne of bagged cement</w:t>
+              <w:t>Dormant capacity under revival from 2H-2026</w:t>
             </w:r>
           </w:p>
         </w:tc>
@@ -4943,7 +4943,7 @@
                 <w:color w:val="1C3A36"/>
                 <w:sz w:val="14"/>
               </w:rPr>
-              <w:t>2026-08-06</w:t>
+              <w:t>2025-10-01</w:t>
             </w:r>
           </w:p>
         </w:tc>
@@ -4979,7 +4979,7 @@
                 <w:color w:val="1C3A36"/>
                 <w:sz w:val="14"/>
               </w:rPr>
-              <w:t>peer_arcc_pat</w:t>
+              <w:t>fuel_usd_gj</w:t>
             </w:r>
           </w:p>
         </w:tc>
@@ -4996,7 +4996,7 @@
                 <w:color w:val="1C3A36"/>
                 <w:sz w:val="14"/>
               </w:rPr>
-              <w:t>3,600</w:t>
+              <w:t>4</w:t>
             </w:r>
           </w:p>
         </w:tc>
@@ -5030,7 +5030,7 @@
                 <w:color w:val="1C3A36"/>
                 <w:sz w:val="14"/>
               </w:rPr>
-              <w:t>Arabian Cement FY2025 consolidated profit</w:t>
+              <w:t>Delivered solid fuel, petcoke/coal ~USD 128/t at ~32 GJ/t</w:t>
             </w:r>
           </w:p>
         </w:tc>
@@ -5047,7 +5047,7 @@
                 <w:color w:val="1C3A36"/>
                 <w:sz w:val="14"/>
               </w:rPr>
-              <w:t>2026-03-01</w:t>
+              <w:t>2026-08-06</w:t>
             </w:r>
           </w:p>
         </w:tc>
@@ -5083,7 +5083,7 @@
                 <w:color w:val="1C3A36"/>
                 <w:sz w:val="14"/>
               </w:rPr>
-              <w:t>peer_mbsc_eps</w:t>
+              <w:t>packaging_egp_t</w:t>
             </w:r>
           </w:p>
         </w:tc>
@@ -5100,7 +5100,7 @@
                 <w:color w:val="1C3A36"/>
                 <w:sz w:val="14"/>
               </w:rPr>
-              <w:t>61.25</w:t>
+              <w:t>55</w:t>
             </w:r>
           </w:p>
         </w:tc>
@@ -5134,7 +5134,7 @@
                 <w:color w:val="1C3A36"/>
                 <w:sz w:val="14"/>
               </w:rPr>
-              <w:t>Misr Beni Suef FY2025 EPS</w:t>
+              <w:t>Bag cost per tonne of bagged cement</w:t>
             </w:r>
           </w:p>
         </w:tc>
@@ -5151,7 +5151,7 @@
                 <w:color w:val="1C3A36"/>
                 <w:sz w:val="14"/>
               </w:rPr>
-              <w:t>2026-03-01</w:t>
+              <w:t>2026-08-06</w:t>
             </w:r>
           </w:p>
         </w:tc>
@@ -5187,7 +5187,7 @@
                 <w:color w:val="1C3A36"/>
                 <w:sz w:val="14"/>
               </w:rPr>
-              <w:t>peer_mbsc_evebitda</w:t>
+              <w:t>peer_arcc_pat</w:t>
             </w:r>
           </w:p>
         </w:tc>
@@ -5204,7 +5204,7 @@
                 <w:color w:val="1C3A36"/>
                 <w:sz w:val="14"/>
               </w:rPr>
-              <w:t>5.03</w:t>
+              <w:t>3,600</w:t>
             </w:r>
           </w:p>
         </w:tc>
@@ -5238,7 +5238,7 @@
                 <w:color w:val="1C3A36"/>
                 <w:sz w:val="14"/>
               </w:rPr>
-              <w:t>Misr Beni Suef EV/EBITDA as quoted. Carried with a caution: no enterprise value, EBITDA or net-cash figure is published for it, and pairing it with the stated profit implies a 68% EBITDA margin, which no cement company earns</w:t>
+              <w:t>Arabian Cement FY2025 consolidated profit</w:t>
             </w:r>
           </w:p>
         </w:tc>
@@ -5255,7 +5255,7 @@
                 <w:color w:val="1C3A36"/>
                 <w:sz w:val="14"/>
               </w:rPr>
-              <w:t>2026-08-06</w:t>
+              <w:t>2026-03-01</w:t>
             </w:r>
           </w:p>
         </w:tc>
@@ -5291,7 +5291,7 @@
                 <w:color w:val="1C3A36"/>
                 <w:sz w:val="14"/>
               </w:rPr>
-              <w:t>peer_mbsc_mcap</w:t>
+              <w:t>peer_mbsc_eps</w:t>
             </w:r>
           </w:p>
         </w:tc>
@@ -5308,7 +5308,7 @@
                 <w:color w:val="1C3A36"/>
                 <w:sz w:val="14"/>
               </w:rPr>
-              <w:t>13,730</w:t>
+              <w:t>61.25</w:t>
             </w:r>
           </w:p>
         </w:tc>
@@ -5342,7 +5342,7 @@
                 <w:color w:val="1C3A36"/>
                 <w:sz w:val="14"/>
               </w:rPr>
-              <w:t>Misr Beni Suef market capitalisation</w:t>
+              <w:t>Misr Beni Suef FY2025 EPS</w:t>
             </w:r>
           </w:p>
         </w:tc>
@@ -5359,7 +5359,7 @@
                 <w:color w:val="1C3A36"/>
                 <w:sz w:val="14"/>
               </w:rPr>
-              <w:t>2026-08-06</w:t>
+              <w:t>2026-03-01</w:t>
             </w:r>
           </w:p>
         </w:tc>
@@ -5395,7 +5395,7 @@
                 <w:color w:val="1C3A36"/>
                 <w:sz w:val="14"/>
               </w:rPr>
-              <w:t>peer_mbsc_pat</w:t>
+              <w:t>peer_mbsc_evebitda</w:t>
             </w:r>
           </w:p>
         </w:tc>
@@ -5412,7 +5412,7 @@
                 <w:color w:val="1C3A36"/>
                 <w:sz w:val="14"/>
               </w:rPr>
-              <w:t>3,946</w:t>
+              <w:t>5.03</w:t>
             </w:r>
           </w:p>
         </w:tc>
@@ -5446,7 +5446,7 @@
                 <w:color w:val="1C3A36"/>
                 <w:sz w:val="14"/>
               </w:rPr>
-              <w:t>Misr Beni Suef FY2025 attributable profit</w:t>
+              <w:t>Misr Beni Suef EV/EBITDA as quoted. Carried with a caution: no enterprise value, EBITDA or net-cash figure is published for it, and pairing it with the stated profit implies a 68% EBITDA margin, which no cement company earns</w:t>
             </w:r>
           </w:p>
         </w:tc>
@@ -5463,7 +5463,7 @@
                 <w:color w:val="1C3A36"/>
                 <w:sz w:val="14"/>
               </w:rPr>
-              <w:t>2026-03-01</w:t>
+              <w:t>2026-08-06</w:t>
             </w:r>
           </w:p>
         </w:tc>
@@ -5499,7 +5499,7 @@
                 <w:color w:val="1C3A36"/>
                 <w:sz w:val="14"/>
               </w:rPr>
-              <w:t>peer_mbsc_pe</w:t>
+              <w:t>peer_mbsc_mcap</w:t>
             </w:r>
           </w:p>
         </w:tc>
@@ -5516,7 +5516,7 @@
                 <w:color w:val="1C3A36"/>
                 <w:sz w:val="14"/>
               </w:rPr>
-              <w:t>3.48</w:t>
+              <w:t>13,730</w:t>
             </w:r>
           </w:p>
         </w:tc>
@@ -5550,7 +5550,7 @@
                 <w:color w:val="1C3A36"/>
                 <w:sz w:val="14"/>
               </w:rPr>
-              <w:t>Misr Beni Suef trailing price/earnings RECOMPUTED as market capitalisation over attributable profit. The 6.44x printed by data providers cannot be reconciled with the market capitalisation printed beside it — 6.44 x 3,946 = 25,412 against a stated 13,730</w:t>
+              <w:t>Misr Beni Suef market capitalisation</w:t>
             </w:r>
           </w:p>
         </w:tc>
@@ -5603,7 +5603,7 @@
                 <w:color w:val="1C3A36"/>
                 <w:sz w:val="14"/>
               </w:rPr>
-              <w:t>peer_mbsc_rev</w:t>
+              <w:t>peer_mbsc_pat</w:t>
             </w:r>
           </w:p>
         </w:tc>
@@ -5620,7 +5620,7 @@
                 <w:color w:val="1C3A36"/>
                 <w:sz w:val="14"/>
               </w:rPr>
-              <w:t>5,700</w:t>
+              <w:t>3,946</w:t>
             </w:r>
           </w:p>
         </w:tc>
@@ -5654,7 +5654,7 @@
                 <w:color w:val="1C3A36"/>
                 <w:sz w:val="14"/>
               </w:rPr>
-              <w:t>Misr Beni Suef FY2025 net sales</w:t>
+              <w:t>Misr Beni Suef FY2025 attributable profit</w:t>
             </w:r>
           </w:p>
         </w:tc>
@@ -5707,7 +5707,7 @@
                 <w:color w:val="1C3A36"/>
                 <w:sz w:val="14"/>
               </w:rPr>
-              <w:t>power_kwh_t_cement</w:t>
+              <w:t>peer_mbsc_pe</w:t>
             </w:r>
           </w:p>
         </w:tc>
@@ -5724,7 +5724,7 @@
                 <w:color w:val="1C3A36"/>
                 <w:sz w:val="14"/>
               </w:rPr>
-              <w:t>100</w:t>
+              <w:t>3.48</w:t>
             </w:r>
           </w:p>
         </w:tc>
@@ -5758,7 +5758,7 @@
                 <w:color w:val="1C3A36"/>
                 <w:sz w:val="14"/>
               </w:rPr>
-              <w:t>Specific electrical energy, 90-110 kWh/t cement</w:t>
+              <w:t>Misr Beni Suef trailing price/earnings RECOMPUTED as market capitalisation over attributable profit. The 6.44x printed by data providers cannot be reconciled with the market capitalisation printed beside it — 6.44 x 3,946 = 25,412 against a stated 13,730</w:t>
             </w:r>
           </w:p>
         </w:tc>
@@ -5811,7 +5811,7 @@
                 <w:color w:val="1C3A36"/>
                 <w:sz w:val="14"/>
               </w:rPr>
-              <w:t>price_exp_usd_t</w:t>
+              <w:t>peer_mbsc_rev</w:t>
             </w:r>
           </w:p>
         </w:tc>
@@ -5828,7 +5828,7 @@
                 <w:color w:val="1C3A36"/>
                 <w:sz w:val="14"/>
               </w:rPr>
-              <w:t>48, 47, 46, 45.5, 45, 45</w:t>
+              <w:t>5,700</w:t>
             </w:r>
           </w:p>
         </w:tc>
@@ -5862,7 +5862,7 @@
                 <w:color w:val="1C3A36"/>
                 <w:sz w:val="14"/>
               </w:rPr>
-              <w:t>Export FOB per tonne, declining because the EU carbon border mechanism raises the landed cost of Egyptian cement into Europe from 2026</w:t>
+              <w:t>Misr Beni Suef FY2025 net sales</w:t>
             </w:r>
           </w:p>
         </w:tc>
@@ -5879,7 +5879,7 @@
                 <w:color w:val="1C3A36"/>
                 <w:sz w:val="14"/>
               </w:rPr>
-              <w:t>2026-01-01</w:t>
+              <w:t>2026-03-01</w:t>
             </w:r>
           </w:p>
         </w:tc>
@@ -5915,7 +5915,7 @@
                 <w:color w:val="1C3A36"/>
                 <w:sz w:val="14"/>
               </w:rPr>
-              <w:t>rawmat_egp_t</w:t>
+              <w:t>power_kwh_t_cement</w:t>
             </w:r>
           </w:p>
         </w:tc>
@@ -5932,7 +5932,7 @@
                 <w:color w:val="1C3A36"/>
                 <w:sz w:val="14"/>
               </w:rPr>
-              <w:t>190</w:t>
+              <w:t>100</w:t>
             </w:r>
           </w:p>
         </w:tc>
@@ -5966,7 +5966,7 @@
                 <w:color w:val="1C3A36"/>
                 <w:sz w:val="14"/>
               </w:rPr>
-              <w:t>Quarrying, raw meal and additives per tonne of cement</w:t>
+              <w:t>Specific electrical energy, 90-110 kWh/t cement</w:t>
             </w:r>
           </w:p>
         </w:tc>
@@ -6019,7 +6019,7 @@
                 <w:color w:val="1C3A36"/>
                 <w:sz w:val="14"/>
               </w:rPr>
-              <w:t>repl_usd_t</w:t>
+              <w:t>price_exp_usd_t</w:t>
             </w:r>
           </w:p>
         </w:tc>
@@ -6036,7 +6036,7 @@
                 <w:color w:val="1C3A36"/>
                 <w:sz w:val="14"/>
               </w:rPr>
-              <w:t>130</w:t>
+              <w:t>48, 47, 46, 45.5, 45, 45</w:t>
             </w:r>
           </w:p>
         </w:tc>
@@ -6070,7 +6070,7 @@
                 <w:color w:val="1C3A36"/>
                 <w:sz w:val="14"/>
               </w:rPr>
-              <w:t>Replacement cost per annual tonne of CEMENT capacity, USD 120-150 band</w:t>
+              <w:t>Export FOB per tonne, declining because the EU carbon border mechanism raises the landed cost of Egyptian cement into Europe from 2026</w:t>
             </w:r>
           </w:p>
         </w:tc>
@@ -6087,7 +6087,7 @@
                 <w:color w:val="1C3A36"/>
                 <w:sz w:val="14"/>
               </w:rPr>
-              <w:t>2026-08-06</w:t>
+              <w:t>2026-01-01</w:t>
             </w:r>
           </w:p>
         </w:tc>
@@ -6123,7 +6123,7 @@
                 <w:color w:val="1C3A36"/>
                 <w:sz w:val="14"/>
               </w:rPr>
-              <w:t>thermal_gj_t_clinker</w:t>
+              <w:t>rawmat_egp_t</w:t>
             </w:r>
           </w:p>
         </w:tc>
@@ -6140,7 +6140,7 @@
                 <w:color w:val="1C3A36"/>
                 <w:sz w:val="14"/>
               </w:rPr>
-              <w:t>3.4</w:t>
+              <w:t>190</w:t>
             </w:r>
           </w:p>
         </w:tc>
@@ -6174,7 +6174,7 @@
                 <w:color w:val="1C3A36"/>
                 <w:sz w:val="14"/>
               </w:rPr>
-              <w:t>Specific thermal energy, 3.2-3.6 GJ/t clinker for a dry preheater/precalciner kiln</w:t>
+              <w:t>Quarrying, raw meal and additives per tonne of cement</w:t>
             </w:r>
           </w:p>
         </w:tc>
@@ -6227,7 +6227,7 @@
                 <w:color w:val="1C3A36"/>
                 <w:sz w:val="14"/>
               </w:rPr>
-              <w:t>cost_infl</w:t>
+              <w:t>repl_usd_t</w:t>
             </w:r>
           </w:p>
         </w:tc>
@@ -6244,7 +6244,7 @@
                 <w:color w:val="1C3A36"/>
                 <w:sz w:val="14"/>
               </w:rPr>
-              <w:t>1, 1.16, 1.299, 1.416, 1.522, 1.629</w:t>
+              <w:t>130</w:t>
             </w:r>
           </w:p>
         </w:tc>
@@ -6261,7 +6261,7 @@
                 <w:color w:val="1C3A36"/>
                 <w:sz w:val="14"/>
               </w:rPr>
-              <w:t>Country</w:t>
+              <w:t>Industry</w:t>
             </w:r>
           </w:p>
         </w:tc>
@@ -6278,7 +6278,7 @@
                 <w:color w:val="1C3A36"/>
                 <w:sz w:val="14"/>
               </w:rPr>
-              <w:t>Cumulative local cost inflation index on the EGP cost lines, compounded from the HOUSE calendar ladder — 16.0/12.0/9.0/7.5/7.0 per cent for 2026-2030, sourced to the Central Bank of Egypt's own baseline and its published glide to the target band. Revision 3 typed 14.0/11.0/7.9/6.2/5.5, roughly two points a year below the house path, and no source in this study supported the gap</w:t>
+              <w:t>Replacement cost per annual tonne of CEMENT capacity, USD 120-150 band</w:t>
             </w:r>
           </w:p>
         </w:tc>
@@ -6295,7 +6295,7 @@
                 <w:color w:val="1C3A36"/>
                 <w:sz w:val="14"/>
               </w:rPr>
-              <w:t>2026-09-02</w:t>
+              <w:t>2026-08-06</w:t>
             </w:r>
           </w:p>
         </w:tc>
@@ -6331,7 +6331,7 @@
                 <w:color w:val="1C3A36"/>
                 <w:sz w:val="14"/>
               </w:rPr>
-              <w:t>egp_per_eur_aug24</w:t>
+              <w:t>thermal_gj_t_clinker</w:t>
             </w:r>
           </w:p>
         </w:tc>
@@ -6348,7 +6348,7 @@
                 <w:color w:val="1C3A36"/>
                 <w:sz w:val="14"/>
               </w:rPr>
-              <w:t>53.4</w:t>
+              <w:t>3.4</w:t>
             </w:r>
           </w:p>
         </w:tc>
@@ -6365,7 +6365,7 @@
                 <w:color w:val="1C3A36"/>
                 <w:sz w:val="14"/>
               </w:rPr>
-              <w:t>Country</w:t>
+              <w:t>Industry</w:t>
             </w:r>
           </w:p>
         </w:tc>
@@ -6382,7 +6382,7 @@
                 <w:color w:val="1C3A36"/>
                 <w:sz w:val="14"/>
               </w:rPr>
-              <w:t>EGP per EUR at completion</w:t>
+              <w:t>Specific thermal energy, 3.2-3.6 GJ/t clinker for a dry preheater/precalciner kiln</w:t>
             </w:r>
           </w:p>
         </w:tc>
@@ -6399,7 +6399,7 @@
                 <w:color w:val="1C3A36"/>
                 <w:sz w:val="14"/>
               </w:rPr>
-              <w:t>2024-08-13</w:t>
+              <w:t>2026-08-06</w:t>
             </w:r>
           </w:p>
         </w:tc>
@@ -6435,7 +6435,7 @@
                 <w:color w:val="1C3A36"/>
                 <w:sz w:val="14"/>
               </w:rPr>
-              <w:t>erp_cds</w:t>
+              <w:t>cost_infl</w:t>
             </w:r>
           </w:p>
         </w:tc>
@@ -6452,7 +6452,7 @@
                 <w:color w:val="1C3A36"/>
                 <w:sz w:val="14"/>
               </w:rPr>
-              <w:t>0.0941</w:t>
+              <w:t>1, 1.16, 1.299, 1.416, 1.522, 1.629</w:t>
             </w:r>
           </w:p>
         </w:tc>
@@ -6486,7 +6486,7 @@
                 <w:color w:val="1C3A36"/>
                 <w:sz w:val="14"/>
               </w:rPr>
-              <w:t>Damodaran Egypt, CDS-BASED, January-2026: mature-market 4.23% + 3.40% x (9.71/6.37) = 9.4127%. Revision 1 cited 'Damodaran, Egypt row' without naming the variant; a checker following that citation lands on the rating-based 13.94%</w:t>
+              <w:t>Cumulative local cost inflation index on the EGP cost lines, compounded from the HOUSE calendar ladder — 16.0/12.0/9.0/7.5/7.0 per cent for 2026-2030, sourced to the Central Bank of Egypt's own baseline and its published glide to the target band. Revision 3 typed 14.0/11.0/7.9/6.2/5.5, roughly two points a year below the house path, and no source in this study supported the gap</w:t>
             </w:r>
           </w:p>
         </w:tc>
@@ -6503,7 +6503,7 @@
                 <w:color w:val="1C3A36"/>
                 <w:sz w:val="14"/>
               </w:rPr>
-              <w:t>2026-01-05</w:t>
+              <w:t>2026-09-02</w:t>
             </w:r>
           </w:p>
         </w:tc>
@@ -6539,7 +6539,7 @@
                 <w:color w:val="1C3A36"/>
                 <w:sz w:val="14"/>
               </w:rPr>
-              <w:t>erp_rating</w:t>
+              <w:t>egp_per_eur_aug24</w:t>
             </w:r>
           </w:p>
         </w:tc>
@@ -6556,7 +6556,7 @@
                 <w:color w:val="1C3A36"/>
                 <w:sz w:val="14"/>
               </w:rPr>
-              <w:t>0.1394</w:t>
+              <w:t>53.4</w:t>
             </w:r>
           </w:p>
         </w:tc>
@@ -6590,7 +6590,7 @@
                 <w:color w:val="1C3A36"/>
                 <w:sz w:val="14"/>
               </w:rPr>
-              <w:t>Damodaran Egypt, RATING-BASED, January-2026. The alternative premium basis, published beside the adopted CDS one under. Revision 1 cited 'Damodaran, Egypt row' without naming the variant, and a checker following that citation lands here rather than on the 9.41% actually used</w:t>
+              <w:t>EGP per EUR at completion</w:t>
             </w:r>
           </w:p>
         </w:tc>
@@ -6607,7 +6607,7 @@
                 <w:color w:val="1C3A36"/>
                 <w:sz w:val="14"/>
               </w:rPr>
-              <w:t>2026-01-05</w:t>
+              <w:t>2024-08-13</w:t>
             </w:r>
           </w:p>
         </w:tc>
@@ -6643,7 +6643,7 @@
                 <w:color w:val="1C3A36"/>
                 <w:sz w:val="14"/>
               </w:rPr>
-              <w:t>fx</w:t>
+              <w:t>erp_cds</w:t>
             </w:r>
           </w:p>
         </w:tc>
@@ -6660,7 +6660,7 @@
                 <w:color w:val="1C3A36"/>
                 <w:sz w:val="14"/>
               </w:rPr>
-              <w:t>50.25</w:t>
+              <w:t>0.0941</w:t>
             </w:r>
           </w:p>
         </w:tc>
@@ -6694,7 +6694,7 @@
                 <w:color w:val="1C3A36"/>
                 <w:sz w:val="14"/>
               </w:rPr>
-              <w:t>USD/EGP spot, from the house macro path and not from this study. Revision 3 carried 49.80 for the 6-August-2026 quote and the house path carries 50.25 for the SAME quote on the same date — two numbers for one fact, which is the defect that rule was adopted on. The house figure governs</w:t>
+              <w:t>Damodaran Egypt, CDS-BASED, January-2026: mature-market 4.23% + 3.40% x (9.71/6.37) = 9.4127%. Revision 1 cited 'Damodaran, Egypt row' without naming the variant; a checker following that citation lands on the rating-based 13.94%</w:t>
             </w:r>
           </w:p>
         </w:tc>
@@ -6711,7 +6711,7 @@
                 <w:color w:val="1C3A36"/>
                 <w:sz w:val="14"/>
               </w:rPr>
-              <w:t>2026-08-06</w:t>
+              <w:t>2026-01-05</w:t>
             </w:r>
           </w:p>
         </w:tc>
@@ -6747,7 +6747,7 @@
                 <w:color w:val="1C3A36"/>
                 <w:sz w:val="14"/>
               </w:rPr>
-              <w:t>fx_path</w:t>
+              <w:t>erp_rating</w:t>
             </w:r>
           </w:p>
         </w:tc>
@@ -6764,7 +6764,7 @@
                 <w:color w:val="1C3A36"/>
                 <w:sz w:val="14"/>
               </w:rPr>
-              <w:t>50.25, 55.11, 60.22, 64.04, 67.17, 70.11</w:t>
+              <w:t>0.1394</w:t>
             </w:r>
           </w:p>
         </w:tc>
@@ -6798,7 +6798,7 @@
                 <w:color w:val="1C3A36"/>
                 <w:sz w:val="14"/>
               </w:rPr>
-              <w:t>USD/EGP path, the HOUSE derived purchasing-power path — relative PPP on the house inflation ladder against long-run United States inflation, read from this house's own committed record and not computed here. Revision 3 derived the same identity from THIS STUDY's own ladder, which was two points a year below the house one, so the pound slid more slowly than the house path says it does: one economy cannot have two inflations, and the currency is where that shows. Raises the EGP cost of imported fuel AND the EGP value of export revenue</w:t>
+              <w:t>Damodaran Egypt, RATING-BASED, January-2026. The alternative premium basis, published beside the adopted CDS one under. Revision 1 cited 'Damodaran, Egypt row' without naming the variant, and a checker following that citation lands here rather than on the 9.41% actually used</w:t>
             </w:r>
           </w:p>
         </w:tc>
@@ -6815,7 +6815,7 @@
                 <w:color w:val="1C3A36"/>
                 <w:sz w:val="14"/>
               </w:rPr>
-              <w:t>2026-09-02</w:t>
+              <w:t>2026-01-05</w:t>
             </w:r>
           </w:p>
         </w:tc>
@@ -6851,7 +6851,7 @@
                 <w:color w:val="1C3A36"/>
                 <w:sz w:val="14"/>
               </w:rPr>
-              <w:t>g_term</w:t>
+              <w:t>fx</w:t>
             </w:r>
           </w:p>
         </w:tc>
@@ -6868,7 +6868,7 @@
                 <w:color w:val="1C3A36"/>
                 <w:sz w:val="14"/>
               </w:rPr>
-              <w:t>0.07</w:t>
+              <w:t>50.25</w:t>
             </w:r>
           </w:p>
         </w:tc>
@@ -6902,7 +6902,7 @@
                 <w:color w:val="1C3A36"/>
                 <w:sz w:val="14"/>
               </w:rPr>
-              <w:t>Terminal growth, DERIVED as the house terminal inflation of 7.0% plus a STATED real growth of ZERO. Revision 3 held 5% against a terminal risk-free rate of 12.5% built on that same 7% inflation — a perpetual REAL DECLINE of about two points a year that nothing in the study disclosed and nothing supports. Real decline in perpetuity stays permitted and must be written down as the real number it is; this study assumes none</w:t>
+              <w:t>USD/EGP spot, from the house macro path and not from this study. Revision 3 carried 49.80 for the 6-August-2026 quote and the house path carries 50.25 for the SAME quote on the same date — two numbers for one fact, which is the defect that rule was adopted on. The house figure governs</w:t>
             </w:r>
           </w:p>
         </w:tc>
@@ -6919,7 +6919,7 @@
                 <w:color w:val="1C3A36"/>
                 <w:sz w:val="14"/>
               </w:rPr>
-              <w:t>2026-09-02</w:t>
+              <w:t>2026-08-06</w:t>
             </w:r>
           </w:p>
         </w:tc>
@@ -6955,7 +6955,7 @@
                 <w:color w:val="1C3A36"/>
                 <w:sz w:val="14"/>
               </w:rPr>
-              <w:t>power_tariff</w:t>
+              <w:t>fx_path</w:t>
             </w:r>
           </w:p>
         </w:tc>
@@ -6972,7 +6972,7 @@
                 <w:color w:val="1C3A36"/>
                 <w:sz w:val="14"/>
               </w:rPr>
-              <w:t>2.6</w:t>
+              <w:t>50.25, 55.11, 60.22, 64.04, 67.17, 70.11</w:t>
             </w:r>
           </w:p>
         </w:tc>
@@ -7006,7 +7006,7 @@
                 <w:color w:val="1C3A36"/>
                 <w:sz w:val="14"/>
               </w:rPr>
-              <w:t>Egyptian industrial electricity tariff after subsidy reform</w:t>
+              <w:t>USD/EGP path, the HOUSE derived purchasing-power path — relative PPP on the house inflation ladder against long-run United States inflation, read from this house's own committed record and not computed here. Revision 3 derived the same identity from THIS STUDY's own ladder, which was two points a year below the house one, so the pound slid more slowly than the house path says it does: one economy cannot have two inflations, and the currency is where that shows. Raises the EGP cost of imported fuel AND the EGP value of export revenue</w:t>
             </w:r>
           </w:p>
         </w:tc>
@@ -7023,7 +7023,7 @@
                 <w:color w:val="1C3A36"/>
                 <w:sz w:val="14"/>
               </w:rPr>
-              <w:t>2026-08-06</w:t>
+              <w:t>2026-09-02</w:t>
             </w:r>
           </w:p>
         </w:tc>
@@ -7059,7 +7059,7 @@
                 <w:color w:val="1C3A36"/>
                 <w:sz w:val="14"/>
               </w:rPr>
-              <w:t>rf</w:t>
+              <w:t>g_term</w:t>
             </w:r>
           </w:p>
         </w:tc>
@@ -7076,7 +7076,7 @@
                 <w:color w:val="1C3A36"/>
                 <w:sz w:val="14"/>
               </w:rPr>
-              <w:t>0.23</w:t>
+              <w:t>0.07</w:t>
             </w:r>
           </w:p>
         </w:tc>
@@ -7110,7 +7110,7 @@
                 <w:color w:val="1C3A36"/>
                 <w:sz w:val="14"/>
               </w:rPr>
-              <w:t>Egypt 10-year local-currency government yield, from the HOUSE macro path and not from this study. Revision 3 carried 22.31% at a 21-July quote while the house path carries 23.00% at 6-August: one sovereign, one yield, and the later quote is the right one for a study struck in September. THE QUOTE IS OLDER THAN THE 14-DAY BOUND and is accepted deliberately with its age disclosed in the cost-of-capital record, rather than used quietly</w:t>
+              <w:t>Terminal growth, DERIVED as the house terminal inflation of 7.0% plus a STATED real growth of ZERO. Revision 3 held 5% against a terminal risk-free rate of 12.5% built on that same 7% inflation — a perpetual REAL DECLINE of about two points a year that nothing in the study disclosed and nothing supports. Real decline in perpetuity stays permitted and must be written down as the real number it is; this study assumes none</w:t>
             </w:r>
           </w:p>
         </w:tc>
@@ -7127,7 +7127,7 @@
                 <w:color w:val="1C3A36"/>
                 <w:sz w:val="14"/>
               </w:rPr>
-              <w:t>2026-08-06</w:t>
+              <w:t>2026-09-02</w:t>
             </w:r>
           </w:p>
         </w:tc>
@@ -7163,7 +7163,7 @@
                 <w:color w:val="1C3A36"/>
                 <w:sz w:val="14"/>
               </w:rPr>
-              <w:t>sov_spread_cds</w:t>
+              <w:t>power_tariff</w:t>
             </w:r>
           </w:p>
         </w:tc>
@@ -7180,7 +7180,7 @@
                 <w:color w:val="1C3A36"/>
                 <w:sz w:val="14"/>
               </w:rPr>
-              <w:t>0.034</w:t>
+              <w:t>2.6</w:t>
             </w:r>
           </w:p>
         </w:tc>
@@ -7214,7 +7214,7 @@
                 <w:color w:val="1C3A36"/>
                 <w:sz w:val="14"/>
               </w:rPr>
-              <w:t>Egypt CDS-implied sovereign default spread, Damodaran January-2026, CDS column. NETTED OUT of the local risk-free rate so sovereign default risk is not charged twice. One reviewer called this a manipulation; two others cleared it explicitly, and it is Damodaran's own construction — the country premium in the ERP is DERIVED from this same spread</w:t>
+              <w:t>Egyptian industrial electricity tariff after subsidy reform</w:t>
             </w:r>
           </w:p>
         </w:tc>
@@ -7231,7 +7231,7 @@
                 <w:color w:val="1C3A36"/>
                 <w:sz w:val="14"/>
               </w:rPr>
-              <w:t>2026-01-05</w:t>
+              <w:t>2026-08-06</w:t>
             </w:r>
           </w:p>
         </w:tc>
@@ -7267,7 +7267,7 @@
                 <w:color w:val="1C3A36"/>
                 <w:sz w:val="14"/>
               </w:rPr>
-              <w:t>sov_spread_rating</w:t>
+              <w:t>rf</w:t>
             </w:r>
           </w:p>
         </w:tc>
@@ -7284,7 +7284,7 @@
                 <w:color w:val="1C3A36"/>
                 <w:sz w:val="14"/>
               </w:rPr>
-              <w:t>0.0637</w:t>
+              <w:t>0.23</w:t>
             </w:r>
           </w:p>
         </w:tc>
@@ -7318,7 +7318,7 @@
                 <w:color w:val="1C3A36"/>
                 <w:sz w:val="14"/>
               </w:rPr>
-              <w:t>Egypt RATING-implied sovereign default spread, Damodaran January-2026, rating column. Published as the alternative basis to the adopted CDS one, never mixed with it: the spread netted out of the risk-free rate and the spread added back through the premium must be the SAME basis or the sovereign is counted one and a half times</w:t>
+              <w:t>Egypt 10-year local-currency government yield, from the HOUSE macro path and not from this study. Revision 3 carried 22.31% at a 21-July quote while the house path carries 23.00% at 6-August: one sovereign, one yield, and the later quote is the right one for a study struck in September. THE QUOTE IS OLDER THAN THE 14-DAY BOUND and is accepted deliberately with its age disclosed in the cost-of-capital record, rather than used quietly</w:t>
             </w:r>
           </w:p>
         </w:tc>
@@ -7335,7 +7335,7 @@
                 <w:color w:val="1C3A36"/>
                 <w:sz w:val="14"/>
               </w:rPr>
-              <w:t>2026-01-05</w:t>
+              <w:t>2026-08-06</w:t>
             </w:r>
           </w:p>
         </w:tc>
@@ -7371,7 +7371,7 @@
                 <w:color w:val="1C3A36"/>
                 <w:sz w:val="14"/>
               </w:rPr>
-              <w:t>tax_stat</w:t>
+              <w:t>sov_spread_cds</w:t>
             </w:r>
           </w:p>
         </w:tc>
@@ -7388,7 +7388,7 @@
                 <w:color w:val="1C3A36"/>
                 <w:sz w:val="14"/>
               </w:rPr>
-              <w:t>0.225</w:t>
+              <w:t>0.034</w:t>
             </w:r>
           </w:p>
         </w:tc>
@@ -7422,7 +7422,7 @@
                 <w:color w:val="1C3A36"/>
                 <w:sz w:val="14"/>
               </w:rPr>
-              <w:t>Egypt statutory corporate income tax</w:t>
+              <w:t>Egypt CDS-implied sovereign default spread, Damodaran January-2026, CDS column. NETTED OUT of the local risk-free rate so sovereign default risk is not charged twice. One reviewer called this a manipulation; two others cleared it explicitly, and it is Damodaran's own construction — the country premium in the ERP is DERIVED from this same spread</w:t>
             </w:r>
           </w:p>
         </w:tc>
@@ -7439,7 +7439,7 @@
                 <w:color w:val="1C3A36"/>
                 <w:sz w:val="14"/>
               </w:rPr>
-              <w:t>2026</w:t>
+              <w:t>2026-01-05</w:t>
             </w:r>
           </w:p>
         </w:tc>
@@ -7475,7 +7475,7 @@
                 <w:color w:val="1C3A36"/>
                 <w:sz w:val="14"/>
               </w:rPr>
-              <w:t>beta</w:t>
+              <w:t>sov_spread_rating</w:t>
             </w:r>
           </w:p>
         </w:tc>
@@ -7492,7 +7492,7 @@
                 <w:color w:val="1C3A36"/>
                 <w:sz w:val="14"/>
               </w:rPr>
-              <w:t>1</w:t>
+              <w:t>0.0637</w:t>
             </w:r>
           </w:p>
         </w:tc>
@@ -7509,7 +7509,7 @@
                 <w:color w:val="1C3A36"/>
                 <w:sz w:val="14"/>
               </w:rPr>
-              <w:t>House</w:t>
+              <w:t>Country</w:t>
             </w:r>
           </w:p>
         </w:tc>
@@ -7526,7 +7526,7 @@
                 <w:color w:val="1C3A36"/>
                 <w:sz w:val="14"/>
               </w:rPr>
-              <w:t>Adopted beta. The own-stock regression FAILS the usability gate (R-squared 0.038 against a 0.05 floor) though n=256 and SE 0.153 both pass. The lead-lag corrected estimate is 0.837 and its 90% interval contains 1.00. Rounding up to 1.00 COSTS 1.84% of the central; that price is now stated rather than left implicit</w:t>
+              <w:t>Egypt RATING-implied sovereign default spread, Damodaran January-2026, rating column. Published as the alternative basis to the adopted CDS one, never mixed with it: the spread netted out of the risk-free rate and the spread added back through the premium must be the SAME basis or the sovereign is counted one and a half times</w:t>
             </w:r>
           </w:p>
         </w:tc>
@@ -7543,7 +7543,7 @@
                 <w:color w:val="1C3A36"/>
                 <w:sz w:val="14"/>
               </w:rPr>
-              <w:t>2026-08-06</w:t>
+              <w:t>2026-01-05</w:t>
             </w:r>
           </w:p>
         </w:tc>
@@ -7579,7 +7579,7 @@
                 <w:color w:val="1C3A36"/>
                 <w:sz w:val="14"/>
               </w:rPr>
-              <w:t>capex_pct</w:t>
+              <w:t>tax_stat</w:t>
             </w:r>
           </w:p>
         </w:tc>
@@ -7596,7 +7596,7 @@
                 <w:color w:val="1C3A36"/>
                 <w:sz w:val="14"/>
               </w:rPr>
-              <w:t>0.05, 0.048, 0.047, 0.046, 0.045</w:t>
+              <w:t>0.225</w:t>
             </w:r>
           </w:p>
         </w:tc>
@@ -7613,7 +7613,7 @@
                 <w:color w:val="1C3A36"/>
                 <w:sz w:val="14"/>
               </w:rPr>
-              <w:t>House</w:t>
+              <w:t>Country</w:t>
             </w:r>
           </w:p>
         </w:tc>
@@ -7630,7 +7630,7 @@
                 <w:color w:val="1C3A36"/>
                 <w:sz w:val="14"/>
               </w:rPr>
-              <w:t>Capex as a share of revenue. No capital-expenditure disclosure is obtainable</w:t>
+              <w:t>Egypt statutory corporate income tax</w:t>
             </w:r>
           </w:p>
         </w:tc>
@@ -7647,7 +7647,7 @@
                 <w:color w:val="1C3A36"/>
                 <w:sz w:val="14"/>
               </w:rPr>
-              <w:t>2026-08-06</w:t>
+              <w:t>2026</w:t>
             </w:r>
           </w:p>
         </w:tc>
@@ -7683,7 +7683,7 @@
                 <w:color w:val="1C3A36"/>
                 <w:sz w:val="14"/>
               </w:rPr>
-              <w:t>cash_growth_fy25</w:t>
+              <w:t>beta</w:t>
             </w:r>
           </w:p>
         </w:tc>
@@ -7734,7 +7734,7 @@
                 <w:color w:val="1C3A36"/>
                 <w:sz w:val="14"/>
               </w:rPr>
-              <w:t>RETIRED in revision 2 — cash is now the reported balance, not a rolled derivation. Kept at 1.0 so nothing scales it</w:t>
+              <w:t>Adopted beta. The own-stock regression FAILS the usability gate (R-squared 0.038 against a 0.05 floor) though n=256 and SE 0.153 both pass. The lead-lag corrected estimate is 0.837 and its 90% interval contains 1.00. Rounding up to 1.00 COSTS 1.84% of the central; that price is now stated rather than left implicit</w:t>
             </w:r>
           </w:p>
         </w:tc>
@@ -7787,7 +7787,7 @@
                 <w:color w:val="1C3A36"/>
                 <w:sz w:val="14"/>
               </w:rPr>
-              <w:t>cash_yield</w:t>
+              <w:t>capex_pct</w:t>
             </w:r>
           </w:p>
         </w:tc>
@@ -7804,7 +7804,7 @@
                 <w:color w:val="1C3A36"/>
                 <w:sz w:val="14"/>
               </w:rPr>
-              <w:t>0.19, 0.17, 0.15, 0.135, 0.125</w:t>
+              <w:t>0.05, 0.048, 0.047, 0.046, 0.045</w:t>
             </w:r>
           </w:p>
         </w:tc>
@@ -7838,7 +7838,7 @@
                 <w:color w:val="1C3A36"/>
                 <w:sz w:val="14"/>
               </w:rPr>
-              <w:t>Yield earned on cash</w:t>
+              <w:t>Capex as a share of revenue. No capital-expenditure disclosure is obtainable</w:t>
             </w:r>
           </w:p>
         </w:tc>
@@ -7891,7 +7891,7 @@
                 <w:color w:val="1C3A36"/>
                 <w:sz w:val="14"/>
               </w:rPr>
-              <w:t>cash_yield_fy25</w:t>
+              <w:t>cash_growth_fy25</w:t>
             </w:r>
           </w:p>
         </w:tc>
@@ -7908,7 +7908,7 @@
                 <w:color w:val="1C3A36"/>
                 <w:sz w:val="14"/>
               </w:rPr>
-              <w:t>0.21</w:t>
+              <w:t>1</w:t>
             </w:r>
           </w:p>
         </w:tc>
@@ -7942,7 +7942,7 @@
                 <w:color w:val="1C3A36"/>
                 <w:sz w:val="14"/>
               </w:rPr>
-              <w:t>Yield earned on cash through FY2025</w:t>
+              <w:t>RETIRED in revision 2 — cash is now the reported balance, not a rolled derivation. Kept at 1.0 so nothing scales it</w:t>
             </w:r>
           </w:p>
         </w:tc>
@@ -7995,7 +7995,7 @@
                 <w:color w:val="1C3A36"/>
                 <w:sz w:val="14"/>
               </w:rPr>
-              <w:t>distribution_egp_t</w:t>
+              <w:t>cash_yield</w:t>
             </w:r>
           </w:p>
         </w:tc>
@@ -8012,7 +8012,7 @@
                 <w:color w:val="1C3A36"/>
                 <w:sz w:val="14"/>
               </w:rPr>
-              <w:t>250</w:t>
+              <w:t>0.19, 0.17, 0.15, 0.135, 0.125</w:t>
             </w:r>
           </w:p>
         </w:tc>
@@ -8046,7 +8046,7 @@
                 <w:color w:val="1C3A36"/>
                 <w:sz w:val="14"/>
               </w:rPr>
-              <w:t>Outbound freight and selling per tonne, set above a typical Egyptian plant because El Hassana is distant from the Cairo and Delta demand centres</w:t>
+              <w:t>Yield earned on cash</w:t>
             </w:r>
           </w:p>
         </w:tc>
@@ -8099,7 +8099,7 @@
                 <w:color w:val="1C3A36"/>
                 <w:sz w:val="14"/>
               </w:rPr>
-              <w:t>dna_pct</w:t>
+              <w:t>cash_yield_fy25</w:t>
             </w:r>
           </w:p>
         </w:tc>
@@ -8116,7 +8116,7 @@
                 <w:color w:val="1C3A36"/>
                 <w:sz w:val="14"/>
               </w:rPr>
-              <w:t>0.046, 0.045, 0.044, 0.043, 0.042</w:t>
+              <w:t>0.21</w:t>
             </w:r>
           </w:p>
         </w:tc>
@@ -8150,7 +8150,7 @@
                 <w:color w:val="1C3A36"/>
                 <w:sz w:val="14"/>
               </w:rPr>
-              <w:t>D&amp;A as a share of revenue</w:t>
+              <w:t>Yield earned on cash through FY2025</w:t>
             </w:r>
           </w:p>
         </w:tc>
@@ -8203,7 +8203,7 @@
                 <w:color w:val="1C3A36"/>
                 <w:sz w:val="14"/>
               </w:rPr>
-              <w:t>erp_term</w:t>
+              <w:t>distribution_egp_t</w:t>
             </w:r>
           </w:p>
         </w:tc>
@@ -8220,7 +8220,7 @@
                 <w:color w:val="1C3A36"/>
                 <w:sz w:val="14"/>
               </w:rPr>
-              <w:t>0.07</w:t>
+              <w:t>250</w:t>
             </w:r>
           </w:p>
         </w:tc>
@@ -8254,7 +8254,7 @@
                 <w:color w:val="1C3A36"/>
                 <w:sz w:val="14"/>
               </w:rPr>
-              <w:t>Terminal equity risk premium, normalised below the crisis level</w:t>
+              <w:t>Outbound freight and selling per tonne, set above a typical Egyptian plant because El Hassana is distant from the Cairo and Delta demand centres</w:t>
             </w:r>
           </w:p>
         </w:tc>
@@ -8307,7 +8307,7 @@
                 <w:color w:val="1C3A36"/>
                 <w:sz w:val="14"/>
               </w:rPr>
-              <w:t>ev_ebitda_just</w:t>
+              <w:t>dna_pct</w:t>
             </w:r>
           </w:p>
         </w:tc>
@@ -8324,7 +8324,7 @@
                 <w:color w:val="1C3A36"/>
                 <w:sz w:val="14"/>
               </w:rPr>
-              <w:t>4.2</w:t>
+              <w:t>0.046, 0.045, 0.044, 0.043, 0.042</w:t>
             </w:r>
           </w:p>
         </w:tc>
@@ -8358,7 +8358,7 @@
                 <w:color w:val="1C3A36"/>
                 <w:sz w:val="14"/>
               </w:rPr>
-              <w:t>Justified EV/EBITDA. Revision 1 used 5.0x anchored on a peer quoted at 5.03x. That anchor does not reproduce: the peer's own market capitalisation over profit gives 3.48x, not the 6.44x printed beside it, and the implied EBITDA margin would be 68% for a cement company. 4.2x is struck between the reproducible peer earnings multiple and the asserted EBITDA multiple, and is disclosed as weakly anchored</w:t>
+              <w:t>D&amp;A as a share of revenue</w:t>
             </w:r>
           </w:p>
         </w:tc>
@@ -8411,7 +8411,7 @@
                 <w:color w:val="1C3A36"/>
                 <w:sz w:val="14"/>
               </w:rPr>
-              <w:t>ev_t_just</w:t>
+              <w:t>erp_term</w:t>
             </w:r>
           </w:p>
         </w:tc>
@@ -8428,7 +8428,7 @@
                 <w:color w:val="1C3A36"/>
                 <w:sz w:val="14"/>
               </w:rPr>
-              <w:t>95</w:t>
+              <w:t>0.07</w:t>
             </w:r>
           </w:p>
         </w:tc>
@@ -8462,7 +8462,7 @@
                 <w:color w:val="1C3A36"/>
                 <w:sz w:val="14"/>
               </w:rPr>
-              <w:t>Justified enterprise value per annual tonne of cement capacity</w:t>
+              <w:t>Terminal equity risk premium, normalised below the crisis level</w:t>
             </w:r>
           </w:p>
         </w:tc>
@@ -8515,7 +8515,7 @@
                 <w:color w:val="1C3A36"/>
                 <w:sz w:val="14"/>
               </w:rPr>
-              <w:t>fixed_usd_t_capacity</w:t>
+              <w:t>ev_ebitda_just</w:t>
             </w:r>
           </w:p>
         </w:tc>
@@ -8532,7 +8532,7 @@
                 <w:color w:val="1C3A36"/>
                 <w:sz w:val="14"/>
               </w:rPr>
-              <w:t>14.6</w:t>
+              <w:t>4.2</w:t>
             </w:r>
           </w:p>
         </w:tc>
@@ -8566,7 +8566,7 @@
                 <w:color w:val="1C3A36"/>
                 <w:sz w:val="14"/>
               </w:rPr>
-              <w:t>Fixed cash cost per tonne of INSTALLED capacity so it does not vanish when volume falls. Industry band USD 10-20/t. 14.60 is the level the FY2025 reconciliation implies against an independently built variable stack — reported, not solved away</w:t>
+              <w:t>Justified EV/EBITDA. Revision 1 used 5.0x anchored on a peer quoted at 5.03x. That anchor does not reproduce: the peer's own market capitalisation over profit gives 3.48x, not the 6.44x printed beside it, and the implied EBITDA margin would be 68% for a cement company. 4.2x is struck between the reproducible peer earnings multiple and the asserted EBITDA multiple, and is disclosed as weakly anchored</w:t>
             </w:r>
           </w:p>
         </w:tc>
@@ -8619,7 +8619,7 @@
                 <w:color w:val="1C3A36"/>
                 <w:sz w:val="14"/>
               </w:rPr>
-              <w:t>kd</w:t>
+              <w:t>ev_t_just</w:t>
             </w:r>
           </w:p>
         </w:tc>
@@ -8636,7 +8636,7 @@
                 <w:color w:val="1C3A36"/>
                 <w:sz w:val="14"/>
               </w:rPr>
-              <w:t>0.25</w:t>
+              <w:t>95</w:t>
             </w:r>
           </w:p>
         </w:tc>
@@ -8670,7 +8670,7 @@
                 <w:color w:val="1C3A36"/>
                 <w:sz w:val="14"/>
               </w:rPr>
-              <w:t>PLACEHOLDER — replaced below by the sovereign-plus-spread construction, because a marginal cost of debt is not a free-standing input once the sovereign it must sit above comes from the house path</w:t>
+              <w:t>Justified enterprise value per annual tonne of cement capacity</w:t>
             </w:r>
           </w:p>
         </w:tc>
@@ -8687,7 +8687,7 @@
                 <w:color w:val="1C3A36"/>
                 <w:sz w:val="14"/>
               </w:rPr>
-              <w:t>2026-09-04</w:t>
+              <w:t>2026-08-06</w:t>
             </w:r>
           </w:p>
         </w:tc>
@@ -8723,7 +8723,7 @@
                 <w:color w:val="1C3A36"/>
                 <w:sz w:val="14"/>
               </w:rPr>
-              <w:t>kd_path</w:t>
+              <w:t>fixed_usd_t_capacity</w:t>
             </w:r>
           </w:p>
         </w:tc>
@@ -8740,7 +8740,7 @@
                 <w:color w:val="1C3A36"/>
                 <w:sz w:val="14"/>
               </w:rPr>
-              <w:t>0.25, 0.2143, 0.1857, 0.1643, 0.15</w:t>
+              <w:t>14.6</w:t>
             </w:r>
           </w:p>
         </w:tc>
@@ -8774,7 +8774,7 @@
                 <w:color w:val="1C3A36"/>
                 <w:sz w:val="14"/>
               </w:rPr>
-              <w:t>Cost-of-debt path; the WACC glide inherits its SHAPE from this</w:t>
+              <w:t>Fixed cash cost per tonne of INSTALLED capacity so it does not vanish when volume falls. Industry band USD 10-20/t. 14.60 is the level the FY2025 reconciliation implies against an independently built variable stack — reported, not solved away</w:t>
             </w:r>
           </w:p>
         </w:tc>
@@ -8827,7 +8827,7 @@
                 <w:color w:val="1C3A36"/>
                 <w:sz w:val="14"/>
               </w:rPr>
-              <w:t>kd_spread</w:t>
+              <w:t>kd</w:t>
             </w:r>
           </w:p>
         </w:tc>
@@ -8844,7 +8844,7 @@
                 <w:color w:val="1C3A36"/>
                 <w:sz w:val="14"/>
               </w:rPr>
-              <w:t>0.02</w:t>
+              <w:t>0.25</w:t>
             </w:r>
           </w:p>
         </w:tc>
@@ -8878,7 +8878,7 @@
                 <w:color w:val="1C3A36"/>
                 <w:sz w:val="14"/>
               </w:rPr>
-              <w:t>Corporate credit spread over the local sovereign. THE ADOPTED COST OF DEBT IS THE SOVEREIGN PLUS THIS, and the sovereign comes from the house path, so the two cannot disagree. Revision 3 typed 21.50% against a sovereign of 22.31% IN THE SAME FILE — 81bp BELOW the government that taxes it, which this house's standing method refuses outright and which the gate found the hour this record was first committed. The audited statements disclose no rate on the EGP %s of borrowings, so the construction the protocol asks for is sovereign plus spread; 200bp is a STATED judgement and its price is 1 basis point of weighted cost of capital, because the book is 0.5%% of the capital structure</w:t>
+              <w:t>PLACEHOLDER — replaced below by the sovereign-plus-spread construction, because a marginal cost of debt is not a free-standing input once the sovereign it must sit above comes from the house path</w:t>
             </w:r>
           </w:p>
         </w:tc>
@@ -8931,7 +8931,7 @@
                 <w:color w:val="1C3A36"/>
                 <w:sz w:val="14"/>
               </w:rPr>
-              <w:t>kd_term</w:t>
+              <w:t>kd_path</w:t>
             </w:r>
           </w:p>
         </w:tc>
@@ -8948,7 +8948,7 @@
                 <w:color w:val="1C3A36"/>
                 <w:sz w:val="14"/>
               </w:rPr>
-              <w:t>0.15</w:t>
+              <w:t>0.25, 0.2143, 0.1857, 0.1643, 0.15</w:t>
             </w:r>
           </w:p>
         </w:tc>
@@ -8982,7 +8982,7 @@
                 <w:color w:val="1C3A36"/>
                 <w:sz w:val="14"/>
               </w:rPr>
-              <w:t>Terminal cost of debt, the Egyptian long-run corporate norm</w:t>
+              <w:t>Cost-of-debt path; the WACC glide inherits its SHAPE from this</w:t>
             </w:r>
           </w:p>
         </w:tc>
@@ -9035,7 +9035,7 @@
                 <w:color w:val="1C3A36"/>
                 <w:sz w:val="14"/>
               </w:rPr>
-              <w:t>kiln_util</w:t>
+              <w:t>kd_spread</w:t>
             </w:r>
           </w:p>
         </w:tc>
@@ -9052,7 +9052,7 @@
                 <w:color w:val="1C3A36"/>
                 <w:sz w:val="14"/>
               </w:rPr>
-              <w:t>0.71, 0.717, 0.735, 0.753, 0.772, 0.791</w:t>
+              <w:t>0.02</w:t>
             </w:r>
           </w:p>
         </w:tc>
@@ -9086,7 +9086,7 @@
                 <w:color w:val="1C3A36"/>
                 <w:sz w:val="14"/>
               </w:rPr>
-              <w:t>Kiln utilisation FY2025A then FY2026E-FY2030E</w:t>
+              <w:t>Corporate credit spread over the local sovereign. THE ADOPTED COST OF DEBT IS THE SOVEREIGN PLUS THIS, and the sovereign comes from the house path, so the two cannot disagree. Revision 3 typed 21.50% against a sovereign of 22.31% IN THE SAME FILE — 81bp BELOW the government that taxes it, which this house's standing method refuses outright and which the gate found the hour this record was first committed. The audited statements disclose no rate on the EGP %s of borrowings, so the construction the protocol asks for is sovereign plus spread; 200bp is a STATED judgement and its price is 1 basis point of weighted cost of capital, because the book is 0.5%% of the capital structure</w:t>
             </w:r>
           </w:p>
         </w:tc>
@@ -9103,7 +9103,7 @@
                 <w:color w:val="1C3A36"/>
                 <w:sz w:val="14"/>
               </w:rPr>
-              <w:t>2026-08-06</w:t>
+              <w:t>2026-09-04</w:t>
             </w:r>
           </w:p>
         </w:tc>
@@ -9139,7 +9139,7 @@
                 <w:color w:val="1C3A36"/>
                 <w:sz w:val="14"/>
               </w:rPr>
-              <w:t>materials_usd_share</w:t>
+              <w:t>kd_term</w:t>
             </w:r>
           </w:p>
         </w:tc>
@@ -9156,7 +9156,7 @@
                 <w:color w:val="1C3A36"/>
                 <w:sz w:val="14"/>
               </w:rPr>
-              <w:t>0.484</w:t>
+              <w:t>0.15</w:t>
             </w:r>
           </w:p>
         </w:tc>
@@ -9190,7 +9190,7 @@
                 <w:color w:val="1C3A36"/>
                 <w:sz w:val="14"/>
               </w:rPr>
-              <w:t>The dollar-linked share of the materials line. THE FILING DOES NOT SPLIT IT, so this is an ESTIMATE and is flagged as one: it is the fuel share of revision 2's own four-part stack (458.0 of 946.5 per tonne), which is the only evidenced split available. The rest escalates on the domestic cost path. Sensitised in section 6</w:t>
+              <w:t>Terminal cost of debt, the Egyptian long-run corporate norm</w:t>
             </w:r>
           </w:p>
         </w:tc>
@@ -9243,7 +9243,7 @@
                 <w:color w:val="1C3A36"/>
                 <w:sz w:val="14"/>
               </w:rPr>
-              <w:t>nci</w:t>
+              <w:t>kiln_util</w:t>
             </w:r>
           </w:p>
         </w:tc>
@@ -9260,7 +9260,7 @@
                 <w:color w:val="1C3A36"/>
                 <w:sz w:val="14"/>
               </w:rPr>
-              <w:t>120</w:t>
+              <w:t>0.71, 0.717, 0.735, 0.753, 0.772, 0.791</w:t>
             </w:r>
           </w:p>
         </w:tc>
@@ -9294,7 +9294,7 @@
                 <w:color w:val="1C3A36"/>
                 <w:sz w:val="14"/>
               </w:rPr>
-              <w:t>Non-controlling interests deducted in the bridge. Revision 1 omitted them. One reviewer proposed 2,008 (15% of enterprise value) but derived it from nothing; the disclosed evidence — FY2023 group loss 121.42 against an attributable loss of ~117, and FY2024 attributable EPS 23.13 against group profit 3,070 — puts the minority share of profit BELOW 1%. Set at 120 and sensitised</w:t>
+              <w:t>Kiln utilisation FY2025A then FY2026E-FY2030E</w:t>
             </w:r>
           </w:p>
         </w:tc>
@@ -9347,7 +9347,7 @@
                 <w:color w:val="1C3A36"/>
                 <w:sz w:val="14"/>
               </w:rPr>
-              <w:t>norm_mgn</w:t>
+              <w:t>materials_usd_share</w:t>
             </w:r>
           </w:p>
         </w:tc>
@@ -9364,7 +9364,7 @@
                 <w:color w:val="1C3A36"/>
                 <w:sz w:val="14"/>
               </w:rPr>
-              <w:t>0.278</w:t>
+              <w:t>0.484</w:t>
             </w:r>
           </w:p>
         </w:tc>
@@ -9398,7 +9398,7 @@
                 <w:color w:val="1C3A36"/>
                 <w:sz w:val="14"/>
               </w:rPr>
-              <w:t>Mid-cycle EBITDA margin: the midpoint of the FY2024 outturn (24.8%) and the corrected FY2025 peak (30.9%). Revision 1 struck 26.5% off an FY2025 margin understated by the statutory-rate error</w:t>
+              <w:t>The dollar-linked share of the materials line. THE FILING DOES NOT SPLIT IT, so this is an ESTIMATE and is flagged as one: it is the fuel share of revision 2's own four-part stack (458.0 of 946.5 per tonne), which is the only evidenced split available. The rest escalates on the domestic cost path. Sensitised in section 6</w:t>
             </w:r>
           </w:p>
         </w:tc>
@@ -9451,7 +9451,7 @@
                 <w:color w:val="1C3A36"/>
                 <w:sz w:val="14"/>
               </w:rPr>
-              <w:t>norm_rev_haircut</w:t>
+              <w:t>nci</w:t>
             </w:r>
           </w:p>
         </w:tc>
@@ -9468,7 +9468,7 @@
                 <w:color w:val="1C3A36"/>
                 <w:sz w:val="14"/>
               </w:rPr>
-              <w:t>0.92</w:t>
+              <w:t>120</w:t>
             </w:r>
           </w:p>
         </w:tc>
@@ -9502,7 +9502,7 @@
                 <w:color w:val="1C3A36"/>
                 <w:sz w:val="14"/>
               </w:rPr>
-              <w:t>Haircut to the FY2025 revenue base for the normalised lens. Revision 1 applied a mid-cycle MARGIN to a PEAK revenue base — half a normalisation, in the lens whose stated purpose is refusing to capitalise a peak</w:t>
+              <w:t>Non-controlling interests deducted in the bridge. Revision 1 omitted them. One reviewer proposed 2,008 (15% of enterprise value) but derived it from nothing; the disclosed evidence — FY2023 group loss 121.42 against an attributable loss of ~117, and FY2024 attributable EPS 23.13 against group profit 3,070 — puts the minority share of profit BELOW 1%. Set at 120 and sensitised</w:t>
             </w:r>
           </w:p>
         </w:tc>
@@ -9555,7 +9555,7 @@
                 <w:color w:val="1C3A36"/>
                 <w:sz w:val="14"/>
               </w:rPr>
-              <w:t>pe_just</w:t>
+              <w:t>norm_mgn</w:t>
             </w:r>
           </w:p>
         </w:tc>
@@ -9572,7 +9572,7 @@
                 <w:color w:val="1C3A36"/>
                 <w:sz w:val="14"/>
               </w:rPr>
-              <w:t>7</w:t>
+              <w:t>0.278</w:t>
             </w:r>
           </w:p>
         </w:tc>
@@ -9606,7 +9606,7 @@
                 <w:color w:val="1C3A36"/>
                 <w:sz w:val="14"/>
               </w:rPr>
-              <w:t>Justified price/earnings on normalised OPERATING earnings</w:t>
+              <w:t>Mid-cycle EBITDA margin: the midpoint of the FY2024 outturn (24.8%) and the corrected FY2025 peak (30.9%). Revision 1 struck 26.5% off an FY2025 margin understated by the statutory-rate error</w:t>
             </w:r>
           </w:p>
         </w:tc>
@@ -9659,7 +9659,7 @@
                 <w:color w:val="1C3A36"/>
                 <w:sz w:val="14"/>
               </w:rPr>
-              <w:t>price_dom_egp_t</w:t>
+              <w:t>norm_rev_haircut</w:t>
             </w:r>
           </w:p>
         </w:tc>
@@ -9676,7 +9676,7 @@
                 <w:color w:val="1C3A36"/>
                 <w:sz w:val="14"/>
               </w:rPr>
-              <w:t>3,503, 4,063, 4,551, 4,961, 5,333, 5,706</w:t>
+              <w:t>0.92</w:t>
             </w:r>
           </w:p>
         </w:tc>
@@ -9710,7 +9710,7 @@
                 <w:color w:val="1C3A36"/>
                 <w:sz w:val="14"/>
               </w:rPr>
-              <w:t>Domestic realised price ex-works. FY2025 is the level the disclosed revenue implies given the volume build — 13.9% below the ~EGP 4,070/t market average, which is what an ex-works price net of freight and rebates looks like. THE REAL SPREAD PER TONNE IS THEN HELD FLAT: price escalates on the HOUSE inflation ladder at zero real growth, the same index the domestic cost lines carry, so the margin is an OUTPUT of the two and neither side carries an inflation number of its own. Revision 3 typed the path, and a typed nominal rate is unfalsifiable — nobody can tell whether 14.0% meant inflation plus nothing or inflation minus two. The path before that grew nominal prices well below the domestic cost path this same model escalates costs on, and the register described it as 'a REAL decline against CBE inflation' while sourcing no mechanism for it. this house's standing method refuses that mechanism on the company's own measurement: cost per unit of revenue FELL across the reviewed quarter pair and the audited year between them, where the forecast needed it to rise, and a mechanism contradicted by the filings is the assumption wearing one. The 12.6Mt of dormant Egyptian capacity queuing to restart is a real risk to price; it belongs in the bear case and the sensitivity grid, which carry it, not in the base path</w:t>
+              <w:t>Haircut to the FY2025 revenue base for the normalised lens. Revision 1 applied a mid-cycle MARGIN to a PEAK revenue base — half a normalisation, in the lens whose stated purpose is refusing to capitalise a peak</w:t>
             </w:r>
           </w:p>
         </w:tc>
@@ -9727,7 +9727,7 @@
                 <w:color w:val="1C3A36"/>
                 <w:sz w:val="14"/>
               </w:rPr>
-              <w:t>2026-09-04</w:t>
+              <w:t>2026-08-06</w:t>
             </w:r>
           </w:p>
         </w:tc>
@@ -9763,7 +9763,7 @@
                 <w:color w:val="1C3A36"/>
                 <w:sz w:val="14"/>
               </w:rPr>
-              <w:t>rf_term</w:t>
+              <w:t>pe_just</w:t>
             </w:r>
           </w:p>
         </w:tc>
@@ -9780,7 +9780,7 @@
                 <w:color w:val="1C3A36"/>
                 <w:sz w:val="14"/>
               </w:rPr>
-              <w:t>0.125</w:t>
+              <w:t>7</w:t>
             </w:r>
           </w:p>
         </w:tc>
@@ -9814,7 +9814,7 @@
                 <w:color w:val="1C3A36"/>
                 <w:sz w:val="14"/>
               </w:rPr>
-              <w:t>Terminal risk-free rate, norm-built from the CBE's OPERATIVE Q4-2026 inflation target of 7% plus a ~5.5pp emerging-market real-rate convention. Revision 1 used the later 5% target while its own text cited 'the 7% and then 5% targets'. REVIEWABLE CHOICE: reverting to 10.5% adds ~1.8%</w:t>
+              <w:t>Justified price/earnings on normalised OPERATING earnings</w:t>
             </w:r>
           </w:p>
         </w:tc>
@@ -9867,7 +9867,7 @@
                 <w:color w:val="1C3A36"/>
                 <w:sz w:val="14"/>
               </w:rPr>
-              <w:t>stub_years</w:t>
+              <w:t>price_dom_egp_t</w:t>
             </w:r>
           </w:p>
         </w:tc>
@@ -9884,7 +9884,7 @@
                 <w:color w:val="1C3A36"/>
                 <w:sz w:val="14"/>
               </w:rPr>
-              <w:t>0.583</w:t>
+              <w:t>3,503, 4,063, 4,551, 4,961, 5,333, 5,706</w:t>
             </w:r>
           </w:p>
         </w:tc>
@@ -9918,7 +9918,7 @@
                 <w:color w:val="1C3A36"/>
                 <w:sz w:val="14"/>
               </w:rPr>
-              <w:t>Elapsed fraction of FY2026 at the valuation date (7 months). Revision 1 discounted FY2026 a full year from a 6-Aug-2026 valuation date and added a 31-Dec-2025 cash balance</w:t>
+              <w:t>Domestic realised price ex-works. FY2025 is the level the disclosed revenue implies given the volume build — 13.9% below the ~EGP 4,070/t market average, which is what an ex-works price net of freight and rebates looks like. THE REAL SPREAD PER TONNE IS THEN HELD FLAT: price escalates on the HOUSE inflation ladder at zero real growth, the same index the domestic cost lines carry, so the margin is an OUTPUT of the two and neither side carries an inflation number of its own. Revision 3 typed the path, and a typed nominal rate is unfalsifiable — nobody can tell whether 14.0% meant inflation plus nothing or inflation minus two. The path before that grew nominal prices well below the domestic cost path this same model escalates costs on, and the register described it as 'a REAL decline against CBE inflation' while sourcing no mechanism for it. this house's standing method refuses that mechanism on the company's own measurement: cost per unit of revenue FELL across the reviewed quarter pair and the audited year between them, where the forecast needed it to rise, and a mechanism contradicted by the filings is the assumption wearing one. The 12.6Mt of dormant Egyptian capacity queuing to restart is a real risk to price; it belongs in the bear case and the sensitivity grid, which carry it, not in the base path</w:t>
             </w:r>
           </w:p>
         </w:tc>
@@ -9935,7 +9935,7 @@
                 <w:color w:val="1C3A36"/>
                 <w:sz w:val="14"/>
               </w:rPr>
-              <w:t>2026-08-06</w:t>
+              <w:t>2026-09-04</w:t>
             </w:r>
           </w:p>
         </w:tc>
@@ -9971,7 +9971,7 @@
                 <w:color w:val="1C3A36"/>
                 <w:sz w:val="14"/>
               </w:rPr>
-              <w:t>swcc_book</w:t>
+              <w:t>rf_term</w:t>
             </w:r>
           </w:p>
         </w:tc>
@@ -9988,7 +9988,7 @@
                 <w:color w:val="1C3A36"/>
                 <w:sz w:val="14"/>
               </w:rPr>
-              <w:t>100</w:t>
+              <w:t>0.125</w:t>
             </w:r>
           </w:p>
         </w:tc>
@@ -10022,7 +10022,7 @@
                 <w:color w:val="1C3A36"/>
                 <w:sz w:val="14"/>
               </w:rPr>
-              <w:t>Carrying value of the 25.4% stake. Revision 1 asserted the profit bridge was 'insensitive to it within a +/-EGP 200mn range'. That was FALSE and untested: in revision 1 the chain ran book value -&gt; gain -&gt; SOLVED treasury income -&gt; cash -&gt; every lens, and a +/-200mn move was worth -4.9% to +9.8%. Revision 2 takes cash from the reported balance sheet instead, so this input now touches only the FY2024 gain/treasury split and nothing downstream</w:t>
+              <w:t>Terminal risk-free rate, norm-built from the CBE's OPERATIVE Q4-2026 inflation target of 7% plus a ~5.5pp emerging-market real-rate convention. Revision 1 used the later 5% target while its own text cited 'the 7% and then 5% targets'. REVIEWABLE CHOICE: reverting to 10.5% adds ~1.8%</w:t>
             </w:r>
           </w:p>
         </w:tc>
@@ -10075,7 +10075,7 @@
                 <w:color w:val="1C3A36"/>
                 <w:sz w:val="14"/>
               </w:rPr>
-              <w:t>treas_fy23</w:t>
+              <w:t>stub_years</w:t>
             </w:r>
           </w:p>
         </w:tc>
@@ -10092,7 +10092,7 @@
                 <w:color w:val="1C3A36"/>
                 <w:sz w:val="14"/>
               </w:rPr>
-              <w:t>198</w:t>
+              <w:t>0.583</w:t>
             </w:r>
           </w:p>
         </w:tc>
@@ -10126,7 +10126,7 @@
                 <w:color w:val="1C3A36"/>
                 <w:sz w:val="14"/>
               </w:rPr>
-              <w:t>FY2023 treasury income on its own smaller cash balance</w:t>
+              <w:t>Elapsed fraction of FY2026 at the valuation date (7 months). Revision 1 discounted FY2026 a full year from a 6-Aug-2026 valuation date and added a 31-Dec-2025 cash balance</w:t>
             </w:r>
           </w:p>
         </w:tc>
@@ -10179,7 +10179,7 @@
                 <w:color w:val="1C3A36"/>
                 <w:sz w:val="14"/>
               </w:rPr>
-              <w:t>w_asset</w:t>
+              <w:t>swcc_book</w:t>
             </w:r>
           </w:p>
         </w:tc>
@@ -10196,7 +10196,7 @@
                 <w:color w:val="1C3A36"/>
                 <w:sz w:val="14"/>
               </w:rPr>
-              <w:t>0.08</w:t>
+              <w:t>100</w:t>
             </w:r>
           </w:p>
         </w:tc>
@@ -10230,7 +10230,7 @@
                 <w:color w:val="1C3A36"/>
                 <w:sz w:val="14"/>
               </w:rPr>
-              <w:t>Weight, asset lens. Revision 1 gave it 15% while arguing in the same document that restarted lines cost 'a fraction' of new build and that the asset lens 'should not be read as a floor'. Cut to 8%. REVIEWABLE CHOICE: 15% adds ~3.6%, zero subtracts ~2.6%</w:t>
+              <w:t>Carrying value of the 25.4% stake. Revision 1 asserted the profit bridge was 'insensitive to it within a +/-EGP 200mn range'. That was FALSE and untested: in revision 1 the chain ran book value -&gt; gain -&gt; SOLVED treasury income -&gt; cash -&gt; every lens, and a +/-200mn move was worth -4.9% to +9.8%. Revision 2 takes cash from the reported balance sheet instead, so this input now touches only the FY2024 gain/treasury split and nothing downstream</w:t>
             </w:r>
           </w:p>
         </w:tc>
@@ -10283,7 +10283,7 @@
                 <w:color w:val="1C3A36"/>
                 <w:sz w:val="14"/>
               </w:rPr>
-              <w:t>w_dcf</w:t>
+              <w:t>treas_fy23</w:t>
             </w:r>
           </w:p>
         </w:tc>
@@ -10300,7 +10300,7 @@
                 <w:color w:val="1C3A36"/>
                 <w:sz w:val="14"/>
               </w:rPr>
-              <w:t>0.48</w:t>
+              <w:t>198</w:t>
             </w:r>
           </w:p>
         </w:tc>
@@ -10334,7 +10334,7 @@
                 <w:color w:val="1C3A36"/>
                 <w:sz w:val="14"/>
               </w:rPr>
-              <w:t>Weight, cash-flow lens</w:t>
+              <w:t>FY2023 treasury income on its own smaller cash balance</w:t>
             </w:r>
           </w:p>
         </w:tc>
@@ -10387,7 +10387,7 @@
                 <w:color w:val="1C3A36"/>
                 <w:sz w:val="14"/>
               </w:rPr>
-              <w:t>w_norm</w:t>
+              <w:t>w_asset</w:t>
             </w:r>
           </w:p>
         </w:tc>
@@ -10404,7 +10404,7 @@
                 <w:color w:val="1C3A36"/>
                 <w:sz w:val="14"/>
               </w:rPr>
-              <w:t>0.23</w:t>
+              <w:t>0.08</w:t>
             </w:r>
           </w:p>
         </w:tc>
@@ -10438,7 +10438,7 @@
                 <w:color w:val="1C3A36"/>
                 <w:sz w:val="14"/>
               </w:rPr>
-              <w:t>Weight, normalised lens</w:t>
+              <w:t>Weight, asset lens. Revision 1 gave it 15% while arguing in the same document that restarted lines cost 'a fraction' of new build and that the asset lens 'should not be read as a floor'. Cut to 8%. REVIEWABLE CHOICE: 15% adds ~3.6%, zero subtracts ~2.6%</w:t>
             </w:r>
           </w:p>
         </w:tc>
@@ -10491,7 +10491,7 @@
                 <w:color w:val="1C3A36"/>
                 <w:sz w:val="14"/>
               </w:rPr>
-              <w:t>w_rel</w:t>
+              <w:t>w_dcf</w:t>
             </w:r>
           </w:p>
         </w:tc>
@@ -10508,7 +10508,7 @@
                 <w:color w:val="1C3A36"/>
                 <w:sz w:val="14"/>
               </w:rPr>
-              <w:t>0.21</w:t>
+              <w:t>0.48</w:t>
             </w:r>
           </w:p>
         </w:tc>
@@ -10542,7 +10542,7 @@
                 <w:color w:val="1C3A36"/>
                 <w:sz w:val="14"/>
               </w:rPr>
-              <w:t>Weight, relative lens</w:t>
+              <w:t>Weight, cash-flow lens</w:t>
             </w:r>
           </w:p>
         </w:tc>
@@ -10595,7 +10595,7 @@
                 <w:color w:val="1C3A36"/>
                 <w:sz w:val="14"/>
               </w:rPr>
-              <w:t>wc_pct_drev</w:t>
+              <w:t>w_norm</w:t>
             </w:r>
           </w:p>
         </w:tc>
@@ -10612,7 +10612,7 @@
                 <w:color w:val="1C3A36"/>
                 <w:sz w:val="14"/>
               </w:rPr>
-              <w:t>0.08</w:t>
+              <w:t>0.23</w:t>
             </w:r>
           </w:p>
         </w:tc>
@@ -10646,7 +10646,7 @@
                 <w:color w:val="1C3A36"/>
                 <w:sz w:val="14"/>
               </w:rPr>
-              <w:t>Change in working capital over change in revenue</w:t>
+              <w:t>Weight, normalised lens</w:t>
             </w:r>
           </w:p>
         </w:tc>
@@ -10683,6 +10683,214 @@
                 <w:sz w:val="14"/>
               </w:rPr>
               <w:t>101</w:t>
+            </w:r>
+          </w:p>
+        </w:tc>
+        <w:tc>
+          <w:tcPr>
+            <w:tcW w:type="dxa" w:w="2448"/>
+          </w:tcPr>
+          <w:p>
+            <w:pPr>
+              <w:spacing w:after="20"/>
+            </w:pPr>
+            <w:r>
+              <w:rPr>
+                <w:color w:val="1C3A36"/>
+                <w:sz w:val="14"/>
+              </w:rPr>
+              <w:t>w_rel</w:t>
+            </w:r>
+          </w:p>
+        </w:tc>
+        <w:tc>
+          <w:tcPr>
+            <w:tcW w:type="dxa" w:w="1325"/>
+          </w:tcPr>
+          <w:p>
+            <w:pPr>
+              <w:spacing w:after="20"/>
+            </w:pPr>
+            <w:r>
+              <w:rPr>
+                <w:color w:val="1C3A36"/>
+                <w:sz w:val="14"/>
+              </w:rPr>
+              <w:t>0.21</w:t>
+            </w:r>
+          </w:p>
+        </w:tc>
+        <w:tc>
+          <w:tcPr>
+            <w:tcW w:type="dxa" w:w="1066"/>
+          </w:tcPr>
+          <w:p>
+            <w:pPr>
+              <w:spacing w:after="20"/>
+            </w:pPr>
+            <w:r>
+              <w:rPr>
+                <w:color w:val="1C3A36"/>
+                <w:sz w:val="14"/>
+              </w:rPr>
+              <w:t>House</w:t>
+            </w:r>
+          </w:p>
+        </w:tc>
+        <w:tc>
+          <w:tcPr>
+            <w:tcW w:type="dxa" w:w="7085"/>
+          </w:tcPr>
+          <w:p>
+            <w:pPr>
+              <w:spacing w:after="20"/>
+            </w:pPr>
+            <w:r>
+              <w:rPr>
+                <w:color w:val="1C3A36"/>
+                <w:sz w:val="14"/>
+              </w:rPr>
+              <w:t>Weight, relative lens</w:t>
+            </w:r>
+          </w:p>
+        </w:tc>
+        <w:tc>
+          <w:tcPr>
+            <w:tcW w:type="dxa" w:w="1210"/>
+          </w:tcPr>
+          <w:p>
+            <w:pPr>
+              <w:spacing w:after="20"/>
+            </w:pPr>
+            <w:r>
+              <w:rPr>
+                <w:color w:val="1C3A36"/>
+                <w:sz w:val="14"/>
+              </w:rPr>
+              <w:t>2026-08-06</w:t>
+            </w:r>
+          </w:p>
+        </w:tc>
+      </w:tr>
+      <w:tr>
+        <w:tc>
+          <w:tcPr>
+            <w:tcW w:type="dxa" w:w="518"/>
+          </w:tcPr>
+          <w:p>
+            <w:pPr>
+              <w:spacing w:after="20"/>
+            </w:pPr>
+            <w:r>
+              <w:rPr>
+                <w:color w:val="1C3A36"/>
+                <w:sz w:val="14"/>
+              </w:rPr>
+              <w:t>102</w:t>
+            </w:r>
+          </w:p>
+        </w:tc>
+        <w:tc>
+          <w:tcPr>
+            <w:tcW w:type="dxa" w:w="2448"/>
+          </w:tcPr>
+          <w:p>
+            <w:pPr>
+              <w:spacing w:after="20"/>
+            </w:pPr>
+            <w:r>
+              <w:rPr>
+                <w:color w:val="1C3A36"/>
+                <w:sz w:val="14"/>
+              </w:rPr>
+              <w:t>wc_pct_drev</w:t>
+            </w:r>
+          </w:p>
+        </w:tc>
+        <w:tc>
+          <w:tcPr>
+            <w:tcW w:type="dxa" w:w="1325"/>
+          </w:tcPr>
+          <w:p>
+            <w:pPr>
+              <w:spacing w:after="20"/>
+            </w:pPr>
+            <w:r>
+              <w:rPr>
+                <w:color w:val="1C3A36"/>
+                <w:sz w:val="14"/>
+              </w:rPr>
+              <w:t>0.08</w:t>
+            </w:r>
+          </w:p>
+        </w:tc>
+        <w:tc>
+          <w:tcPr>
+            <w:tcW w:type="dxa" w:w="1066"/>
+          </w:tcPr>
+          <w:p>
+            <w:pPr>
+              <w:spacing w:after="20"/>
+            </w:pPr>
+            <w:r>
+              <w:rPr>
+                <w:color w:val="1C3A36"/>
+                <w:sz w:val="14"/>
+              </w:rPr>
+              <w:t>House</w:t>
+            </w:r>
+          </w:p>
+        </w:tc>
+        <w:tc>
+          <w:tcPr>
+            <w:tcW w:type="dxa" w:w="7085"/>
+          </w:tcPr>
+          <w:p>
+            <w:pPr>
+              <w:spacing w:after="20"/>
+            </w:pPr>
+            <w:r>
+              <w:rPr>
+                <w:color w:val="1C3A36"/>
+                <w:sz w:val="14"/>
+              </w:rPr>
+              <w:t>Change in working capital over change in revenue</w:t>
+            </w:r>
+          </w:p>
+        </w:tc>
+        <w:tc>
+          <w:tcPr>
+            <w:tcW w:type="dxa" w:w="1210"/>
+          </w:tcPr>
+          <w:p>
+            <w:pPr>
+              <w:spacing w:after="20"/>
+            </w:pPr>
+            <w:r>
+              <w:rPr>
+                <w:color w:val="1C3A36"/>
+                <w:sz w:val="14"/>
+              </w:rPr>
+              <w:t>2026-08-06</w:t>
+            </w:r>
+          </w:p>
+        </w:tc>
+      </w:tr>
+      <w:tr>
+        <w:tc>
+          <w:tcPr>
+            <w:tcW w:type="dxa" w:w="518"/>
+          </w:tcPr>
+          <w:p>
+            <w:pPr>
+              <w:spacing w:after="20"/>
+            </w:pPr>
+            <w:r>
+              <w:rPr>
+                <w:color w:val="1C3A36"/>
+                <w:sz w:val="14"/>
+              </w:rPr>
+              <w:t>103</w:t>
             </w:r>
           </w:p>
         </w:tc>

--- a/engine/scem_study/SCEM_Bibliography_07-09-2026.docx
+++ b/engine/scem_study/SCEM_Bibliography_07-09-2026.docx
@@ -715,7 +715,7 @@
                 <w:color w:val="1C3A36"/>
                 <w:sz w:val="14"/>
               </w:rPr>
-              <w:t>capacity_mt</w:t>
+              <w:t>cap_increase_fy24</w:t>
             </w:r>
           </w:p>
         </w:tc>
@@ -732,7 +732,7 @@
                 <w:color w:val="1C3A36"/>
                 <w:sz w:val="14"/>
               </w:rPr>
-              <w:t>3.8</w:t>
+              <w:t>1,277.4661</w:t>
             </w:r>
           </w:p>
         </w:tc>
@@ -766,7 +766,7 @@
                 <w:color w:val="1C3A36"/>
                 <w:sz w:val="14"/>
               </w:rPr>
-              <w:t>Alias of cement grinding capacity</w:t>
+              <w:t>Audited independent balance sheet as of 31 December 2024, printed page 5 of the FY2024 audited statements (SCC-AFS-E-1224.pdf), read from the company's own website. ROUTE: OCR off the rendered pixels — that filing carries no text layer at all (zero bytes across its 36 pages), so no extraction confidence exists to trust and ARITHMETIC IS THE ARBITER: the page's own total liabilities of EGP 1,959,808,479 plus its own total equity of EGP 3,735,799,731 foot to its printed total assets of EGP 5,695,608,210 exactly, and its non-current total of 1,703,837,097 plus current total of 3,991,771,113 foot to the same figure. Cross-checked against the FY2025 filing's own comparative column at printed page 2, committed in filings_extract.py, which agrees to the pound on liabilities and prints total assets one pound higher at 5,695,608,211 — the filings' own additive rounding, disclosed rather than reconciled away — "Paid under capital increase", note 17, nil in the comparative column and EGP 1,277,466,100 at 31 December 2024. This is the line the equity roll was missing</w:t>
             </w:r>
           </w:p>
         </w:tc>
@@ -783,7 +783,7 @@
                 <w:color w:val="1C3A36"/>
                 <w:sz w:val="14"/>
               </w:rPr>
-              <w:t>2025-03-23</w:t>
+              <w:t>2024-12-31</w:t>
             </w:r>
           </w:p>
         </w:tc>
@@ -819,7 +819,7 @@
                 <w:color w:val="1C3A36"/>
                 <w:sz w:val="14"/>
               </w:rPr>
-              <w:t>capex_run_rate</w:t>
+              <w:t>capacity_mt</w:t>
             </w:r>
           </w:p>
         </w:tc>
@@ -836,7 +836,7 @@
                 <w:color w:val="1C3A36"/>
                 <w:sz w:val="14"/>
               </w:rPr>
-              <w:t>303.211</w:t>
+              <w:t>3.8</w:t>
             </w:r>
           </w:p>
         </w:tc>
@@ -870,7 +870,7 @@
                 <w:color w:val="1C3A36"/>
                 <w:sz w:val="14"/>
               </w:rPr>
-              <w:t>Capex on the company's own cash-flow statements: FY2023 120.827, FY2024 526.408, FY2025 262.397, average 303.211. Revision 2 assumed 4.5-5.0% of revenue, which is 435-484mn and rising</w:t>
+              <w:t>Alias of cement grinding capacity</w:t>
             </w:r>
           </w:p>
         </w:tc>
@@ -887,7 +887,7 @@
                 <w:color w:val="1C3A36"/>
                 <w:sz w:val="14"/>
               </w:rPr>
-              <w:t>2025-12-31</w:t>
+              <w:t>2025-03-23</w:t>
             </w:r>
           </w:p>
         </w:tc>
@@ -923,7 +923,7 @@
                 <w:color w:val="1C3A36"/>
                 <w:sz w:val="14"/>
               </w:rPr>
-              <w:t>cash_fy25</w:t>
+              <w:t>capex_run_rate</w:t>
             </w:r>
           </w:p>
         </w:tc>
@@ -940,7 +940,7 @@
                 <w:color w:val="1C3A36"/>
                 <w:sz w:val="14"/>
               </w:rPr>
-              <w:t>4,762.3487</w:t>
+              <w:t>303.211</w:t>
             </w:r>
           </w:p>
         </w:tc>
@@ -974,7 +974,7 @@
                 <w:color w:val="1C3A36"/>
                 <w:sz w:val="14"/>
               </w:rPr>
-              <w:t>Cash on hand and at banks at 31 December 2025. Audited statement of financial position at 31 December 2025, printed page 2, from the company's own website. Revision 2 used an aggregator's carry of S&amp;P Global Market Intelligence</w:t>
+              <w:t>Capex on the company's own cash-flow statements: FY2023 120.827, FY2024 526.408, FY2025 262.397, average 303.211. Revision 2 assumed 4.5-5.0% of revenue, which is 435-484mn and rising</w:t>
             </w:r>
           </w:p>
         </w:tc>
@@ -1027,7 +1027,7 @@
                 <w:color w:val="1C3A36"/>
                 <w:sz w:val="14"/>
               </w:rPr>
-              <w:t>cash_mar26</w:t>
+              <w:t>cash_fy25</w:t>
             </w:r>
           </w:p>
         </w:tc>
@@ -1044,7 +1044,7 @@
                 <w:color w:val="1C3A36"/>
                 <w:sz w:val="14"/>
               </w:rPr>
-              <w:t>5,801.9817</w:t>
+              <w:t>4,762.3487</w:t>
             </w:r>
           </w:p>
         </w:tc>
@@ -1078,7 +1078,7 @@
                 <w:color w:val="1C3A36"/>
                 <w:sz w:val="14"/>
               </w:rPr>
-              <w:t>Cash on hand and at banks, REVIEWED interim statement of financial position as at 31 March 2026, printed page 2. This is the latest disclosed sheet and the bridge stands on it; revision 2 stood on 31-Dec-2025 and rolled it forward on an estimate</w:t>
+              <w:t>Cash on hand and at banks at 31 December 2025. Audited statement of financial position at 31 December 2025, printed page 2, from the company's own website. Revision 2 used an aggregator's carry of S&amp;P Global Market Intelligence</w:t>
             </w:r>
           </w:p>
         </w:tc>
@@ -1095,7 +1095,7 @@
                 <w:color w:val="1C3A36"/>
                 <w:sz w:val="14"/>
               </w:rPr>
-              <w:t>2026-03-31</w:t>
+              <w:t>2025-12-31</w:t>
             </w:r>
           </w:p>
         </w:tc>
@@ -1131,7 +1131,7 @@
                 <w:color w:val="1C3A36"/>
                 <w:sz w:val="14"/>
               </w:rPr>
-              <w:t>clinker_factor</w:t>
+              <w:t>cash_mar26</w:t>
             </w:r>
           </w:p>
         </w:tc>
@@ -1148,7 +1148,7 @@
                 <w:color w:val="1C3A36"/>
                 <w:sz w:val="14"/>
               </w:rPr>
-              <w:t>0.6763</w:t>
+              <w:t>5,801.9817</w:t>
             </w:r>
           </w:p>
         </w:tc>
@@ -1182,7 +1182,7 @@
                 <w:color w:val="1C3A36"/>
                 <w:sz w:val="14"/>
               </w:rPr>
-              <w:t>Tonnes of clinker per tonne of cement. ANCHORED on the plant register's two capacities (2.57/3.80 = 0.676) but carried as an independent input, because blending is a real operating lever: a lower factor means more cement per tonne of clinker and less fuel per tonne of cement. Deriving it from the capacity pair made kiln capacity cancel out of cement output algebraically — the driver test caught that</w:t>
+              <w:t>Cash on hand and at banks, REVIEWED interim statement of financial position as at 31 March 2026, printed page 2. This is the latest disclosed sheet and the bridge stands on it; revision 2 stood on 31-Dec-2025 and rolled it forward on an estimate</w:t>
             </w:r>
           </w:p>
         </w:tc>
@@ -1199,7 +1199,7 @@
                 <w:color w:val="1C3A36"/>
                 <w:sz w:val="14"/>
               </w:rPr>
-              <w:t>2025-03-23</w:t>
+              <w:t>2026-03-31</w:t>
             </w:r>
           </w:p>
         </w:tc>
@@ -1235,7 +1235,7 @@
                 <w:color w:val="1C3A36"/>
                 <w:sz w:val="14"/>
               </w:rPr>
-              <w:t>cost_distribution_fy25</w:t>
+              <w:t>clinker_factor</w:t>
             </w:r>
           </w:p>
         </w:tc>
@@ -1252,7 +1252,7 @@
                 <w:color w:val="1C3A36"/>
                 <w:sz w:val="14"/>
               </w:rPr>
-              <w:t>770.5241</w:t>
+              <w:t>0.6763</w:t>
             </w:r>
           </w:p>
         </w:tc>
@@ -1286,7 +1286,7 @@
                 <w:color w:val="1C3A36"/>
                 <w:sz w:val="14"/>
               </w:rPr>
-              <w:t>Note 25 'Transfer &amp; loading expenses &amp; renting cars to transport cement' 579.219496 plus 'Export expenses and quality mark' 185.690219, plus note 24's own 'Transfer &amp; loading' 5.614378, FY2025 audited statements for the year ended 31 December 2025, read from the company's own website; committed with its footings in filings_extract.py</w:t>
+              <w:t>Tonnes of clinker per tonne of cement. ANCHORED on the plant register's two capacities (2.57/3.80 = 0.676) but carried as an independent input, because blending is a real operating lever: a lower factor means more cement per tonne of clinker and less fuel per tonne of cement. Deriving it from the capacity pair made kiln capacity cancel out of cement output algebraically — the driver test caught that</w:t>
             </w:r>
           </w:p>
         </w:tc>
@@ -1303,7 +1303,7 @@
                 <w:color w:val="1C3A36"/>
                 <w:sz w:val="14"/>
               </w:rPr>
-              <w:t>2025-12-31</w:t>
+              <w:t>2025-03-23</w:t>
             </w:r>
           </w:p>
         </w:tc>
@@ -1339,7 +1339,7 @@
                 <w:color w:val="1C3A36"/>
                 <w:sz w:val="14"/>
               </w:rPr>
-              <w:t>cost_fixed_fy25</w:t>
+              <w:t>cost_distribution_fy25</w:t>
             </w:r>
           </w:p>
         </w:tc>
@@ -1356,7 +1356,7 @@
                 <w:color w:val="1C3A36"/>
                 <w:sz w:val="14"/>
               </w:rPr>
-              <w:t>1,270.9542</w:t>
+              <w:t>770.5241</w:t>
             </w:r>
           </w:p>
         </w:tc>
@@ -1390,7 +1390,7 @@
                 <w:color w:val="1C3A36"/>
                 <w:sz w:val="14"/>
               </w:rPr>
-              <w:t>The rest of the disclosed cash operating cost: revenue 9,089.149688 less EBITDA 3,455.205144 less the two lines above. It is wages, maintenance, subcontractors, clay resource fees, rents, technical assistance, insurance and general administration across notes 24, 25 and 26. Revision 2 assumed USD 14.60 per tonne of installed capacity = EGP 2,762.9mn, 2.17x the company's actual fixed cost, and that single assumption is most of why its FY2025 backcast came out 355mn light on EBITDA</w:t>
+              <w:t>Note 25 'Transfer &amp; loading expenses &amp; renting cars to transport cement' 579.219496 plus 'Export expenses and quality mark' 185.690219, plus note 24's own 'Transfer &amp; loading' 5.614378, FY2025 audited statements for the year ended 31 December 2025, read from the company's own website; committed with its footings in filings_extract.py</w:t>
             </w:r>
           </w:p>
         </w:tc>
@@ -1443,7 +1443,7 @@
                 <w:color w:val="1C3A36"/>
                 <w:sz w:val="14"/>
               </w:rPr>
-              <w:t>cost_materials_fy25</w:t>
+              <w:t>cost_fixed_fy25</w:t>
             </w:r>
           </w:p>
         </w:tc>
@@ -1460,7 +1460,7 @@
                 <w:color w:val="1C3A36"/>
                 <w:sz w:val="14"/>
               </w:rPr>
-              <w:t>3,592.4662</w:t>
+              <w:t>1,270.9542</w:t>
             </w:r>
           </w:p>
         </w:tc>
@@ -1494,7 +1494,7 @@
                 <w:color w:val="1C3A36"/>
                 <w:sz w:val="14"/>
               </w:rPr>
-              <w:t>Note 24, 'Raw materials, Supplies, fuel, power, packing sacks', FY2025 audited statements for the year ended 31 December 2025, read from the company's own website; committed with its footings in filings_extract.py. Revision 2 built this from four industry rules of thumb summing to EGP 2,553.7mn, which is -28.9 per cent BELOW the disclosed line, the disclosed line being 40.7 per cent above the assumption</w:t>
+              <w:t>The rest of the disclosed cash operating cost: revenue 9,089.149688 less EBITDA 3,455.205144 less the two lines above. It is wages, maintenance, subcontractors, clay resource fees, rents, technical assistance, insurance and general administration across notes 24, 25 and 26. Revision 2 assumed USD 14.60 per tonne of installed capacity = EGP 2,762.9mn, 2.17x the company's actual fixed cost, and that single assumption is most of why its FY2025 backcast came out 355mn light on EBITDA</w:t>
             </w:r>
           </w:p>
         </w:tc>
@@ -1547,7 +1547,7 @@
                 <w:color w:val="1C3A36"/>
                 <w:sz w:val="14"/>
               </w:rPr>
-              <w:t>debt_fy25</w:t>
+              <w:t>cost_materials_fy25</w:t>
             </w:r>
           </w:p>
         </w:tc>
@@ -1564,7 +1564,7 @@
                 <w:color w:val="1C3A36"/>
                 <w:sz w:val="14"/>
               </w:rPr>
-              <w:t>137.5659</w:t>
+              <w:t>3,592.4662</w:t>
             </w:r>
           </w:p>
         </w:tc>
@@ -1598,7 +1598,7 @@
                 <w:color w:val="1C3A36"/>
                 <w:sz w:val="14"/>
               </w:rPr>
-              <w:t>Lease liabilities at 31 December 2025, 111.742265 long-term and 25.823623 current. THE COMPANY HAS NO BANK BORROWINGS. Audited statement of financial position at 31 December 2025, printed page 2, from the company's own website. Revision 2 used an aggregator's carry of S&amp;P Global Market Intelligence</w:t>
+              <w:t>Note 24, 'Raw materials, Supplies, fuel, power, packing sacks', FY2025 audited statements for the year ended 31 December 2025, read from the company's own website; committed with its footings in filings_extract.py. Revision 2 built this from four industry rules of thumb summing to EGP 2,553.7mn, which is -28.9 per cent BELOW the disclosed line, the disclosed line being 40.7 per cent above the assumption</w:t>
             </w:r>
           </w:p>
         </w:tc>
@@ -1651,7 +1651,7 @@
                 <w:color w:val="1C3A36"/>
                 <w:sz w:val="14"/>
               </w:rPr>
-              <w:t>debt_mar26</w:t>
+              <w:t>debt_fy25</w:t>
             </w:r>
           </w:p>
         </w:tc>
@@ -1668,7 +1668,7 @@
                 <w:color w:val="1C3A36"/>
                 <w:sz w:val="14"/>
               </w:rPr>
-              <w:t>152.71</w:t>
+              <w:t>137.5659</w:t>
             </w:r>
           </w:p>
         </w:tc>
@@ -1702,7 +1702,7 @@
                 <w:color w:val="1C3A36"/>
                 <w:sz w:val="14"/>
               </w:rPr>
-              <w:t>Lease liabilities, 137.620919 long-term and 15.089045 current, reviewed sheet at 31 March 2026. THE COMPANY HAS NO BANK BORROWINGS AT EITHER DATE — the whole of its interest-bearing debt is leases under EAS 49</w:t>
+              <w:t>Lease liabilities at 31 December 2025, 111.742265 long-term and 25.823623 current. THE COMPANY HAS NO BANK BORROWINGS. Audited statement of financial position at 31 December 2025, printed page 2, from the company's own website. Revision 2 used an aggregator's carry of S&amp;P Global Market Intelligence</w:t>
             </w:r>
           </w:p>
         </w:tc>
@@ -1719,7 +1719,7 @@
                 <w:color w:val="1C3A36"/>
                 <w:sz w:val="14"/>
               </w:rPr>
-              <w:t>2026-03-31</w:t>
+              <w:t>2025-12-31</w:t>
             </w:r>
           </w:p>
         </w:tc>
@@ -1755,7 +1755,7 @@
                 <w:color w:val="1C3A36"/>
                 <w:sz w:val="14"/>
               </w:rPr>
-              <w:t>dep_rate_disclosed</w:t>
+              <w:t>debt_mar26</w:t>
             </w:r>
           </w:p>
         </w:tc>
@@ -1772,7 +1772,7 @@
                 <w:color w:val="1C3A36"/>
                 <w:sz w:val="14"/>
               </w:rPr>
-              <w:t>0.0386</w:t>
+              <w:t>152.71</w:t>
             </w:r>
           </w:p>
         </w:tc>
@@ -1806,7 +1806,7 @@
                 <w:color w:val="1C3A36"/>
                 <w:sz w:val="14"/>
               </w:rPr>
-              <w:t>The BOOK depreciation rate carried forward on gross cost, being note 3/2's disclosed rates at the midpoint of the two ranges, cost-weighted as an arithmetic mean of lives on note 4's own mix. It is used ONLY for the forward book charge, which is what a rate is for. IT IS NOT THE TERMINAL'S USEFUL LIFE and revision 3 used its reciprocal as one: 1/0.038626 = 25.89 years, justified on the grounds that it 'reproduces the filed FY2025 charge to within 1.2% (121.3 against 122.6)'. THAT VALIDATION WAS TWO ERRORS CANCELLING - the 121.3 is an arithmetic-mean rate that understates the disclosed rates' own product of 151.5mn, and the 122.6 includes intangible amortisation against a filed FIXED-ASSET charge of 99.2mn. See useful_lives.json</w:t>
+              <w:t>Lease liabilities, 137.620919 long-term and 15.089045 current, reviewed sheet at 31 March 2026. THE COMPANY HAS NO BANK BORROWINGS AT EITHER DATE — the whole of its interest-bearing debt is leases under EAS 49</w:t>
             </w:r>
           </w:p>
         </w:tc>
@@ -1823,7 +1823,7 @@
                 <w:color w:val="1C3A36"/>
                 <w:sz w:val="14"/>
               </w:rPr>
-              <w:t>2025-12-31</w:t>
+              <w:t>2026-03-31</w:t>
             </w:r>
           </w:p>
         </w:tc>
@@ -1859,7 +1859,7 @@
                 <w:color w:val="1C3A36"/>
                 <w:sz w:val="14"/>
               </w:rPr>
-              <w:t>ebitda_fy24</w:t>
+              <w:t>dep_rate_disclosed</w:t>
             </w:r>
           </w:p>
         </w:tc>
@@ -1876,7 +1876,7 @@
                 <w:color w:val="1C3A36"/>
                 <w:sz w:val="14"/>
               </w:rPr>
-              <w:t>1,590</w:t>
+              <w:t>0.0386</w:t>
             </w:r>
           </w:p>
         </w:tc>
@@ -1910,7 +1910,7 @@
                 <w:color w:val="1C3A36"/>
                 <w:sz w:val="14"/>
               </w:rPr>
-              <w:t>FY2024 EBITDA, the one disclosed margin anchor</w:t>
+              <w:t>The BOOK depreciation rate carried forward on gross cost, being note 3/2's disclosed rates at the midpoint of the two ranges, cost-weighted as an arithmetic mean of lives on note 4's own mix. It is used ONLY for the forward book charge, which is what a rate is for. IT IS NOT THE TERMINAL'S USEFUL LIFE and revision 3 used its reciprocal as one: 1/0.038626 = 25.89 years, justified on the grounds that it 'reproduces the filed FY2025 charge to within 1.2% (121.3 against 122.6)'. THAT VALIDATION WAS TWO ERRORS CANCELLING - the 121.3 is an arithmetic-mean rate that understates the disclosed rates' own product of 151.5mn, and the 122.6 includes intangible amortisation against a filed FIXED-ASSET charge of 99.2mn. See useful_lives.json</w:t>
             </w:r>
           </w:p>
         </w:tc>
@@ -1927,7 +1927,7 @@
                 <w:color w:val="1C3A36"/>
                 <w:sz w:val="14"/>
               </w:rPr>
-              <w:t>2026-03-10</w:t>
+              <w:t>2025-12-31</w:t>
             </w:r>
           </w:p>
         </w:tc>
@@ -1963,7 +1963,7 @@
                 <w:color w:val="1C3A36"/>
                 <w:sz w:val="14"/>
               </w:rPr>
-              <w:t>eq_fy25_rep</w:t>
+              <w:t>ebitda_fy24</w:t>
             </w:r>
           </w:p>
         </w:tc>
@@ -1980,7 +1980,7 @@
                 <w:color w:val="1C3A36"/>
                 <w:sz w:val="14"/>
               </w:rPr>
-              <w:t>6,020.3387</w:t>
+              <w:t>1,590</w:t>
             </w:r>
           </w:p>
         </w:tc>
@@ -2014,7 +2014,7 @@
                 <w:color w:val="1C3A36"/>
                 <w:sz w:val="14"/>
               </w:rPr>
-              <w:t>Total shareholders' equity at 31 December 2025, footing across capital, reserves, retained earnings and the year's profit. Audited statement of financial position at 31 December 2025, printed page 2, from the company's own website. Revision 2 used an aggregator's carry of S&amp;P Global Market Intelligence</w:t>
+              <w:t>FY2024 EBITDA, the one disclosed margin anchor</w:t>
             </w:r>
           </w:p>
         </w:tc>
@@ -2031,7 +2031,7 @@
                 <w:color w:val="1C3A36"/>
                 <w:sz w:val="14"/>
               </w:rPr>
-              <w:t>2025-12-31</w:t>
+              <w:t>2026-03-10</w:t>
             </w:r>
           </w:p>
         </w:tc>
@@ -2067,7 +2067,7 @@
                 <w:color w:val="1C3A36"/>
                 <w:sz w:val="14"/>
               </w:rPr>
-              <w:t>eq_mar26</w:t>
+              <w:t>eq_fy23_rep</w:t>
             </w:r>
           </w:p>
         </w:tc>
@@ -2084,7 +2084,7 @@
                 <w:color w:val="1C3A36"/>
                 <w:sz w:val="14"/>
               </w:rPr>
-              <w:t>7,134.8177</w:t>
+              <w:t>-614.0282</w:t>
             </w:r>
           </w:p>
         </w:tc>
@@ -2118,7 +2118,7 @@
                 <w:color w:val="1C3A36"/>
                 <w:sz w:val="14"/>
               </w:rPr>
-              <w:t>Total equity, reviewed sheet at 31 March 2026</w:t>
+              <w:t>Audited independent balance sheet as of 31 December 2024, printed page 5 of the FY2024 audited statements (SCC-AFS-E-1224.pdf), read from the company's own website. ROUTE: OCR off the rendered pixels — that filing carries no text layer at all (zero bytes across its 36 pages), so no extraction confidence exists to trust and ARITHMETIC IS THE ARBITER: the page's own total liabilities of EGP 1,959,808,479 plus its own total equity of EGP 3,735,799,731 foot to its printed total assets of EGP 5,695,608,210 exactly, and its non-current total of 1,703,837,097 plus current total of 3,991,771,113 foot to the same figure. Cross-checked against the FY2025 filing's own comparative column at printed page 2, committed in filings_extract.py, which agrees to the pound on liabilities and prints total assets one pound higher at 5,695,608,211 — the filings' own additive rounding, disclosed rather than reconciled away — total equity at 31 December 2023, the comparative column of the same page. It is NEGATIVE, and the filing's own totals foot: liabilities of 4,116,928,922 plus equity of (614,028,180) give total assets of 3,502,900,742, which is also that column's non-current 1,232,905,958 plus current 2,269,994,784</w:t>
             </w:r>
           </w:p>
         </w:tc>
@@ -2135,7 +2135,7 @@
                 <w:color w:val="1C3A36"/>
                 <w:sz w:val="14"/>
               </w:rPr>
-              <w:t>2026-03-31</w:t>
+              <w:t>2023-12-31</w:t>
             </w:r>
           </w:p>
         </w:tc>
@@ -2171,7 +2171,7 @@
                 <w:color w:val="1C3A36"/>
                 <w:sz w:val="14"/>
               </w:rPr>
-              <w:t>free_float</w:t>
+              <w:t>eq_fy25_rep</w:t>
             </w:r>
           </w:p>
         </w:tc>
@@ -2188,7 +2188,7 @@
                 <w:color w:val="1C3A36"/>
                 <w:sz w:val="14"/>
               </w:rPr>
-              <w:t>0.224</w:t>
+              <w:t>6,020.3387</w:t>
             </w:r>
           </w:p>
         </w:tc>
@@ -2222,7 +2222,7 @@
                 <w:color w:val="1C3A36"/>
                 <w:sz w:val="14"/>
               </w:rPr>
-              <w:t>The public float, being one less Vicat's holding. DERIVED: 1 - vicat_stake, and it is the share count the same tender offer names (58,416,664 of 260,812,477 = 22.4%), which is the check that the two figures are one fact and not two</w:t>
+              <w:t>Total shareholders' equity at 31 December 2025, footing across capital, reserves, retained earnings and the year's profit. Audited statement of financial position at 31 December 2025, printed page 2, from the company's own website. Revision 2 used an aggregator's carry of S&amp;P Global Market Intelligence</w:t>
             </w:r>
           </w:p>
         </w:tc>
@@ -2239,7 +2239,7 @@
                 <w:color w:val="1C3A36"/>
                 <w:sz w:val="14"/>
               </w:rPr>
-              <w:t>2025-07-28</w:t>
+              <w:t>2025-12-31</w:t>
             </w:r>
           </w:p>
         </w:tc>
@@ -2275,7 +2275,7 @@
                 <w:color w:val="1C3A36"/>
                 <w:sz w:val="14"/>
               </w:rPr>
-              <w:t>gross_fixed_fy25</w:t>
+              <w:t>eq_mar26</w:t>
             </w:r>
           </w:p>
         </w:tc>
@@ -2292,7 +2292,7 @@
                 <w:color w:val="1C3A36"/>
                 <w:sz w:val="14"/>
               </w:rPr>
-              <w:t>3,140.8552</w:t>
+              <w:t>7,134.8177</w:t>
             </w:r>
           </w:p>
         </w:tc>
@@ -2326,7 +2326,7 @@
                 <w:color w:val="1C3A36"/>
                 <w:sz w:val="14"/>
               </w:rPr>
-              <w:t>Note 4, gross cost of fixed assets at 31-Dec-2025, footing across five classes audited statements for the year ended 31 December 2025, read from the company's own website; committed with its footings in filings_extract.py</w:t>
+              <w:t>Total equity, reviewed sheet at 31 March 2026</w:t>
             </w:r>
           </w:p>
         </w:tc>
@@ -2343,7 +2343,7 @@
                 <w:color w:val="1C3A36"/>
                 <w:sz w:val="14"/>
               </w:rPr>
-              <w:t>2025-12-31</w:t>
+              <w:t>2026-03-31</w:t>
             </w:r>
           </w:p>
         </w:tc>
@@ -2379,7 +2379,7 @@
                 <w:color w:val="1C3A36"/>
                 <w:sz w:val="14"/>
               </w:rPr>
-              <w:t>mto_price</w:t>
+              <w:t>free_float</w:t>
             </w:r>
           </w:p>
         </w:tc>
@@ -2396,7 +2396,7 @@
                 <w:color w:val="1C3A36"/>
                 <w:sz w:val="14"/>
               </w:rPr>
-              <w:t>41</w:t>
+              <w:t>0.224</w:t>
             </w:r>
           </w:p>
         </w:tc>
@@ -2430,7 +2430,7 @@
                 <w:color w:val="1C3A36"/>
                 <w:sz w:val="14"/>
               </w:rPr>
-              <w:t>Vicat mandatory tender offer, July 2025. A disclosed reference point and an overhang, never a fair value</w:t>
+              <w:t>The public float, being one less Vicat's holding. DERIVED: 1 - vicat_stake, and it is the share count the same tender offer names (58,416,664 of 260,812,477 = 22.4%), which is the check that the two figures are one fact and not two</w:t>
             </w:r>
           </w:p>
         </w:tc>
@@ -2483,7 +2483,7 @@
                 <w:color w:val="1C3A36"/>
                 <w:sz w:val="14"/>
               </w:rPr>
-              <w:t>pat_fy23</w:t>
+              <w:t>gross_fixed_fy25</w:t>
             </w:r>
           </w:p>
         </w:tc>
@@ -2500,7 +2500,7 @@
                 <w:color w:val="1C3A36"/>
                 <w:sz w:val="14"/>
               </w:rPr>
-              <w:t>-117.5816</w:t>
+              <w:t>3,140.8552</w:t>
             </w:r>
           </w:p>
         </w:tc>
@@ -2534,7 +2534,7 @@
                 <w:color w:val="1C3A36"/>
                 <w:sz w:val="14"/>
               </w:rPr>
-              <w:t>Audited statement of profit or loss for the year ended 31 December 2023 (the comparative column of the FY2024 filing), printed page 3, read from the company's own website and committed with its footings in filings_extract.py. Revision 2 used a trade-press figure relayed from an EGX filing it had not read</w:t>
+              <w:t>Note 4, gross cost of fixed assets at 31-Dec-2025, footing across five classes audited statements for the year ended 31 December 2025, read from the company's own website; committed with its footings in filings_extract.py</w:t>
             </w:r>
           </w:p>
         </w:tc>
@@ -2587,7 +2587,7 @@
                 <w:color w:val="1C3A36"/>
                 <w:sz w:val="14"/>
               </w:rPr>
-              <w:t>pat_fy24</w:t>
+              <w:t>mto_price</w:t>
             </w:r>
           </w:p>
         </w:tc>
@@ -2604,7 +2604,7 @@
                 <w:color w:val="1C3A36"/>
                 <w:sz w:val="14"/>
               </w:rPr>
-              <w:t>3,072.3618</w:t>
+              <w:t>41</w:t>
             </w:r>
           </w:p>
         </w:tc>
@@ -2638,7 +2638,7 @@
                 <w:color w:val="1C3A36"/>
                 <w:sz w:val="14"/>
               </w:rPr>
-              <w:t>Audited statement of profit or loss for the year ended 31 December 2024, printed page 3, read from the company's own website and committed with its footings in filings_extract.py. Revision 2 used a trade-press figure relayed from an EGX filing it had not read</w:t>
+              <w:t>Vicat mandatory tender offer, July 2025. A disclosed reference point and an overhang, never a fair value</w:t>
             </w:r>
           </w:p>
         </w:tc>
@@ -2655,7 +2655,7 @@
                 <w:color w:val="1C3A36"/>
                 <w:sz w:val="14"/>
               </w:rPr>
-              <w:t>2025-12-31</w:t>
+              <w:t>2025-07-28</w:t>
             </w:r>
           </w:p>
         </w:tc>
@@ -2691,7 +2691,7 @@
                 <w:color w:val="1C3A36"/>
                 <w:sz w:val="14"/>
               </w:rPr>
-              <w:t>pat_fy25</w:t>
+              <w:t>pat_fy23</w:t>
             </w:r>
           </w:p>
         </w:tc>
@@ -2708,7 +2708,7 @@
                 <w:color w:val="1C3A36"/>
                 <w:sz w:val="14"/>
               </w:rPr>
-              <w:t>2,284.539</w:t>
+              <w:t>-117.5816</w:t>
             </w:r>
           </w:p>
         </w:tc>
@@ -2742,7 +2742,7 @@
                 <w:color w:val="1C3A36"/>
                 <w:sz w:val="14"/>
               </w:rPr>
-              <w:t>Audited statement of profit or loss for the year ended 31 December 2025, printed page 3, read from the company's own website and committed with its footings in filings_extract.py. Revision 2 used a trade-press figure relayed from an EGX filing it had not read</w:t>
+              <w:t>Audited statement of profit or loss for the year ended 31 December 2023 (the comparative column of the FY2024 filing), printed page 3, read from the company's own website and committed with its footings in filings_extract.py. Revision 2 used a trade-press figure relayed from an EGX filing it had not read</w:t>
             </w:r>
           </w:p>
         </w:tc>
@@ -2795,7 +2795,7 @@
                 <w:color w:val="1C3A36"/>
                 <w:sz w:val="14"/>
               </w:rPr>
-              <w:t>payout</w:t>
+              <w:t>pat_fy24</w:t>
             </w:r>
           </w:p>
         </w:tc>
@@ -2812,7 +2812,7 @@
                 <w:color w:val="1C3A36"/>
                 <w:sz w:val="14"/>
               </w:rPr>
-              <w:t>0</w:t>
+              <w:t>3,072.3618</w:t>
             </w:r>
           </w:p>
         </w:tc>
@@ -2846,7 +2846,7 @@
                 <w:color w:val="1C3A36"/>
                 <w:sz w:val="14"/>
               </w:rPr>
-              <w:t>Dividend payout from FY2026E. THE FILED EQUITY STATEMENTS SHOW NO DISTRIBUTION AT ALL, twice over and to the pound: equity of EGP 3,735.80mn at 31-Dec-2024 plus FY2025 profit of 2,284.54mn is exactly the filed 6,020.34mn, and that plus the reviewed quarter's 1,114.48mn is exactly the filed 7,134.82mn at 31-Mar-2026. A 60% payout was assumed against a company whose own statements reconcile with none, and an earlier edition called the implied distribution its 'largest single uncertainty' — it dissolves against the record. This changes no valuation number, because free cash flow to the firm is struck before financing; it changes the projected balance sheet a reader is shown</w:t>
+              <w:t>Audited statement of profit or loss for the year ended 31 December 2024, printed page 3, read from the company's own website and committed with its footings in filings_extract.py. Revision 2 used a trade-press figure relayed from an EGX filing it had not read</w:t>
             </w:r>
           </w:p>
         </w:tc>
@@ -2863,7 +2863,7 @@
                 <w:color w:val="1C3A36"/>
                 <w:sz w:val="14"/>
               </w:rPr>
-              <w:t>2026-09-04</w:t>
+              <w:t>2025-12-31</w:t>
             </w:r>
           </w:p>
         </w:tc>
@@ -2899,7 +2899,7 @@
                 <w:color w:val="1C3A36"/>
                 <w:sz w:val="14"/>
               </w:rPr>
-              <w:t>rev_fy23</w:t>
+              <w:t>pat_fy25</w:t>
             </w:r>
           </w:p>
         </w:tc>
@@ -2916,7 +2916,7 @@
                 <w:color w:val="1C3A36"/>
                 <w:sz w:val="14"/>
               </w:rPr>
-              <w:t>4,285.4702</w:t>
+              <w:t>2,284.539</w:t>
             </w:r>
           </w:p>
         </w:tc>
@@ -2950,7 +2950,7 @@
                 <w:color w:val="1C3A36"/>
                 <w:sz w:val="14"/>
               </w:rPr>
-              <w:t>Audited statement of profit or loss for the year ended 31 December 2023 (the comparative column of the FY2024 filing), printed page 3, read from the company's own website and committed with its footings in filings_extract.py. Revision 2 used a trade-press figure relayed from an EGX filing it had not read</w:t>
+              <w:t>Audited statement of profit or loss for the year ended 31 December 2025, printed page 3, read from the company's own website and committed with its footings in filings_extract.py. Revision 2 used a trade-press figure relayed from an EGX filing it had not read</w:t>
             </w:r>
           </w:p>
         </w:tc>
@@ -3003,7 +3003,7 @@
                 <w:color w:val="1C3A36"/>
                 <w:sz w:val="14"/>
               </w:rPr>
-              <w:t>rev_fy24</w:t>
+              <w:t>payout</w:t>
             </w:r>
           </w:p>
         </w:tc>
@@ -3020,7 +3020,7 @@
                 <w:color w:val="1C3A36"/>
                 <w:sz w:val="14"/>
               </w:rPr>
-              <w:t>6,428.0119</w:t>
+              <w:t>0</w:t>
             </w:r>
           </w:p>
         </w:tc>
@@ -3054,7 +3054,7 @@
                 <w:color w:val="1C3A36"/>
                 <w:sz w:val="14"/>
               </w:rPr>
-              <w:t>Audited statement of profit or loss for the year ended 31 December 2024, printed page 3, read from the company's own website and committed with its footings in filings_extract.py. Revision 2 used a trade-press figure relayed from an EGX filing it had not read</w:t>
+              <w:t>Dividend payout from FY2026E. THE FILED EQUITY STATEMENTS SHOW NO DISTRIBUTION AT ALL, twice over and to the pound: equity of EGP 3,735.80mn at 31-Dec-2024 plus FY2025 profit of 2,284.54mn is exactly the filed 6,020.34mn, and that plus the reviewed quarter's 1,114.48mn is exactly the filed 7,134.82mn at 31-Mar-2026. A 60% payout was assumed against a company whose own statements reconcile with none, and an earlier edition called the implied distribution its 'largest single uncertainty' — it dissolves against the record. This changes no valuation number, because free cash flow to the firm is struck before financing; it changes the projected balance sheet a reader is shown</w:t>
             </w:r>
           </w:p>
         </w:tc>
@@ -3071,7 +3071,7 @@
                 <w:color w:val="1C3A36"/>
                 <w:sz w:val="14"/>
               </w:rPr>
-              <w:t>2025-12-31</w:t>
+              <w:t>2026-09-04</w:t>
             </w:r>
           </w:p>
         </w:tc>
@@ -3107,7 +3107,7 @@
                 <w:color w:val="1C3A36"/>
                 <w:sz w:val="14"/>
               </w:rPr>
-              <w:t>rev_fy25</w:t>
+              <w:t>rev_fy23</w:t>
             </w:r>
           </w:p>
         </w:tc>
@@ -3124,7 +3124,7 @@
                 <w:color w:val="1C3A36"/>
                 <w:sz w:val="14"/>
               </w:rPr>
-              <w:t>9,089.1497</w:t>
+              <w:t>4,285.4702</w:t>
             </w:r>
           </w:p>
         </w:tc>
@@ -3158,7 +3158,7 @@
                 <w:color w:val="1C3A36"/>
                 <w:sz w:val="14"/>
               </w:rPr>
-              <w:t>Audited statement of profit or loss for the year ended 31 December 2025, printed page 3, read from the company's own website and committed with its footings in filings_extract.py. Revision 2 used a trade-press figure relayed from an EGX filing it had not read</w:t>
+              <w:t>Audited statement of profit or loss for the year ended 31 December 2023 (the comparative column of the FY2024 filing), printed page 3, read from the company's own website and committed with its footings in filings_extract.py. Revision 2 used a trade-press figure relayed from an EGX filing it had not read</w:t>
             </w:r>
           </w:p>
         </w:tc>
@@ -3211,7 +3211,7 @@
                 <w:color w:val="1C3A36"/>
                 <w:sz w:val="14"/>
               </w:rPr>
-              <w:t>shares_fy23</w:t>
+              <w:t>rev_fy24</w:t>
             </w:r>
           </w:p>
         </w:tc>
@@ -3228,7 +3228,7 @@
                 <w:color w:val="1C3A36"/>
                 <w:sz w:val="14"/>
               </w:rPr>
-              <w:t>133.07</w:t>
+              <w:t>6,428.0119</w:t>
             </w:r>
           </w:p>
         </w:tc>
@@ -3262,7 +3262,7 @@
                 <w:color w:val="1C3A36"/>
                 <w:sz w:val="14"/>
               </w:rPr>
-              <w:t>Weighted-average shares FY2023, pre-rights-issue. Corroborated by the 2022 tender offer (56.063mn = 42.12%) and by disclosed EPS</w:t>
+              <w:t>Audited statement of profit or loss for the year ended 31 December 2024, printed page 3, read from the company's own website and committed with its footings in filings_extract.py. Revision 2 used a trade-press figure relayed from an EGX filing it had not read</w:t>
             </w:r>
           </w:p>
         </w:tc>
@@ -3279,7 +3279,7 @@
                 <w:color w:val="1C3A36"/>
                 <w:sz w:val="14"/>
               </w:rPr>
-              <w:t>2025-03-16</w:t>
+              <w:t>2025-12-31</w:t>
             </w:r>
           </w:p>
         </w:tc>
@@ -3315,7 +3315,7 @@
                 <w:color w:val="1C3A36"/>
                 <w:sz w:val="14"/>
               </w:rPr>
-              <w:t>shares_fy24</w:t>
+              <w:t>rev_fy25</w:t>
             </w:r>
           </w:p>
         </w:tc>
@@ -3332,7 +3332,7 @@
                 <w:color w:val="1C3A36"/>
                 <w:sz w:val="14"/>
               </w:rPr>
-              <w:t>133.07</w:t>
+              <w:t>9,089.1497</w:t>
             </w:r>
           </w:p>
         </w:tc>
@@ -3366,7 +3366,7 @@
                 <w:color w:val="1C3A36"/>
                 <w:sz w:val="14"/>
               </w:rPr>
-              <w:t>Weighted-average shares FY2024. Disclosed EPS of EGP 23.13 on attributable profit implies 132.7mn</w:t>
+              <w:t>Audited statement of profit or loss for the year ended 31 December 2025, printed page 3, read from the company's own website and committed with its footings in filings_extract.py. Revision 2 used a trade-press figure relayed from an EGX filing it had not read</w:t>
             </w:r>
           </w:p>
         </w:tc>
@@ -3383,7 +3383,7 @@
                 <w:color w:val="1C3A36"/>
                 <w:sz w:val="14"/>
               </w:rPr>
-              <w:t>2025-03-16</w:t>
+              <w:t>2025-12-31</w:t>
             </w:r>
           </w:p>
         </w:tc>
@@ -3419,7 +3419,7 @@
                 <w:color w:val="1C3A36"/>
                 <w:sz w:val="14"/>
               </w:rPr>
-              <w:t>shares_fy25</w:t>
+              <w:t>shares_fy23</w:t>
             </w:r>
           </w:p>
         </w:tc>
@@ -3436,7 +3436,7 @@
                 <w:color w:val="1C3A36"/>
                 <w:sz w:val="14"/>
               </w:rPr>
-              <w:t>222</w:t>
+              <w:t>133.07</w:t>
             </w:r>
           </w:p>
         </w:tc>
@@ -3470,7 +3470,7 @@
                 <w:color w:val="1C3A36"/>
                 <w:sz w:val="14"/>
               </w:rPr>
-              <w:t>Weighted-average shares FY2025, the rights issue having completed during the year</w:t>
+              <w:t>Weighted-average shares FY2023, pre-rights-issue. Corroborated by the 2022 tender offer (56.063mn = 42.12%) and by disclosed EPS</w:t>
             </w:r>
           </w:p>
         </w:tc>
@@ -3487,7 +3487,7 @@
                 <w:color w:val="1C3A36"/>
                 <w:sz w:val="14"/>
               </w:rPr>
-              <w:t>2026-03-10</w:t>
+              <w:t>2025-03-16</w:t>
             </w:r>
           </w:p>
         </w:tc>
@@ -3523,7 +3523,7 @@
                 <w:color w:val="1C3A36"/>
                 <w:sz w:val="14"/>
               </w:rPr>
-              <w:t>shares_mn</w:t>
+              <w:t>shares_fy24</w:t>
             </w:r>
           </w:p>
         </w:tc>
@@ -3540,7 +3540,7 @@
                 <w:color w:val="1C3A36"/>
                 <w:sz w:val="14"/>
               </w:rPr>
-              <w:t>260.8125</w:t>
+              <w:t>133.07</w:t>
             </w:r>
           </w:p>
         </w:tc>
@@ -3574,7 +3574,7 @@
                 <w:color w:val="1C3A36"/>
                 <w:sz w:val="14"/>
               </w:rPr>
-              <w:t>260,812,477 shares, corroborated FIVE ways: issued capital EGP 2,608,124,770 at EGP 10 par; the Jul-2025 tender offer of 58,416,664 shares at 22.4%; quoted market capitalisation over price; and the reconstruction 133.07mn pre-issue + 127.74mn subscribed. Revision 1 wrongly described the pre-issue count as 92.61mn by subtracting shares OFFERED (168.20mn) instead of shares SUBSCRIBED (127.74mn, a 75.95% take-up)</w:t>
+              <w:t>Weighted-average shares FY2024. Disclosed EPS of EGP 23.13 on attributable profit implies 132.7mn</w:t>
             </w:r>
           </w:p>
         </w:tc>
@@ -3591,7 +3591,7 @@
                 <w:color w:val="1C3A36"/>
                 <w:sz w:val="14"/>
               </w:rPr>
-              <w:t>2025-07-28</w:t>
+              <w:t>2025-03-16</w:t>
             </w:r>
           </w:p>
         </w:tc>
@@ -3627,7 +3627,7 @@
                 <w:color w:val="1C3A36"/>
                 <w:sz w:val="14"/>
               </w:rPr>
-              <w:t>swcc_eur</w:t>
+              <w:t>shares_fy25</w:t>
             </w:r>
           </w:p>
         </w:tc>
@@ -3644,7 +3644,7 @@
                 <w:color w:val="1C3A36"/>
                 <w:sz w:val="14"/>
               </w:rPr>
-              <w:t>30</w:t>
+              <w:t>222</w:t>
             </w:r>
           </w:p>
         </w:tc>
@@ -3678,7 +3678,7 @@
                 <w:color w:val="1C3A36"/>
                 <w:sz w:val="14"/>
               </w:rPr>
-              <w:t>EUR 30mn for the 25.40% Sinai White stake, completed 13-Aug-2024</w:t>
+              <w:t>Weighted-average shares FY2025, the rights issue having completed during the year</w:t>
             </w:r>
           </w:p>
         </w:tc>
@@ -3695,7 +3695,7 @@
                 <w:color w:val="1C3A36"/>
                 <w:sz w:val="14"/>
               </w:rPr>
-              <w:t>2024-08-13</w:t>
+              <w:t>2026-03-10</w:t>
             </w:r>
           </w:p>
         </w:tc>
@@ -3731,7 +3731,7 @@
                 <w:color w:val="1C3A36"/>
                 <w:sz w:val="14"/>
               </w:rPr>
-              <w:t>ta_fy24</w:t>
+              <w:t>shares_mn</w:t>
             </w:r>
           </w:p>
         </w:tc>
@@ -3748,7 +3748,7 @@
                 <w:color w:val="1C3A36"/>
                 <w:sz w:val="14"/>
               </w:rPr>
-              <w:t>6,385.92</w:t>
+              <w:t>260.8125</w:t>
             </w:r>
           </w:p>
         </w:tc>
@@ -3782,7 +3782,7 @@
                 <w:color w:val="1C3A36"/>
                 <w:sz w:val="14"/>
               </w:rPr>
-              <w:t>EGX filing reported by Global Cement, cemnet/International Cement Review, Daily News Egypt and Arab Finance — FY2024 total assets</w:t>
+              <w:t>260,812,477 shares, corroborated FIVE ways: issued capital EGP 2,608,124,770 at EGP 10 par; the Jul-2025 tender offer of 58,416,664 shares at 22.4%; quoted market capitalisation over price; and the reconstruction 133.07mn pre-issue + 127.74mn subscribed. Revision 1 wrongly described the pre-issue count as 92.61mn by subtracting shares OFFERED (168.20mn) instead of shares SUBSCRIBED (127.74mn, a 75.95% take-up)</w:t>
             </w:r>
           </w:p>
         </w:tc>
@@ -3799,7 +3799,7 @@
                 <w:color w:val="1C3A36"/>
                 <w:sz w:val="14"/>
               </w:rPr>
-              <w:t>2025-03-16</w:t>
+              <w:t>2025-07-28</w:t>
             </w:r>
           </w:p>
         </w:tc>
@@ -3835,7 +3835,7 @@
                 <w:color w:val="1C3A36"/>
                 <w:sz w:val="14"/>
               </w:rPr>
-              <w:t>tax_eff</w:t>
+              <w:t>swcc_eur</w:t>
             </w:r>
           </w:p>
         </w:tc>
@@ -3852,7 +3852,7 @@
                 <w:color w:val="1C3A36"/>
                 <w:sz w:val="14"/>
               </w:rPr>
-              <w:t>0.32</w:t>
+              <w:t>30</w:t>
             </w:r>
           </w:p>
         </w:tc>
@@ -3886,7 +3886,7 @@
                 <w:color w:val="1C3A36"/>
                 <w:sz w:val="14"/>
               </w:rPr>
-              <w:t>EFFECTIVE tax rate on the FY2025 closure. Disclosed pre-tax profit of 3,378.7 against profit after tax of 2,298.2 gives 32.0%. Revision 1 used the statutory 22.5% here, which understated every derived operating line</w:t>
+              <w:t>EUR 30mn for the 25.40% Sinai White stake, completed 13-Aug-2024</w:t>
             </w:r>
           </w:p>
         </w:tc>
@@ -3903,7 +3903,7 @@
                 <w:color w:val="1C3A36"/>
                 <w:sz w:val="14"/>
               </w:rPr>
-              <w:t>2026-03-10</w:t>
+              <w:t>2024-08-13</w:t>
             </w:r>
           </w:p>
         </w:tc>
@@ -3939,7 +3939,7 @@
                 <w:color w:val="1C3A36"/>
                 <w:sz w:val="14"/>
               </w:rPr>
-              <w:t>tl_fy24</w:t>
+              <w:t>ta_fy24</w:t>
             </w:r>
           </w:p>
         </w:tc>
@@ -3956,7 +3956,7 @@
                 <w:color w:val="1C3A36"/>
                 <w:sz w:val="14"/>
               </w:rPr>
-              <w:t>1,610.86</w:t>
+              <w:t>5,695.6082</w:t>
             </w:r>
           </w:p>
         </w:tc>
@@ -3990,7 +3990,7 @@
                 <w:color w:val="1C3A36"/>
                 <w:sz w:val="14"/>
               </w:rPr>
-              <w:t>EGX filing reported by Global Cement, cemnet/International Cement Review, Daily News Egypt and Arab Finance — FY2024 total liabilities; the triple closes to equity of 4,775.06 exactly</w:t>
+              <w:t>Audited independent balance sheet as of 31 December 2024, printed page 5 of the FY2024 audited statements (SCC-AFS-E-1224.pdf), read from the company's own website. ROUTE: OCR off the rendered pixels — that filing carries no text layer at all (zero bytes across its 36 pages), so no extraction confidence exists to trust and ARITHMETIC IS THE ARBITER: the page's own total liabilities of EGP 1,959,808,479 plus its own total equity of EGP 3,735,799,731 foot to its printed total assets of EGP 5,695,608,210 exactly, and its non-current total of 1,703,837,097 plus current total of 3,991,771,113 foot to the same figure. Cross-checked against the FY2025 filing's own comparative column at printed page 2, committed in filings_extract.py, which agrees to the pound on liabilities and prints total assets one pound higher at 5,695,608,211 — the filings' own additive rounding, disclosed rather than reconciled away — total assets</w:t>
             </w:r>
           </w:p>
         </w:tc>
@@ -4007,7 +4007,7 @@
                 <w:color w:val="1C3A36"/>
                 <w:sz w:val="14"/>
               </w:rPr>
-              <w:t>2025-03-16</w:t>
+              <w:t>2024-12-31</w:t>
             </w:r>
           </w:p>
         </w:tc>
@@ -4043,7 +4043,7 @@
                 <w:color w:val="1C3A36"/>
                 <w:sz w:val="14"/>
               </w:rPr>
-              <w:t>useful_life_disclosed</w:t>
+              <w:t>tax_eff</w:t>
             </w:r>
           </w:p>
         </w:tc>
@@ -4060,7 +4060,7 @@
                 <w:color w:val="1C3A36"/>
                 <w:sz w:val="14"/>
               </w:rPr>
-              <w:t>20</w:t>
+              <w:t>0.32</w:t>
             </w:r>
           </w:p>
         </w:tc>
@@ -4094,7 +4094,7 @@
                 <w:color w:val="1C3A36"/>
                 <w:sz w:val="14"/>
               </w:rPr>
-              <w:t>THE DISCLOSED USEFUL LIFE behind the terminal maintenance charge, route one: note 3/2, printed page 8 of the audited statements for the year ended 31 December 2025, states MACHINERY at a SCALAR 5% - a 20-year life - and note 4 shows machinery is EGP 2,182.6mn of a EGP 3,140.9mn gross cost, 69.5%, the class that dominates the capacity-based replacement cost this study capitalises. No average across the two disclosed RANGES is required, which matters because the two ordinary ways of blending disagree by a quarter (25.9 years on a cost-weighted mean of lives, 20.7 on the charge-reproducing harmonic mean). The FY2022, FY2023 and FY2024 filings carry the identical table. Read by the fundamental walk-forward of 07-09-2026 into useful_lives.json, route and cross-check recorded there</w:t>
+              <w:t>EFFECTIVE tax rate on the FY2025 closure. Disclosed pre-tax profit of 3,378.7 against profit after tax of 2,298.2 gives 32.0%. Revision 1 used the statutory 22.5% here, which understated every derived operating line</w:t>
             </w:r>
           </w:p>
         </w:tc>
@@ -4111,7 +4111,7 @@
                 <w:color w:val="1C3A36"/>
                 <w:sz w:val="14"/>
               </w:rPr>
-              <w:t>2025-12-31</w:t>
+              <w:t>2026-03-10</w:t>
             </w:r>
           </w:p>
         </w:tc>
@@ -4147,7 +4147,7 @@
                 <w:color w:val="1C3A36"/>
                 <w:sz w:val="14"/>
               </w:rPr>
-              <w:t>vicat_stake</w:t>
+              <w:t>tl_fy24</w:t>
             </w:r>
           </w:p>
         </w:tc>
@@ -4164,7 +4164,7 @@
                 <w:color w:val="1C3A36"/>
                 <w:sz w:val="14"/>
               </w:rPr>
-              <w:t>0.776</w:t>
+              <w:t>1,959.8085</w:t>
             </w:r>
           </w:p>
         </w:tc>
@@ -4198,7 +4198,7 @@
                 <w:color w:val="1C3A36"/>
                 <w:sz w:val="14"/>
               </w:rPr>
-              <w:t>Vicat's holding through Vicat Egypt Cement Industries, from the Financial Regulatory Authority filing of the July 2025 mandatory tender offer for the remaining 58,416,664 shares (22.4%) at EGP 41.00 a share. REGISTERED rather than typed: it is quoted in nine places across the two delivered documents and a figure a reader sees must be computed, not typed, even when its source is an external filing rather than this model</w:t>
+              <w:t>Audited independent balance sheet as of 31 December 2024, printed page 5 of the FY2024 audited statements (SCC-AFS-E-1224.pdf), read from the company's own website. ROUTE: OCR off the rendered pixels — that filing carries no text layer at all (zero bytes across its 36 pages), so no extraction confidence exists to trust and ARITHMETIC IS THE ARBITER: the page's own total liabilities of EGP 1,959,808,479 plus its own total equity of EGP 3,735,799,731 foot to its printed total assets of EGP 5,695,608,210 exactly, and its non-current total of 1,703,837,097 plus current total of 3,991,771,113 foot to the same figure. Cross-checked against the FY2025 filing's own comparative column at printed page 2, committed in filings_extract.py, which agrees to the pound on liabilities and prints total assets one pound higher at 5,695,608,211 — the filings' own additive rounding, disclosed rather than reconciled away — total liabilities</w:t>
             </w:r>
           </w:p>
         </w:tc>
@@ -4215,7 +4215,7 @@
                 <w:color w:val="1C3A36"/>
                 <w:sz w:val="14"/>
               </w:rPr>
-              <w:t>2025-07-28</w:t>
+              <w:t>2024-12-31</w:t>
             </w:r>
           </w:p>
         </w:tc>
@@ -4251,7 +4251,7 @@
                 <w:color w:val="1C3A36"/>
                 <w:sz w:val="14"/>
               </w:rPr>
-              <w:t>bagged_share</w:t>
+              <w:t>useful_life_disclosed</w:t>
             </w:r>
           </w:p>
         </w:tc>
@@ -4268,7 +4268,7 @@
                 <w:color w:val="1C3A36"/>
                 <w:sz w:val="14"/>
               </w:rPr>
-              <w:t>0.7</w:t>
+              <w:t>20</w:t>
             </w:r>
           </w:p>
         </w:tc>
@@ -4285,7 +4285,7 @@
                 <w:color w:val="1C3A36"/>
                 <w:sz w:val="14"/>
               </w:rPr>
-              <w:t>Industry</w:t>
+              <w:t>Company</w:t>
             </w:r>
           </w:p>
         </w:tc>
@@ -4302,7 +4302,7 @@
                 <w:color w:val="1C3A36"/>
                 <w:sz w:val="14"/>
               </w:rPr>
-              <w:t>Bagged share of Egyptian despatches</w:t>
+              <w:t>THE DISCLOSED USEFUL LIFE behind the terminal maintenance charge, route one: note 3/2, printed page 8 of the audited statements for the year ended 31 December 2025, states MACHINERY at a SCALAR 5% - a 20-year life - and note 4 shows machinery is EGP 2,182.6mn of a EGP 3,140.9mn gross cost, 69.5%, the class that dominates the capacity-based replacement cost this study capitalises. No average across the two disclosed RANGES is required, which matters because the two ordinary ways of blending disagree by a quarter (25.9 years on a cost-weighted mean of lives, 20.7 on the charge-reproducing harmonic mean). The FY2022, FY2023 and FY2024 filings carry the identical table. Read by the fundamental walk-forward of 07-09-2026 into useful_lives.json, route and cross-check recorded there</w:t>
             </w:r>
           </w:p>
         </w:tc>
@@ -4319,7 +4319,7 @@
                 <w:color w:val="1C3A36"/>
                 <w:sz w:val="14"/>
               </w:rPr>
-              <w:t>2026-08-06</w:t>
+              <w:t>2025-12-31</w:t>
             </w:r>
           </w:p>
         </w:tc>
@@ -4355,7 +4355,7 @@
                 <w:color w:val="1C3A36"/>
                 <w:sz w:val="14"/>
               </w:rPr>
-              <w:t>domestic_share</w:t>
+              <w:t>vicat_stake</w:t>
             </w:r>
           </w:p>
         </w:tc>
@@ -4372,7 +4372,7 @@
                 <w:color w:val="1C3A36"/>
                 <w:sz w:val="14"/>
               </w:rPr>
-              <w:t>0.88, 0.87, 0.86, 0.85, 0.84, 0.83</w:t>
+              <w:t>0.776</w:t>
             </w:r>
           </w:p>
         </w:tc>
@@ -4389,7 +4389,7 @@
                 <w:color w:val="1C3A36"/>
                 <w:sz w:val="14"/>
               </w:rPr>
-              <w:t>Industry</w:t>
+              <w:t>Company</w:t>
             </w:r>
           </w:p>
         </w:tc>
@@ -4406,7 +4406,7 @@
                 <w:color w:val="1C3A36"/>
                 <w:sz w:val="14"/>
               </w:rPr>
-              <w:t>Domestic share of despatches</w:t>
+              <w:t>Vicat's holding through Vicat Egypt Cement Industries, from the Financial Regulatory Authority filing of the July 2025 mandatory tender offer for the remaining 58,416,664 shares (22.4%) at EGP 41.00 a share. REGISTERED rather than typed: it is quoted in nine places across the two delivered documents and a figure a reader sees must be computed, not typed, even when its source is an external filing rather than this model</w:t>
             </w:r>
           </w:p>
         </w:tc>
@@ -4423,7 +4423,7 @@
                 <w:color w:val="1C3A36"/>
                 <w:sz w:val="14"/>
               </w:rPr>
-              <w:t>2026-01-01</w:t>
+              <w:t>2025-07-28</w:t>
             </w:r>
           </w:p>
         </w:tc>
@@ -4459,7 +4459,7 @@
                 <w:color w:val="1C3A36"/>
                 <w:sz w:val="14"/>
               </w:rPr>
-              <w:t>egy_capacity_mt</w:t>
+              <w:t>bagged_share</w:t>
             </w:r>
           </w:p>
         </w:tc>
@@ -4476,7 +4476,7 @@
                 <w:color w:val="1C3A36"/>
                 <w:sz w:val="14"/>
               </w:rPr>
-              <w:t>76</w:t>
+              <w:t>0.7</w:t>
             </w:r>
           </w:p>
         </w:tc>
@@ -4510,7 +4510,7 @@
                 <w:color w:val="1C3A36"/>
                 <w:sz w:val="14"/>
               </w:rPr>
-              <w:t>Egyptian nameplate capacity</w:t>
+              <w:t>Bagged share of Egyptian despatches</w:t>
             </w:r>
           </w:p>
         </w:tc>
@@ -4527,7 +4527,7 @@
                 <w:color w:val="1C3A36"/>
                 <w:sz w:val="14"/>
               </w:rPr>
-              <w:t>2025-10-01</w:t>
+              <w:t>2026-08-06</w:t>
             </w:r>
           </w:p>
         </w:tc>
@@ -4563,7 +4563,7 @@
                 <w:color w:val="1C3A36"/>
                 <w:sz w:val="14"/>
               </w:rPr>
-              <w:t>egy_cons_mt</w:t>
+              <w:t>domestic_share</w:t>
             </w:r>
           </w:p>
         </w:tc>
@@ -4580,7 +4580,7 @@
                 <w:color w:val="1C3A36"/>
                 <w:sz w:val="14"/>
               </w:rPr>
-              <w:t>54</w:t>
+              <w:t>0.88, 0.87, 0.86, 0.85, 0.84, 0.83</w:t>
             </w:r>
           </w:p>
         </w:tc>
@@ -4614,7 +4614,7 @@
                 <w:color w:val="1C3A36"/>
                 <w:sz w:val="14"/>
               </w:rPr>
-              <w:t>Egyptian domestic consumption 2025</w:t>
+              <w:t>Domestic share of despatches</w:t>
             </w:r>
           </w:p>
         </w:tc>
@@ -4631,7 +4631,7 @@
                 <w:color w:val="1C3A36"/>
                 <w:sz w:val="14"/>
               </w:rPr>
-              <w:t>2025-10-01</w:t>
+              <w:t>2026-01-01</w:t>
             </w:r>
           </w:p>
         </w:tc>
@@ -4667,7 +4667,7 @@
                 <w:color w:val="1C3A36"/>
                 <w:sz w:val="14"/>
               </w:rPr>
-              <w:t>egy_exports_mt</w:t>
+              <w:t>egy_capacity_mt</w:t>
             </w:r>
           </w:p>
         </w:tc>
@@ -4684,7 +4684,7 @@
                 <w:color w:val="1C3A36"/>
                 <w:sz w:val="14"/>
               </w:rPr>
-              <w:t>18.5</w:t>
+              <w:t>76</w:t>
             </w:r>
           </w:p>
         </w:tc>
@@ -4718,7 +4718,7 @@
                 <w:color w:val="1C3A36"/>
                 <w:sz w:val="14"/>
               </w:rPr>
-              <w:t>Egyptian cement and clinker exports 2025</w:t>
+              <w:t>Egyptian nameplate capacity</w:t>
             </w:r>
           </w:p>
         </w:tc>
@@ -4735,7 +4735,7 @@
                 <w:color w:val="1C3A36"/>
                 <w:sz w:val="14"/>
               </w:rPr>
-              <w:t>2026-01-01</w:t>
+              <w:t>2025-10-01</w:t>
             </w:r>
           </w:p>
         </w:tc>
@@ -4771,7 +4771,7 @@
                 <w:color w:val="1C3A36"/>
                 <w:sz w:val="14"/>
               </w:rPr>
-              <w:t>egy_prod_mt</w:t>
+              <w:t>egy_cons_mt</w:t>
             </w:r>
           </w:p>
         </w:tc>
@@ -4788,7 +4788,7 @@
                 <w:color w:val="1C3A36"/>
                 <w:sz w:val="14"/>
               </w:rPr>
-              <w:t>65</w:t>
+              <w:t>54</w:t>
             </w:r>
           </w:p>
         </w:tc>
@@ -4822,7 +4822,7 @@
                 <w:color w:val="1C3A36"/>
                 <w:sz w:val="14"/>
               </w:rPr>
-              <w:t>Egyptian cement production 2025</w:t>
+              <w:t>Egyptian domestic consumption 2025</w:t>
             </w:r>
           </w:p>
         </w:tc>
@@ -4839,7 +4839,7 @@
                 <w:color w:val="1C3A36"/>
                 <w:sz w:val="14"/>
               </w:rPr>
-              <w:t>2026-01-01</w:t>
+              <w:t>2025-10-01</w:t>
             </w:r>
           </w:p>
         </w:tc>
@@ -4875,7 +4875,7 @@
                 <w:color w:val="1C3A36"/>
                 <w:sz w:val="14"/>
               </w:rPr>
-              <w:t>egy_revival_mt</w:t>
+              <w:t>egy_exports_mt</w:t>
             </w:r>
           </w:p>
         </w:tc>
@@ -4892,7 +4892,7 @@
                 <w:color w:val="1C3A36"/>
                 <w:sz w:val="14"/>
               </w:rPr>
-              <w:t>12.6</w:t>
+              <w:t>18.5</w:t>
             </w:r>
           </w:p>
         </w:tc>
@@ -4926,7 +4926,7 @@
                 <w:color w:val="1C3A36"/>
                 <w:sz w:val="14"/>
               </w:rPr>
-              <w:t>Dormant capacity under revival from 2H-2026</w:t>
+              <w:t>Egyptian cement and clinker exports 2025</w:t>
             </w:r>
           </w:p>
         </w:tc>
@@ -4943,7 +4943,7 @@
                 <w:color w:val="1C3A36"/>
                 <w:sz w:val="14"/>
               </w:rPr>
-              <w:t>2025-10-01</w:t>
+              <w:t>2026-01-01</w:t>
             </w:r>
           </w:p>
         </w:tc>
@@ -4979,7 +4979,7 @@
                 <w:color w:val="1C3A36"/>
                 <w:sz w:val="14"/>
               </w:rPr>
-              <w:t>fuel_usd_gj</w:t>
+              <w:t>egy_prod_mt</w:t>
             </w:r>
           </w:p>
         </w:tc>
@@ -4996,7 +4996,7 @@
                 <w:color w:val="1C3A36"/>
                 <w:sz w:val="14"/>
               </w:rPr>
-              <w:t>4</w:t>
+              <w:t>65</w:t>
             </w:r>
           </w:p>
         </w:tc>
@@ -5030,7 +5030,7 @@
                 <w:color w:val="1C3A36"/>
                 <w:sz w:val="14"/>
               </w:rPr>
-              <w:t>Delivered solid fuel, petcoke/coal ~USD 128/t at ~32 GJ/t</w:t>
+              <w:t>Egyptian cement production 2025</w:t>
             </w:r>
           </w:p>
         </w:tc>
@@ -5047,7 +5047,7 @@
                 <w:color w:val="1C3A36"/>
                 <w:sz w:val="14"/>
               </w:rPr>
-              <w:t>2026-08-06</w:t>
+              <w:t>2026-01-01</w:t>
             </w:r>
           </w:p>
         </w:tc>
@@ -5083,7 +5083,7 @@
                 <w:color w:val="1C3A36"/>
                 <w:sz w:val="14"/>
               </w:rPr>
-              <w:t>packaging_egp_t</w:t>
+              <w:t>egy_revival_mt</w:t>
             </w:r>
           </w:p>
         </w:tc>
@@ -5100,7 +5100,7 @@
                 <w:color w:val="1C3A36"/>
                 <w:sz w:val="14"/>
               </w:rPr>
-              <w:t>55</w:t>
+              <w:t>12.6</w:t>
             </w:r>
           </w:p>
         </w:tc>
@@ -5134,7 +5134,7 @@
                 <w:color w:val="1C3A36"/>
                 <w:sz w:val="14"/>
               </w:rPr>
-              <w:t>Bag cost per tonne of bagged cement</w:t>
+              <w:t>Dormant capacity under revival from 2H-2026</w:t>
             </w:r>
           </w:p>
         </w:tc>
@@ -5151,7 +5151,7 @@
                 <w:color w:val="1C3A36"/>
                 <w:sz w:val="14"/>
               </w:rPr>
-              <w:t>2026-08-06</w:t>
+              <w:t>2025-10-01</w:t>
             </w:r>
           </w:p>
         </w:tc>
@@ -5187,7 +5187,7 @@
                 <w:color w:val="1C3A36"/>
                 <w:sz w:val="14"/>
               </w:rPr>
-              <w:t>peer_arcc_pat</w:t>
+              <w:t>fuel_usd_gj</w:t>
             </w:r>
           </w:p>
         </w:tc>
@@ -5204,7 +5204,7 @@
                 <w:color w:val="1C3A36"/>
                 <w:sz w:val="14"/>
               </w:rPr>
-              <w:t>3,600</w:t>
+              <w:t>4</w:t>
             </w:r>
           </w:p>
         </w:tc>
@@ -5238,7 +5238,7 @@
                 <w:color w:val="1C3A36"/>
                 <w:sz w:val="14"/>
               </w:rPr>
-              <w:t>Arabian Cement FY2025 consolidated profit</w:t>
+              <w:t>Delivered solid fuel, petcoke/coal ~USD 128/t at ~32 GJ/t</w:t>
             </w:r>
           </w:p>
         </w:tc>
@@ -5255,7 +5255,7 @@
                 <w:color w:val="1C3A36"/>
                 <w:sz w:val="14"/>
               </w:rPr>
-              <w:t>2026-03-01</w:t>
+              <w:t>2026-08-06</w:t>
             </w:r>
           </w:p>
         </w:tc>
@@ -5291,7 +5291,7 @@
                 <w:color w:val="1C3A36"/>
                 <w:sz w:val="14"/>
               </w:rPr>
-              <w:t>peer_mbsc_eps</w:t>
+              <w:t>packaging_egp_t</w:t>
             </w:r>
           </w:p>
         </w:tc>
@@ -5308,7 +5308,7 @@
                 <w:color w:val="1C3A36"/>
                 <w:sz w:val="14"/>
               </w:rPr>
-              <w:t>61.25</w:t>
+              <w:t>55</w:t>
             </w:r>
           </w:p>
         </w:tc>
@@ -5342,7 +5342,7 @@
                 <w:color w:val="1C3A36"/>
                 <w:sz w:val="14"/>
               </w:rPr>
-              <w:t>Misr Beni Suef FY2025 EPS</w:t>
+              <w:t>Bag cost per tonne of bagged cement</w:t>
             </w:r>
           </w:p>
         </w:tc>
@@ -5359,7 +5359,7 @@
                 <w:color w:val="1C3A36"/>
                 <w:sz w:val="14"/>
               </w:rPr>
-              <w:t>2026-03-01</w:t>
+              <w:t>2026-08-06</w:t>
             </w:r>
           </w:p>
         </w:tc>
@@ -5395,7 +5395,7 @@
                 <w:color w:val="1C3A36"/>
                 <w:sz w:val="14"/>
               </w:rPr>
-              <w:t>peer_mbsc_evebitda</w:t>
+              <w:t>peer_arcc_pat</w:t>
             </w:r>
           </w:p>
         </w:tc>
@@ -5412,7 +5412,7 @@
                 <w:color w:val="1C3A36"/>
                 <w:sz w:val="14"/>
               </w:rPr>
-              <w:t>5.03</w:t>
+              <w:t>3,600</w:t>
             </w:r>
           </w:p>
         </w:tc>
@@ -5446,7 +5446,7 @@
                 <w:color w:val="1C3A36"/>
                 <w:sz w:val="14"/>
               </w:rPr>
-              <w:t>Misr Beni Suef EV/EBITDA as quoted. Carried with a caution: no enterprise value, EBITDA or net-cash figure is published for it, and pairing it with the stated profit implies a 68% EBITDA margin, which no cement company earns</w:t>
+              <w:t>Arabian Cement FY2025 consolidated profit</w:t>
             </w:r>
           </w:p>
         </w:tc>
@@ -5463,7 +5463,7 @@
                 <w:color w:val="1C3A36"/>
                 <w:sz w:val="14"/>
               </w:rPr>
-              <w:t>2026-08-06</w:t>
+              <w:t>2026-03-01</w:t>
             </w:r>
           </w:p>
         </w:tc>
@@ -5499,7 +5499,7 @@
                 <w:color w:val="1C3A36"/>
                 <w:sz w:val="14"/>
               </w:rPr>
-              <w:t>peer_mbsc_mcap</w:t>
+              <w:t>peer_mbsc_eps</w:t>
             </w:r>
           </w:p>
         </w:tc>
@@ -5516,7 +5516,7 @@
                 <w:color w:val="1C3A36"/>
                 <w:sz w:val="14"/>
               </w:rPr>
-              <w:t>13,730</w:t>
+              <w:t>61.25</w:t>
             </w:r>
           </w:p>
         </w:tc>
@@ -5550,7 +5550,7 @@
                 <w:color w:val="1C3A36"/>
                 <w:sz w:val="14"/>
               </w:rPr>
-              <w:t>Misr Beni Suef market capitalisation</w:t>
+              <w:t>Misr Beni Suef FY2025 EPS</w:t>
             </w:r>
           </w:p>
         </w:tc>
@@ -5567,7 +5567,7 @@
                 <w:color w:val="1C3A36"/>
                 <w:sz w:val="14"/>
               </w:rPr>
-              <w:t>2026-08-06</w:t>
+              <w:t>2026-03-01</w:t>
             </w:r>
           </w:p>
         </w:tc>
@@ -5603,7 +5603,7 @@
                 <w:color w:val="1C3A36"/>
                 <w:sz w:val="14"/>
               </w:rPr>
-              <w:t>peer_mbsc_pat</w:t>
+              <w:t>peer_mbsc_evebitda</w:t>
             </w:r>
           </w:p>
         </w:tc>
@@ -5620,7 +5620,7 @@
                 <w:color w:val="1C3A36"/>
                 <w:sz w:val="14"/>
               </w:rPr>
-              <w:t>3,946</w:t>
+              <w:t>5.03</w:t>
             </w:r>
           </w:p>
         </w:tc>
@@ -5654,7 +5654,7 @@
                 <w:color w:val="1C3A36"/>
                 <w:sz w:val="14"/>
               </w:rPr>
-              <w:t>Misr Beni Suef FY2025 attributable profit</w:t>
+              <w:t>Misr Beni Suef EV/EBITDA as quoted. Carried with a caution: no enterprise value, EBITDA or net-cash figure is published for it, and pairing it with the stated profit implies a 68% EBITDA margin, which no cement company earns</w:t>
             </w:r>
           </w:p>
         </w:tc>
@@ -5671,7 +5671,7 @@
                 <w:color w:val="1C3A36"/>
                 <w:sz w:val="14"/>
               </w:rPr>
-              <w:t>2026-03-01</w:t>
+              <w:t>2026-08-06</w:t>
             </w:r>
           </w:p>
         </w:tc>
@@ -5707,7 +5707,7 @@
                 <w:color w:val="1C3A36"/>
                 <w:sz w:val="14"/>
               </w:rPr>
-              <w:t>peer_mbsc_pe</w:t>
+              <w:t>peer_mbsc_mcap</w:t>
             </w:r>
           </w:p>
         </w:tc>
@@ -5724,7 +5724,7 @@
                 <w:color w:val="1C3A36"/>
                 <w:sz w:val="14"/>
               </w:rPr>
-              <w:t>3.48</w:t>
+              <w:t>13,730</w:t>
             </w:r>
           </w:p>
         </w:tc>
@@ -5758,7 +5758,7 @@
                 <w:color w:val="1C3A36"/>
                 <w:sz w:val="14"/>
               </w:rPr>
-              <w:t>Misr Beni Suef trailing price/earnings RECOMPUTED as market capitalisation over attributable profit. The 6.44x printed by data providers cannot be reconciled with the market capitalisation printed beside it — 6.44 x 3,946 = 25,412 against a stated 13,730</w:t>
+              <w:t>Misr Beni Suef market capitalisation</w:t>
             </w:r>
           </w:p>
         </w:tc>
@@ -5811,7 +5811,7 @@
                 <w:color w:val="1C3A36"/>
                 <w:sz w:val="14"/>
               </w:rPr>
-              <w:t>peer_mbsc_rev</w:t>
+              <w:t>peer_mbsc_pat</w:t>
             </w:r>
           </w:p>
         </w:tc>
@@ -5828,7 +5828,7 @@
                 <w:color w:val="1C3A36"/>
                 <w:sz w:val="14"/>
               </w:rPr>
-              <w:t>5,700</w:t>
+              <w:t>3,946</w:t>
             </w:r>
           </w:p>
         </w:tc>
@@ -5862,7 +5862,7 @@
                 <w:color w:val="1C3A36"/>
                 <w:sz w:val="14"/>
               </w:rPr>
-              <w:t>Misr Beni Suef FY2025 net sales</w:t>
+              <w:t>Misr Beni Suef FY2025 attributable profit</w:t>
             </w:r>
           </w:p>
         </w:tc>
@@ -5915,7 +5915,7 @@
                 <w:color w:val="1C3A36"/>
                 <w:sz w:val="14"/>
               </w:rPr>
-              <w:t>power_kwh_t_cement</w:t>
+              <w:t>peer_mbsc_pe</w:t>
             </w:r>
           </w:p>
         </w:tc>
@@ -5932,7 +5932,7 @@
                 <w:color w:val="1C3A36"/>
                 <w:sz w:val="14"/>
               </w:rPr>
-              <w:t>100</w:t>
+              <w:t>3.48</w:t>
             </w:r>
           </w:p>
         </w:tc>
@@ -5966,7 +5966,7 @@
                 <w:color w:val="1C3A36"/>
                 <w:sz w:val="14"/>
               </w:rPr>
-              <w:t>Specific electrical energy, 90-110 kWh/t cement</w:t>
+              <w:t>Misr Beni Suef trailing price/earnings RECOMPUTED as market capitalisation over attributable profit. The 6.44x printed by data providers cannot be reconciled with the market capitalisation printed beside it — 6.44 x 3,946 = 25,412 against a stated 13,730</w:t>
             </w:r>
           </w:p>
         </w:tc>
@@ -6019,7 +6019,7 @@
                 <w:color w:val="1C3A36"/>
                 <w:sz w:val="14"/>
               </w:rPr>
-              <w:t>price_exp_usd_t</w:t>
+              <w:t>peer_mbsc_rev</w:t>
             </w:r>
           </w:p>
         </w:tc>
@@ -6036,7 +6036,7 @@
                 <w:color w:val="1C3A36"/>
                 <w:sz w:val="14"/>
               </w:rPr>
-              <w:t>48, 47, 46, 45.5, 45, 45</w:t>
+              <w:t>5,700</w:t>
             </w:r>
           </w:p>
         </w:tc>
@@ -6070,7 +6070,7 @@
                 <w:color w:val="1C3A36"/>
                 <w:sz w:val="14"/>
               </w:rPr>
-              <w:t>Export FOB per tonne, declining because the EU carbon border mechanism raises the landed cost of Egyptian cement into Europe from 2026</w:t>
+              <w:t>Misr Beni Suef FY2025 net sales</w:t>
             </w:r>
           </w:p>
         </w:tc>
@@ -6087,7 +6087,7 @@
                 <w:color w:val="1C3A36"/>
                 <w:sz w:val="14"/>
               </w:rPr>
-              <w:t>2026-01-01</w:t>
+              <w:t>2026-03-01</w:t>
             </w:r>
           </w:p>
         </w:tc>
@@ -6123,7 +6123,7 @@
                 <w:color w:val="1C3A36"/>
                 <w:sz w:val="14"/>
               </w:rPr>
-              <w:t>rawmat_egp_t</w:t>
+              <w:t>power_kwh_t_cement</w:t>
             </w:r>
           </w:p>
         </w:tc>
@@ -6140,7 +6140,7 @@
                 <w:color w:val="1C3A36"/>
                 <w:sz w:val="14"/>
               </w:rPr>
-              <w:t>190</w:t>
+              <w:t>100</w:t>
             </w:r>
           </w:p>
         </w:tc>
@@ -6174,7 +6174,7 @@
                 <w:color w:val="1C3A36"/>
                 <w:sz w:val="14"/>
               </w:rPr>
-              <w:t>Quarrying, raw meal and additives per tonne of cement</w:t>
+              <w:t>Specific electrical energy, 90-110 kWh/t cement</w:t>
             </w:r>
           </w:p>
         </w:tc>
@@ -6227,7 +6227,7 @@
                 <w:color w:val="1C3A36"/>
                 <w:sz w:val="14"/>
               </w:rPr>
-              <w:t>repl_usd_t</w:t>
+              <w:t>price_exp_usd_t</w:t>
             </w:r>
           </w:p>
         </w:tc>
@@ -6244,7 +6244,7 @@
                 <w:color w:val="1C3A36"/>
                 <w:sz w:val="14"/>
               </w:rPr>
-              <w:t>130</w:t>
+              <w:t>48, 47, 46, 45.5, 45, 45</w:t>
             </w:r>
           </w:p>
         </w:tc>
@@ -6278,7 +6278,7 @@
                 <w:color w:val="1C3A36"/>
                 <w:sz w:val="14"/>
               </w:rPr>
-              <w:t>Replacement cost per annual tonne of CEMENT capacity, USD 120-150 band</w:t>
+              <w:t>Export FOB per tonne, declining because the EU carbon border mechanism raises the landed cost of Egyptian cement into Europe from 2026</w:t>
             </w:r>
           </w:p>
         </w:tc>
@@ -6295,7 +6295,7 @@
                 <w:color w:val="1C3A36"/>
                 <w:sz w:val="14"/>
               </w:rPr>
-              <w:t>2026-08-06</w:t>
+              <w:t>2026-01-01</w:t>
             </w:r>
           </w:p>
         </w:tc>
@@ -6331,7 +6331,7 @@
                 <w:color w:val="1C3A36"/>
                 <w:sz w:val="14"/>
               </w:rPr>
-              <w:t>thermal_gj_t_clinker</w:t>
+              <w:t>rawmat_egp_t</w:t>
             </w:r>
           </w:p>
         </w:tc>
@@ -6348,7 +6348,7 @@
                 <w:color w:val="1C3A36"/>
                 <w:sz w:val="14"/>
               </w:rPr>
-              <w:t>3.4</w:t>
+              <w:t>190</w:t>
             </w:r>
           </w:p>
         </w:tc>
@@ -6382,7 +6382,7 @@
                 <w:color w:val="1C3A36"/>
                 <w:sz w:val="14"/>
               </w:rPr>
-              <w:t>Specific thermal energy, 3.2-3.6 GJ/t clinker for a dry preheater/precalciner kiln</w:t>
+              <w:t>Quarrying, raw meal and additives per tonne of cement</w:t>
             </w:r>
           </w:p>
         </w:tc>
@@ -6435,7 +6435,7 @@
                 <w:color w:val="1C3A36"/>
                 <w:sz w:val="14"/>
               </w:rPr>
-              <w:t>cost_infl</w:t>
+              <w:t>repl_usd_t</w:t>
             </w:r>
           </w:p>
         </w:tc>
@@ -6452,7 +6452,7 @@
                 <w:color w:val="1C3A36"/>
                 <w:sz w:val="14"/>
               </w:rPr>
-              <w:t>1, 1.16, 1.299, 1.416, 1.522, 1.629</w:t>
+              <w:t>130</w:t>
             </w:r>
           </w:p>
         </w:tc>
@@ -6469,7 +6469,7 @@
                 <w:color w:val="1C3A36"/>
                 <w:sz w:val="14"/>
               </w:rPr>
-              <w:t>Country</w:t>
+              <w:t>Industry</w:t>
             </w:r>
           </w:p>
         </w:tc>
@@ -6486,7 +6486,7 @@
                 <w:color w:val="1C3A36"/>
                 <w:sz w:val="14"/>
               </w:rPr>
-              <w:t>Cumulative local cost inflation index on the EGP cost lines, compounded from the HOUSE calendar ladder — 16.0/12.0/9.0/7.5/7.0 per cent for 2026-2030, sourced to the Central Bank of Egypt's own baseline and its published glide to the target band. Revision 3 typed 14.0/11.0/7.9/6.2/5.5, roughly two points a year below the house path, and no source in this study supported the gap</w:t>
+              <w:t>Replacement cost per annual tonne of CEMENT capacity, USD 120-150 band</w:t>
             </w:r>
           </w:p>
         </w:tc>
@@ -6503,7 +6503,7 @@
                 <w:color w:val="1C3A36"/>
                 <w:sz w:val="14"/>
               </w:rPr>
-              <w:t>2026-09-02</w:t>
+              <w:t>2026-08-06</w:t>
             </w:r>
           </w:p>
         </w:tc>
@@ -6539,7 +6539,7 @@
                 <w:color w:val="1C3A36"/>
                 <w:sz w:val="14"/>
               </w:rPr>
-              <w:t>egp_per_eur_aug24</w:t>
+              <w:t>thermal_gj_t_clinker</w:t>
             </w:r>
           </w:p>
         </w:tc>
@@ -6556,7 +6556,7 @@
                 <w:color w:val="1C3A36"/>
                 <w:sz w:val="14"/>
               </w:rPr>
-              <w:t>53.4</w:t>
+              <w:t>3.4</w:t>
             </w:r>
           </w:p>
         </w:tc>
@@ -6573,7 +6573,7 @@
                 <w:color w:val="1C3A36"/>
                 <w:sz w:val="14"/>
               </w:rPr>
-              <w:t>Country</w:t>
+              <w:t>Industry</w:t>
             </w:r>
           </w:p>
         </w:tc>
@@ -6590,7 +6590,7 @@
                 <w:color w:val="1C3A36"/>
                 <w:sz w:val="14"/>
               </w:rPr>
-              <w:t>EGP per EUR at completion</w:t>
+              <w:t>Specific thermal energy, 3.2-3.6 GJ/t clinker for a dry preheater/precalciner kiln</w:t>
             </w:r>
           </w:p>
         </w:tc>
@@ -6607,7 +6607,7 @@
                 <w:color w:val="1C3A36"/>
                 <w:sz w:val="14"/>
               </w:rPr>
-              <w:t>2024-08-13</w:t>
+              <w:t>2026-08-06</w:t>
             </w:r>
           </w:p>
         </w:tc>
@@ -6643,7 +6643,7 @@
                 <w:color w:val="1C3A36"/>
                 <w:sz w:val="14"/>
               </w:rPr>
-              <w:t>erp_cds</w:t>
+              <w:t>cost_infl</w:t>
             </w:r>
           </w:p>
         </w:tc>
@@ -6660,7 +6660,7 @@
                 <w:color w:val="1C3A36"/>
                 <w:sz w:val="14"/>
               </w:rPr>
-              <w:t>0.0941</w:t>
+              <w:t>1, 1.16, 1.299, 1.416, 1.522, 1.629</w:t>
             </w:r>
           </w:p>
         </w:tc>
@@ -6694,7 +6694,7 @@
                 <w:color w:val="1C3A36"/>
                 <w:sz w:val="14"/>
               </w:rPr>
-              <w:t>Damodaran Egypt, CDS-BASED, January-2026: mature-market 4.23% + 3.40% x (9.71/6.37) = 9.4127%. Revision 1 cited 'Damodaran, Egypt row' without naming the variant; a checker following that citation lands on the rating-based 13.94%</w:t>
+              <w:t>Cumulative local cost inflation index on the EGP cost lines, compounded from the HOUSE calendar ladder — 16.0/12.0/9.0/7.5/7.0 per cent for 2026-2030, sourced to the Central Bank of Egypt's own baseline and its published glide to the target band. Revision 3 typed 14.0/11.0/7.9/6.2/5.5, roughly two points a year below the house path, and no source in this study supported the gap</w:t>
             </w:r>
           </w:p>
         </w:tc>
@@ -6711,7 +6711,7 @@
                 <w:color w:val="1C3A36"/>
                 <w:sz w:val="14"/>
               </w:rPr>
-              <w:t>2026-01-05</w:t>
+              <w:t>2026-09-02</w:t>
             </w:r>
           </w:p>
         </w:tc>
@@ -6747,7 +6747,7 @@
                 <w:color w:val="1C3A36"/>
                 <w:sz w:val="14"/>
               </w:rPr>
-              <w:t>erp_rating</w:t>
+              <w:t>egp_per_eur_aug24</w:t>
             </w:r>
           </w:p>
         </w:tc>
@@ -6764,7 +6764,7 @@
                 <w:color w:val="1C3A36"/>
                 <w:sz w:val="14"/>
               </w:rPr>
-              <w:t>0.1394</w:t>
+              <w:t>53.4</w:t>
             </w:r>
           </w:p>
         </w:tc>
@@ -6798,7 +6798,7 @@
                 <w:color w:val="1C3A36"/>
                 <w:sz w:val="14"/>
               </w:rPr>
-              <w:t>Damodaran Egypt, RATING-BASED, January-2026. The alternative premium basis, published beside the adopted CDS one under. Revision 1 cited 'Damodaran, Egypt row' without naming the variant, and a checker following that citation lands here rather than on the 9.41% actually used</w:t>
+              <w:t>EGP per EUR at completion</w:t>
             </w:r>
           </w:p>
         </w:tc>
@@ -6815,7 +6815,7 @@
                 <w:color w:val="1C3A36"/>
                 <w:sz w:val="14"/>
               </w:rPr>
-              <w:t>2026-01-05</w:t>
+              <w:t>2024-08-13</w:t>
             </w:r>
           </w:p>
         </w:tc>
@@ -6851,7 +6851,7 @@
                 <w:color w:val="1C3A36"/>
                 <w:sz w:val="14"/>
               </w:rPr>
-              <w:t>fx</w:t>
+              <w:t>erp_cds</w:t>
             </w:r>
           </w:p>
         </w:tc>
@@ -6868,7 +6868,7 @@
                 <w:color w:val="1C3A36"/>
                 <w:sz w:val="14"/>
               </w:rPr>
-              <w:t>50.25</w:t>
+              <w:t>0.0941</w:t>
             </w:r>
           </w:p>
         </w:tc>
@@ -6902,7 +6902,7 @@
                 <w:color w:val="1C3A36"/>
                 <w:sz w:val="14"/>
               </w:rPr>
-              <w:t>USD/EGP spot, from the house macro path and not from this study. Revision 3 carried 49.80 for the 6-August-2026 quote and the house path carries 50.25 for the SAME quote on the same date — two numbers for one fact, which is the defect that rule was adopted on. The house figure governs</w:t>
+              <w:t>Damodaran Egypt, CDS-BASED, January-2026: mature-market 4.23% + 3.40% x (9.71/6.37) = 9.4127%. Revision 1 cited 'Damodaran, Egypt row' without naming the variant; a checker following that citation lands on the rating-based 13.94%</w:t>
             </w:r>
           </w:p>
         </w:tc>
@@ -6919,7 +6919,7 @@
                 <w:color w:val="1C3A36"/>
                 <w:sz w:val="14"/>
               </w:rPr>
-              <w:t>2026-08-06</w:t>
+              <w:t>2026-01-05</w:t>
             </w:r>
           </w:p>
         </w:tc>
@@ -6955,7 +6955,7 @@
                 <w:color w:val="1C3A36"/>
                 <w:sz w:val="14"/>
               </w:rPr>
-              <w:t>fx_path</w:t>
+              <w:t>erp_rating</w:t>
             </w:r>
           </w:p>
         </w:tc>
@@ -6972,7 +6972,7 @@
                 <w:color w:val="1C3A36"/>
                 <w:sz w:val="14"/>
               </w:rPr>
-              <w:t>50.25, 55.11, 60.22, 64.04, 67.17, 70.11</w:t>
+              <w:t>0.1394</w:t>
             </w:r>
           </w:p>
         </w:tc>
@@ -7006,7 +7006,7 @@
                 <w:color w:val="1C3A36"/>
                 <w:sz w:val="14"/>
               </w:rPr>
-              <w:t>USD/EGP path, the HOUSE derived purchasing-power path — relative PPP on the house inflation ladder against long-run United States inflation, read from this house's own committed record and not computed here. Revision 3 derived the same identity from THIS STUDY's own ladder, which was two points a year below the house one, so the pound slid more slowly than the house path says it does: one economy cannot have two inflations, and the currency is where that shows. Raises the EGP cost of imported fuel AND the EGP value of export revenue</w:t>
+              <w:t>Damodaran Egypt, RATING-BASED, January-2026. The alternative premium basis, published beside the adopted CDS one under. Revision 1 cited 'Damodaran, Egypt row' without naming the variant, and a checker following that citation lands here rather than on the 9.41% actually used</w:t>
             </w:r>
           </w:p>
         </w:tc>
@@ -7023,7 +7023,7 @@
                 <w:color w:val="1C3A36"/>
                 <w:sz w:val="14"/>
               </w:rPr>
-              <w:t>2026-09-02</w:t>
+              <w:t>2026-01-05</w:t>
             </w:r>
           </w:p>
         </w:tc>
@@ -7059,7 +7059,7 @@
                 <w:color w:val="1C3A36"/>
                 <w:sz w:val="14"/>
               </w:rPr>
-              <w:t>g_term</w:t>
+              <w:t>fx</w:t>
             </w:r>
           </w:p>
         </w:tc>
@@ -7076,7 +7076,7 @@
                 <w:color w:val="1C3A36"/>
                 <w:sz w:val="14"/>
               </w:rPr>
-              <w:t>0.07</w:t>
+              <w:t>50.25</w:t>
             </w:r>
           </w:p>
         </w:tc>
@@ -7110,7 +7110,7 @@
                 <w:color w:val="1C3A36"/>
                 <w:sz w:val="14"/>
               </w:rPr>
-              <w:t>Terminal growth, DERIVED as the house terminal inflation of 7.0% plus a STATED real growth of ZERO. Revision 3 held 5% against a terminal risk-free rate of 12.5% built on that same 7% inflation — a perpetual REAL DECLINE of about two points a year that nothing in the study disclosed and nothing supports. Real decline in perpetuity stays permitted and must be written down as the real number it is; this study assumes none</w:t>
+              <w:t>USD/EGP spot, from the house macro path and not from this study. Revision 3 carried 49.80 for the 6-August-2026 quote and the house path carries 50.25 for the SAME quote on the same date — two numbers for one fact, which is the defect that rule was adopted on. The house figure governs</w:t>
             </w:r>
           </w:p>
         </w:tc>
@@ -7127,7 +7127,7 @@
                 <w:color w:val="1C3A36"/>
                 <w:sz w:val="14"/>
               </w:rPr>
-              <w:t>2026-09-02</w:t>
+              <w:t>2026-08-06</w:t>
             </w:r>
           </w:p>
         </w:tc>
@@ -7163,7 +7163,7 @@
                 <w:color w:val="1C3A36"/>
                 <w:sz w:val="14"/>
               </w:rPr>
-              <w:t>power_tariff</w:t>
+              <w:t>fx_path</w:t>
             </w:r>
           </w:p>
         </w:tc>
@@ -7180,7 +7180,7 @@
                 <w:color w:val="1C3A36"/>
                 <w:sz w:val="14"/>
               </w:rPr>
-              <w:t>2.6</w:t>
+              <w:t>50.25, 55.11, 60.22, 64.04, 67.17, 70.11</w:t>
             </w:r>
           </w:p>
         </w:tc>
@@ -7214,7 +7214,7 @@
                 <w:color w:val="1C3A36"/>
                 <w:sz w:val="14"/>
               </w:rPr>
-              <w:t>Egyptian industrial electricity tariff after subsidy reform</w:t>
+              <w:t>USD/EGP path, the HOUSE derived purchasing-power path — relative PPP on the house inflation ladder against long-run United States inflation, read from this house's own committed record and not computed here. Revision 3 derived the same identity from THIS STUDY's own ladder, which was two points a year below the house one, so the pound slid more slowly than the house path says it does: one economy cannot have two inflations, and the currency is where that shows. Raises the EGP cost of imported fuel AND the EGP value of export revenue</w:t>
             </w:r>
           </w:p>
         </w:tc>
@@ -7231,7 +7231,7 @@
                 <w:color w:val="1C3A36"/>
                 <w:sz w:val="14"/>
               </w:rPr>
-              <w:t>2026-08-06</w:t>
+              <w:t>2026-09-02</w:t>
             </w:r>
           </w:p>
         </w:tc>
@@ -7267,7 +7267,7 @@
                 <w:color w:val="1C3A36"/>
                 <w:sz w:val="14"/>
               </w:rPr>
-              <w:t>rf</w:t>
+              <w:t>g_term</w:t>
             </w:r>
           </w:p>
         </w:tc>
@@ -7284,7 +7284,7 @@
                 <w:color w:val="1C3A36"/>
                 <w:sz w:val="14"/>
               </w:rPr>
-              <w:t>0.23</w:t>
+              <w:t>0.07</w:t>
             </w:r>
           </w:p>
         </w:tc>
@@ -7318,7 +7318,7 @@
                 <w:color w:val="1C3A36"/>
                 <w:sz w:val="14"/>
               </w:rPr>
-              <w:t>Egypt 10-year local-currency government yield, from the HOUSE macro path and not from this study. Revision 3 carried 22.31% at a 21-July quote while the house path carries 23.00% at 6-August: one sovereign, one yield, and the later quote is the right one for a study struck in September. THE QUOTE IS OLDER THAN THE 14-DAY BOUND and is accepted deliberately with its age disclosed in the cost-of-capital record, rather than used quietly</w:t>
+              <w:t>Terminal growth, DERIVED as the house terminal inflation of 7.0% plus a STATED real growth of ZERO. Revision 3 held 5% against a terminal risk-free rate of 12.5% built on that same 7% inflation — a perpetual REAL DECLINE of about two points a year that nothing in the study disclosed and nothing supports. Real decline in perpetuity stays permitted and must be written down as the real number it is; this study assumes none</w:t>
             </w:r>
           </w:p>
         </w:tc>
@@ -7335,7 +7335,7 @@
                 <w:color w:val="1C3A36"/>
                 <w:sz w:val="14"/>
               </w:rPr>
-              <w:t>2026-08-06</w:t>
+              <w:t>2026-09-02</w:t>
             </w:r>
           </w:p>
         </w:tc>
@@ -7371,7 +7371,7 @@
                 <w:color w:val="1C3A36"/>
                 <w:sz w:val="14"/>
               </w:rPr>
-              <w:t>sov_spread_cds</w:t>
+              <w:t>power_tariff</w:t>
             </w:r>
           </w:p>
         </w:tc>
@@ -7388,7 +7388,7 @@
                 <w:color w:val="1C3A36"/>
                 <w:sz w:val="14"/>
               </w:rPr>
-              <w:t>0.034</w:t>
+              <w:t>2.6</w:t>
             </w:r>
           </w:p>
         </w:tc>
@@ -7422,7 +7422,7 @@
                 <w:color w:val="1C3A36"/>
                 <w:sz w:val="14"/>
               </w:rPr>
-              <w:t>Egypt CDS-implied sovereign default spread, Damodaran January-2026, CDS column. NETTED OUT of the local risk-free rate so sovereign default risk is not charged twice. One reviewer called this a manipulation; two others cleared it explicitly, and it is Damodaran's own construction — the country premium in the ERP is DERIVED from this same spread</w:t>
+              <w:t>Egyptian industrial electricity tariff after subsidy reform</w:t>
             </w:r>
           </w:p>
         </w:tc>
@@ -7439,7 +7439,7 @@
                 <w:color w:val="1C3A36"/>
                 <w:sz w:val="14"/>
               </w:rPr>
-              <w:t>2026-01-05</w:t>
+              <w:t>2026-08-06</w:t>
             </w:r>
           </w:p>
         </w:tc>
@@ -7475,7 +7475,7 @@
                 <w:color w:val="1C3A36"/>
                 <w:sz w:val="14"/>
               </w:rPr>
-              <w:t>sov_spread_rating</w:t>
+              <w:t>rf</w:t>
             </w:r>
           </w:p>
         </w:tc>
@@ -7492,7 +7492,7 @@
                 <w:color w:val="1C3A36"/>
                 <w:sz w:val="14"/>
               </w:rPr>
-              <w:t>0.0637</w:t>
+              <w:t>0.23</w:t>
             </w:r>
           </w:p>
         </w:tc>
@@ -7526,7 +7526,7 @@
                 <w:color w:val="1C3A36"/>
                 <w:sz w:val="14"/>
               </w:rPr>
-              <w:t>Egypt RATING-implied sovereign default spread, Damodaran January-2026, rating column. Published as the alternative basis to the adopted CDS one, never mixed with it: the spread netted out of the risk-free rate and the spread added back through the premium must be the SAME basis or the sovereign is counted one and a half times</w:t>
+              <w:t>Egypt 10-year local-currency government yield, from the HOUSE macro path and not from this study. Revision 3 carried 22.31% at a 21-July quote while the house path carries 23.00% at 6-August: one sovereign, one yield, and the later quote is the right one for a study struck in September. THE QUOTE IS OLDER THAN THE 14-DAY BOUND and is accepted deliberately with its age disclosed in the cost-of-capital record, rather than used quietly</w:t>
             </w:r>
           </w:p>
         </w:tc>
@@ -7543,7 +7543,7 @@
                 <w:color w:val="1C3A36"/>
                 <w:sz w:val="14"/>
               </w:rPr>
-              <w:t>2026-01-05</w:t>
+              <w:t>2026-08-06</w:t>
             </w:r>
           </w:p>
         </w:tc>
@@ -7579,7 +7579,7 @@
                 <w:color w:val="1C3A36"/>
                 <w:sz w:val="14"/>
               </w:rPr>
-              <w:t>tax_stat</w:t>
+              <w:t>sov_spread_cds</w:t>
             </w:r>
           </w:p>
         </w:tc>
@@ -7596,7 +7596,7 @@
                 <w:color w:val="1C3A36"/>
                 <w:sz w:val="14"/>
               </w:rPr>
-              <w:t>0.225</w:t>
+              <w:t>0.034</w:t>
             </w:r>
           </w:p>
         </w:tc>
@@ -7630,7 +7630,7 @@
                 <w:color w:val="1C3A36"/>
                 <w:sz w:val="14"/>
               </w:rPr>
-              <w:t>Egypt statutory corporate income tax</w:t>
+              <w:t>Egypt CDS-implied sovereign default spread, Damodaran January-2026, CDS column. NETTED OUT of the local risk-free rate so sovereign default risk is not charged twice. One reviewer called this a manipulation; two others cleared it explicitly, and it is Damodaran's own construction — the country premium in the ERP is DERIVED from this same spread</w:t>
             </w:r>
           </w:p>
         </w:tc>
@@ -7647,7 +7647,7 @@
                 <w:color w:val="1C3A36"/>
                 <w:sz w:val="14"/>
               </w:rPr>
-              <w:t>2026</w:t>
+              <w:t>2026-01-05</w:t>
             </w:r>
           </w:p>
         </w:tc>
@@ -7683,7 +7683,7 @@
                 <w:color w:val="1C3A36"/>
                 <w:sz w:val="14"/>
               </w:rPr>
-              <w:t>beta</w:t>
+              <w:t>sov_spread_rating</w:t>
             </w:r>
           </w:p>
         </w:tc>
@@ -7700,7 +7700,7 @@
                 <w:color w:val="1C3A36"/>
                 <w:sz w:val="14"/>
               </w:rPr>
-              <w:t>1</w:t>
+              <w:t>0.0637</w:t>
             </w:r>
           </w:p>
         </w:tc>
@@ -7717,7 +7717,7 @@
                 <w:color w:val="1C3A36"/>
                 <w:sz w:val="14"/>
               </w:rPr>
-              <w:t>House</w:t>
+              <w:t>Country</w:t>
             </w:r>
           </w:p>
         </w:tc>
@@ -7734,7 +7734,7 @@
                 <w:color w:val="1C3A36"/>
                 <w:sz w:val="14"/>
               </w:rPr>
-              <w:t>Adopted beta. The own-stock regression FAILS the usability gate (R-squared 0.038 against a 0.05 floor) though n=256 and SE 0.153 both pass. The lead-lag corrected estimate is 0.837 and its 90% interval contains 1.00. Rounding up to 1.00 COSTS 1.84% of the central; that price is now stated rather than left implicit</w:t>
+              <w:t>Egypt RATING-implied sovereign default spread, Damodaran January-2026, rating column. Published as the alternative basis to the adopted CDS one, never mixed with it: the spread netted out of the risk-free rate and the spread added back through the premium must be the SAME basis or the sovereign is counted one and a half times</w:t>
             </w:r>
           </w:p>
         </w:tc>
@@ -7751,7 +7751,7 @@
                 <w:color w:val="1C3A36"/>
                 <w:sz w:val="14"/>
               </w:rPr>
-              <w:t>2026-08-06</w:t>
+              <w:t>2026-01-05</w:t>
             </w:r>
           </w:p>
         </w:tc>
@@ -7787,7 +7787,7 @@
                 <w:color w:val="1C3A36"/>
                 <w:sz w:val="14"/>
               </w:rPr>
-              <w:t>capex_pct</w:t>
+              <w:t>tax_stat</w:t>
             </w:r>
           </w:p>
         </w:tc>
@@ -7804,7 +7804,7 @@
                 <w:color w:val="1C3A36"/>
                 <w:sz w:val="14"/>
               </w:rPr>
-              <w:t>0.05, 0.048, 0.047, 0.046, 0.045</w:t>
+              <w:t>0.225</w:t>
             </w:r>
           </w:p>
         </w:tc>
@@ -7821,7 +7821,7 @@
                 <w:color w:val="1C3A36"/>
                 <w:sz w:val="14"/>
               </w:rPr>
-              <w:t>House</w:t>
+              <w:t>Country</w:t>
             </w:r>
           </w:p>
         </w:tc>
@@ -7838,7 +7838,7 @@
                 <w:color w:val="1C3A36"/>
                 <w:sz w:val="14"/>
               </w:rPr>
-              <w:t>Capex as a share of revenue. No capital-expenditure disclosure is obtainable</w:t>
+              <w:t>Egypt statutory corporate income tax</w:t>
             </w:r>
           </w:p>
         </w:tc>
@@ -7855,7 +7855,7 @@
                 <w:color w:val="1C3A36"/>
                 <w:sz w:val="14"/>
               </w:rPr>
-              <w:t>2026-08-06</w:t>
+              <w:t>2026</w:t>
             </w:r>
           </w:p>
         </w:tc>
@@ -7891,7 +7891,7 @@
                 <w:color w:val="1C3A36"/>
                 <w:sz w:val="14"/>
               </w:rPr>
-              <w:t>cash_growth_fy25</w:t>
+              <w:t>beta</w:t>
             </w:r>
           </w:p>
         </w:tc>
@@ -7942,7 +7942,7 @@
                 <w:color w:val="1C3A36"/>
                 <w:sz w:val="14"/>
               </w:rPr>
-              <w:t>RETIRED in revision 2 — cash is now the reported balance, not a rolled derivation. Kept at 1.0 so nothing scales it</w:t>
+              <w:t>Adopted beta. The own-stock regression FAILS the usability gate (R-squared 0.038 against a 0.05 floor) though n=256 and SE 0.153 both pass. The lead-lag corrected estimate is 0.837 and its 90% interval contains 1.00. Rounding up to 1.00 COSTS 1.84% of the central; that price is now stated rather than left implicit</w:t>
             </w:r>
           </w:p>
         </w:tc>
@@ -7995,7 +7995,7 @@
                 <w:color w:val="1C3A36"/>
                 <w:sz w:val="14"/>
               </w:rPr>
-              <w:t>cash_yield</w:t>
+              <w:t>capex_pct</w:t>
             </w:r>
           </w:p>
         </w:tc>
@@ -8012,7 +8012,7 @@
                 <w:color w:val="1C3A36"/>
                 <w:sz w:val="14"/>
               </w:rPr>
-              <w:t>0.19, 0.17, 0.15, 0.135, 0.125</w:t>
+              <w:t>0.05, 0.048, 0.047, 0.046, 0.045</w:t>
             </w:r>
           </w:p>
         </w:tc>
@@ -8046,7 +8046,7 @@
                 <w:color w:val="1C3A36"/>
                 <w:sz w:val="14"/>
               </w:rPr>
-              <w:t>Yield earned on cash</w:t>
+              <w:t>Capex as a share of revenue. No capital-expenditure disclosure is obtainable</w:t>
             </w:r>
           </w:p>
         </w:tc>
@@ -8099,7 +8099,7 @@
                 <w:color w:val="1C3A36"/>
                 <w:sz w:val="14"/>
               </w:rPr>
-              <w:t>cash_yield_fy25</w:t>
+              <w:t>cash_growth_fy25</w:t>
             </w:r>
           </w:p>
         </w:tc>
@@ -8116,7 +8116,7 @@
                 <w:color w:val="1C3A36"/>
                 <w:sz w:val="14"/>
               </w:rPr>
-              <w:t>0.21</w:t>
+              <w:t>1</w:t>
             </w:r>
           </w:p>
         </w:tc>
@@ -8150,7 +8150,7 @@
                 <w:color w:val="1C3A36"/>
                 <w:sz w:val="14"/>
               </w:rPr>
-              <w:t>Yield earned on cash through FY2025</w:t>
+              <w:t>RETIRED in revision 2 — cash is now the reported balance, not a rolled derivation. Kept at 1.0 so nothing scales it</w:t>
             </w:r>
           </w:p>
         </w:tc>
@@ -8203,7 +8203,7 @@
                 <w:color w:val="1C3A36"/>
                 <w:sz w:val="14"/>
               </w:rPr>
-              <w:t>distribution_egp_t</w:t>
+              <w:t>cash_yield</w:t>
             </w:r>
           </w:p>
         </w:tc>
@@ -8220,7 +8220,7 @@
                 <w:color w:val="1C3A36"/>
                 <w:sz w:val="14"/>
               </w:rPr>
-              <w:t>250</w:t>
+              <w:t>0.19, 0.17, 0.15, 0.135, 0.125</w:t>
             </w:r>
           </w:p>
         </w:tc>
@@ -8254,7 +8254,7 @@
                 <w:color w:val="1C3A36"/>
                 <w:sz w:val="14"/>
               </w:rPr>
-              <w:t>Outbound freight and selling per tonne, set above a typical Egyptian plant because El Hassana is distant from the Cairo and Delta demand centres</w:t>
+              <w:t>Yield earned on cash</w:t>
             </w:r>
           </w:p>
         </w:tc>
@@ -8307,7 +8307,7 @@
                 <w:color w:val="1C3A36"/>
                 <w:sz w:val="14"/>
               </w:rPr>
-              <w:t>dna_pct</w:t>
+              <w:t>cash_yield_fy25</w:t>
             </w:r>
           </w:p>
         </w:tc>
@@ -8324,7 +8324,7 @@
                 <w:color w:val="1C3A36"/>
                 <w:sz w:val="14"/>
               </w:rPr>
-              <w:t>0.046, 0.045, 0.044, 0.043, 0.042</w:t>
+              <w:t>0.21</w:t>
             </w:r>
           </w:p>
         </w:tc>
@@ -8358,7 +8358,7 @@
                 <w:color w:val="1C3A36"/>
                 <w:sz w:val="14"/>
               </w:rPr>
-              <w:t>D&amp;A as a share of revenue</w:t>
+              <w:t>Yield earned on cash through FY2025</w:t>
             </w:r>
           </w:p>
         </w:tc>
@@ -8411,7 +8411,7 @@
                 <w:color w:val="1C3A36"/>
                 <w:sz w:val="14"/>
               </w:rPr>
-              <w:t>erp_term</w:t>
+              <w:t>distribution_egp_t</w:t>
             </w:r>
           </w:p>
         </w:tc>
@@ -8428,7 +8428,7 @@
                 <w:color w:val="1C3A36"/>
                 <w:sz w:val="14"/>
               </w:rPr>
-              <w:t>0.07</w:t>
+              <w:t>250</w:t>
             </w:r>
           </w:p>
         </w:tc>
@@ -8462,7 +8462,7 @@
                 <w:color w:val="1C3A36"/>
                 <w:sz w:val="14"/>
               </w:rPr>
-              <w:t>Terminal equity risk premium, normalised below the crisis level</w:t>
+              <w:t>Outbound freight and selling per tonne, set above a typical Egyptian plant because El Hassana is distant from the Cairo and Delta demand centres</w:t>
             </w:r>
           </w:p>
         </w:tc>
@@ -8515,7 +8515,7 @@
                 <w:color w:val="1C3A36"/>
                 <w:sz w:val="14"/>
               </w:rPr>
-              <w:t>ev_ebitda_just</w:t>
+              <w:t>dna_pct</w:t>
             </w:r>
           </w:p>
         </w:tc>
@@ -8532,7 +8532,7 @@
                 <w:color w:val="1C3A36"/>
                 <w:sz w:val="14"/>
               </w:rPr>
-              <w:t>4.2</w:t>
+              <w:t>0.046, 0.045, 0.044, 0.043, 0.042</w:t>
             </w:r>
           </w:p>
         </w:tc>
@@ -8566,7 +8566,7 @@
                 <w:color w:val="1C3A36"/>
                 <w:sz w:val="14"/>
               </w:rPr>
-              <w:t>Justified EV/EBITDA. Revision 1 used 5.0x anchored on a peer quoted at 5.03x. That anchor does not reproduce: the peer's own market capitalisation over profit gives 3.48x, not the 6.44x printed beside it, and the implied EBITDA margin would be 68% for a cement company. 4.2x is struck between the reproducible peer earnings multiple and the asserted EBITDA multiple, and is disclosed as weakly anchored</w:t>
+              <w:t>D&amp;A as a share of revenue</w:t>
             </w:r>
           </w:p>
         </w:tc>
@@ -8619,7 +8619,7 @@
                 <w:color w:val="1C3A36"/>
                 <w:sz w:val="14"/>
               </w:rPr>
-              <w:t>ev_t_just</w:t>
+              <w:t>erp_term</w:t>
             </w:r>
           </w:p>
         </w:tc>
@@ -8636,7 +8636,7 @@
                 <w:color w:val="1C3A36"/>
                 <w:sz w:val="14"/>
               </w:rPr>
-              <w:t>95</w:t>
+              <w:t>0.07</w:t>
             </w:r>
           </w:p>
         </w:tc>
@@ -8670,7 +8670,7 @@
                 <w:color w:val="1C3A36"/>
                 <w:sz w:val="14"/>
               </w:rPr>
-              <w:t>Justified enterprise value per annual tonne of cement capacity</w:t>
+              <w:t>Terminal equity risk premium, normalised below the crisis level</w:t>
             </w:r>
           </w:p>
         </w:tc>
@@ -8723,7 +8723,7 @@
                 <w:color w:val="1C3A36"/>
                 <w:sz w:val="14"/>
               </w:rPr>
-              <w:t>fixed_usd_t_capacity</w:t>
+              <w:t>ev_ebitda_just</w:t>
             </w:r>
           </w:p>
         </w:tc>
@@ -8740,7 +8740,7 @@
                 <w:color w:val="1C3A36"/>
                 <w:sz w:val="14"/>
               </w:rPr>
-              <w:t>14.6</w:t>
+              <w:t>4.2</w:t>
             </w:r>
           </w:p>
         </w:tc>
@@ -8774,7 +8774,7 @@
                 <w:color w:val="1C3A36"/>
                 <w:sz w:val="14"/>
               </w:rPr>
-              <w:t>Fixed cash cost per tonne of INSTALLED capacity so it does not vanish when volume falls. Industry band USD 10-20/t. 14.60 is the level the FY2025 reconciliation implies against an independently built variable stack — reported, not solved away</w:t>
+              <w:t>Justified EV/EBITDA. Revision 1 used 5.0x anchored on a peer quoted at 5.03x. That anchor does not reproduce: the peer's own market capitalisation over profit gives 3.48x, not the 6.44x printed beside it, and the implied EBITDA margin would be 68% for a cement company. 4.2x is struck between the reproducible peer earnings multiple and the asserted EBITDA multiple, and is disclosed as weakly anchored</w:t>
             </w:r>
           </w:p>
         </w:tc>
@@ -8827,7 +8827,7 @@
                 <w:color w:val="1C3A36"/>
                 <w:sz w:val="14"/>
               </w:rPr>
-              <w:t>kd</w:t>
+              <w:t>ev_t_just</w:t>
             </w:r>
           </w:p>
         </w:tc>
@@ -8844,7 +8844,7 @@
                 <w:color w:val="1C3A36"/>
                 <w:sz w:val="14"/>
               </w:rPr>
-              <w:t>0.25</w:t>
+              <w:t>95</w:t>
             </w:r>
           </w:p>
         </w:tc>
@@ -8878,7 +8878,7 @@
                 <w:color w:val="1C3A36"/>
                 <w:sz w:val="14"/>
               </w:rPr>
-              <w:t>PLACEHOLDER — replaced below by the sovereign-plus-spread construction, because a marginal cost of debt is not a free-standing input once the sovereign it must sit above comes from the house path</w:t>
+              <w:t>Justified enterprise value per annual tonne of cement capacity</w:t>
             </w:r>
           </w:p>
         </w:tc>
@@ -8895,7 +8895,7 @@
                 <w:color w:val="1C3A36"/>
                 <w:sz w:val="14"/>
               </w:rPr>
-              <w:t>2026-09-04</w:t>
+              <w:t>2026-08-06</w:t>
             </w:r>
           </w:p>
         </w:tc>
@@ -8931,7 +8931,7 @@
                 <w:color w:val="1C3A36"/>
                 <w:sz w:val="14"/>
               </w:rPr>
-              <w:t>kd_path</w:t>
+              <w:t>fixed_usd_t_capacity</w:t>
             </w:r>
           </w:p>
         </w:tc>
@@ -8948,7 +8948,7 @@
                 <w:color w:val="1C3A36"/>
                 <w:sz w:val="14"/>
               </w:rPr>
-              <w:t>0.25, 0.2143, 0.1857, 0.1643, 0.15</w:t>
+              <w:t>14.6</w:t>
             </w:r>
           </w:p>
         </w:tc>
@@ -8982,7 +8982,7 @@
                 <w:color w:val="1C3A36"/>
                 <w:sz w:val="14"/>
               </w:rPr>
-              <w:t>Cost-of-debt path; the WACC glide inherits its SHAPE from this</w:t>
+              <w:t>Fixed cash cost per tonne of INSTALLED capacity so it does not vanish when volume falls. Industry band USD 10-20/t. 14.60 is the level the FY2025 reconciliation implies against an independently built variable stack — reported, not solved away</w:t>
             </w:r>
           </w:p>
         </w:tc>
@@ -9035,7 +9035,7 @@
                 <w:color w:val="1C3A36"/>
                 <w:sz w:val="14"/>
               </w:rPr>
-              <w:t>kd_spread</w:t>
+              <w:t>kd</w:t>
             </w:r>
           </w:p>
         </w:tc>
@@ -9052,7 +9052,7 @@
                 <w:color w:val="1C3A36"/>
                 <w:sz w:val="14"/>
               </w:rPr>
-              <w:t>0.02</w:t>
+              <w:t>0.25</w:t>
             </w:r>
           </w:p>
         </w:tc>
@@ -9086,7 +9086,7 @@
                 <w:color w:val="1C3A36"/>
                 <w:sz w:val="14"/>
               </w:rPr>
-              <w:t>Corporate credit spread over the local sovereign. THE ADOPTED COST OF DEBT IS THE SOVEREIGN PLUS THIS, and the sovereign comes from the house path, so the two cannot disagree. Revision 3 typed 21.50% against a sovereign of 22.31% IN THE SAME FILE — 81bp BELOW the government that taxes it, which this house's standing method refuses outright and which the gate found the hour this record was first committed. The audited statements disclose no rate on the EGP %s of borrowings, so the construction the protocol asks for is sovereign plus spread; 200bp is a STATED judgement and its price is 1 basis point of weighted cost of capital, because the book is 0.5%% of the capital structure</w:t>
+              <w:t>PLACEHOLDER — replaced below by the sovereign-plus-spread construction, because a marginal cost of debt is not a free-standing input once the sovereign it must sit above comes from the house path</w:t>
             </w:r>
           </w:p>
         </w:tc>
@@ -9139,7 +9139,7 @@
                 <w:color w:val="1C3A36"/>
                 <w:sz w:val="14"/>
               </w:rPr>
-              <w:t>kd_term</w:t>
+              <w:t>kd_path</w:t>
             </w:r>
           </w:p>
         </w:tc>
@@ -9156,7 +9156,7 @@
                 <w:color w:val="1C3A36"/>
                 <w:sz w:val="14"/>
               </w:rPr>
-              <w:t>0.15</w:t>
+              <w:t>0.25, 0.2143, 0.1857, 0.1643, 0.15</w:t>
             </w:r>
           </w:p>
         </w:tc>
@@ -9190,7 +9190,7 @@
                 <w:color w:val="1C3A36"/>
                 <w:sz w:val="14"/>
               </w:rPr>
-              <w:t>Terminal cost of debt, the Egyptian long-run corporate norm</w:t>
+              <w:t>Cost-of-debt path; the WACC glide inherits its SHAPE from this</w:t>
             </w:r>
           </w:p>
         </w:tc>
@@ -9243,7 +9243,7 @@
                 <w:color w:val="1C3A36"/>
                 <w:sz w:val="14"/>
               </w:rPr>
-              <w:t>kiln_util</w:t>
+              <w:t>kd_spread</w:t>
             </w:r>
           </w:p>
         </w:tc>
@@ -9260,7 +9260,7 @@
                 <w:color w:val="1C3A36"/>
                 <w:sz w:val="14"/>
               </w:rPr>
-              <w:t>0.71, 0.717, 0.735, 0.753, 0.772, 0.791</w:t>
+              <w:t>0.02</w:t>
             </w:r>
           </w:p>
         </w:tc>
@@ -9294,7 +9294,7 @@
                 <w:color w:val="1C3A36"/>
                 <w:sz w:val="14"/>
               </w:rPr>
-              <w:t>Kiln utilisation FY2025A then FY2026E-FY2030E</w:t>
+              <w:t>Corporate credit spread over the local sovereign. THE ADOPTED COST OF DEBT IS THE SOVEREIGN PLUS THIS, and the sovereign comes from the house path, so the two cannot disagree. Revision 3 typed 21.50% against a sovereign of 22.31% IN THE SAME FILE — 81bp BELOW the government that taxes it, which this house's standing method refuses outright and which the gate found the hour this record was first committed. The audited statements disclose no rate on the EGP %s of borrowings, so the construction the protocol asks for is sovereign plus spread; 200bp is a STATED judgement and its price is 1 basis point of weighted cost of capital, because the book is 0.5%% of the capital structure</w:t>
             </w:r>
           </w:p>
         </w:tc>
@@ -9311,7 +9311,7 @@
                 <w:color w:val="1C3A36"/>
                 <w:sz w:val="14"/>
               </w:rPr>
-              <w:t>2026-08-06</w:t>
+              <w:t>2026-09-04</w:t>
             </w:r>
           </w:p>
         </w:tc>
@@ -9347,7 +9347,7 @@
                 <w:color w:val="1C3A36"/>
                 <w:sz w:val="14"/>
               </w:rPr>
-              <w:t>materials_usd_share</w:t>
+              <w:t>kd_term</w:t>
             </w:r>
           </w:p>
         </w:tc>
@@ -9364,7 +9364,7 @@
                 <w:color w:val="1C3A36"/>
                 <w:sz w:val="14"/>
               </w:rPr>
-              <w:t>0.484</w:t>
+              <w:t>0.15</w:t>
             </w:r>
           </w:p>
         </w:tc>
@@ -9398,7 +9398,7 @@
                 <w:color w:val="1C3A36"/>
                 <w:sz w:val="14"/>
               </w:rPr>
-              <w:t>The dollar-linked share of the materials line. THE FILING DOES NOT SPLIT IT, so this is an ESTIMATE and is flagged as one: it is the fuel share of revision 2's own four-part stack (458.0 of 946.5 per tonne), which is the only evidenced split available. The rest escalates on the domestic cost path. Sensitised in section 6</w:t>
+              <w:t>Terminal cost of debt, the Egyptian long-run corporate norm</w:t>
             </w:r>
           </w:p>
         </w:tc>
@@ -9451,7 +9451,7 @@
                 <w:color w:val="1C3A36"/>
                 <w:sz w:val="14"/>
               </w:rPr>
-              <w:t>nci</w:t>
+              <w:t>kiln_util</w:t>
             </w:r>
           </w:p>
         </w:tc>
@@ -9468,7 +9468,7 @@
                 <w:color w:val="1C3A36"/>
                 <w:sz w:val="14"/>
               </w:rPr>
-              <w:t>120</w:t>
+              <w:t>0.71, 0.717, 0.735, 0.753, 0.772, 0.791</w:t>
             </w:r>
           </w:p>
         </w:tc>
@@ -9502,7 +9502,7 @@
                 <w:color w:val="1C3A36"/>
                 <w:sz w:val="14"/>
               </w:rPr>
-              <w:t>Non-controlling interests deducted in the bridge. Revision 1 omitted them. One reviewer proposed 2,008 (15% of enterprise value) but derived it from nothing; the disclosed evidence — FY2023 group loss 121.42 against an attributable loss of ~117, and FY2024 attributable EPS 23.13 against group profit 3,070 — puts the minority share of profit BELOW 1%. Set at 120 and sensitised</w:t>
+              <w:t>Kiln utilisation FY2025A then FY2026E-FY2030E</w:t>
             </w:r>
           </w:p>
         </w:tc>
@@ -9555,7 +9555,7 @@
                 <w:color w:val="1C3A36"/>
                 <w:sz w:val="14"/>
               </w:rPr>
-              <w:t>norm_mgn</w:t>
+              <w:t>materials_usd_share</w:t>
             </w:r>
           </w:p>
         </w:tc>
@@ -9572,7 +9572,7 @@
                 <w:color w:val="1C3A36"/>
                 <w:sz w:val="14"/>
               </w:rPr>
-              <w:t>0.278</w:t>
+              <w:t>0.484</w:t>
             </w:r>
           </w:p>
         </w:tc>
@@ -9606,7 +9606,7 @@
                 <w:color w:val="1C3A36"/>
                 <w:sz w:val="14"/>
               </w:rPr>
-              <w:t>Mid-cycle EBITDA margin: the midpoint of the FY2024 outturn (24.8%) and the corrected FY2025 peak (30.9%). Revision 1 struck 26.5% off an FY2025 margin understated by the statutory-rate error</w:t>
+              <w:t>The dollar-linked share of the materials line. THE FILING DOES NOT SPLIT IT, so this is an ESTIMATE and is flagged as one: it is the fuel share of revision 2's own four-part stack (458.0 of 946.5 per tonne), which is the only evidenced split available. The rest escalates on the domestic cost path. Sensitised in section 6</w:t>
             </w:r>
           </w:p>
         </w:tc>
@@ -9659,7 +9659,7 @@
                 <w:color w:val="1C3A36"/>
                 <w:sz w:val="14"/>
               </w:rPr>
-              <w:t>norm_rev_haircut</w:t>
+              <w:t>nci</w:t>
             </w:r>
           </w:p>
         </w:tc>
@@ -9676,7 +9676,7 @@
                 <w:color w:val="1C3A36"/>
                 <w:sz w:val="14"/>
               </w:rPr>
-              <w:t>0.92</w:t>
+              <w:t>120</w:t>
             </w:r>
           </w:p>
         </w:tc>
@@ -9710,7 +9710,7 @@
                 <w:color w:val="1C3A36"/>
                 <w:sz w:val="14"/>
               </w:rPr>
-              <w:t>Haircut to the FY2025 revenue base for the normalised lens. Revision 1 applied a mid-cycle MARGIN to a PEAK revenue base — half a normalisation, in the lens whose stated purpose is refusing to capitalise a peak</w:t>
+              <w:t>Non-controlling interests deducted in the bridge. Revision 1 omitted them. One reviewer proposed 2,008 (15% of enterprise value) but derived it from nothing; the disclosed evidence — FY2023 group loss 121.42 against an attributable loss of ~117, and FY2024 attributable EPS 23.13 against group profit 3,070 — puts the minority share of profit BELOW 1%. Set at 120 and sensitised</w:t>
             </w:r>
           </w:p>
         </w:tc>
@@ -9763,7 +9763,7 @@
                 <w:color w:val="1C3A36"/>
                 <w:sz w:val="14"/>
               </w:rPr>
-              <w:t>pe_just</w:t>
+              <w:t>norm_mgn</w:t>
             </w:r>
           </w:p>
         </w:tc>
@@ -9780,7 +9780,7 @@
                 <w:color w:val="1C3A36"/>
                 <w:sz w:val="14"/>
               </w:rPr>
-              <w:t>7</w:t>
+              <w:t>0.278</w:t>
             </w:r>
           </w:p>
         </w:tc>
@@ -9814,7 +9814,7 @@
                 <w:color w:val="1C3A36"/>
                 <w:sz w:val="14"/>
               </w:rPr>
-              <w:t>Justified price/earnings on normalised OPERATING earnings</w:t>
+              <w:t>Mid-cycle EBITDA margin: the midpoint of the FY2024 outturn (24.8%) and the corrected FY2025 peak (30.9%). Revision 1 struck 26.5% off an FY2025 margin understated by the statutory-rate error</w:t>
             </w:r>
           </w:p>
         </w:tc>
@@ -9867,7 +9867,7 @@
                 <w:color w:val="1C3A36"/>
                 <w:sz w:val="14"/>
               </w:rPr>
-              <w:t>price_dom_egp_t</w:t>
+              <w:t>norm_rev_haircut</w:t>
             </w:r>
           </w:p>
         </w:tc>
@@ -9884,7 +9884,7 @@
                 <w:color w:val="1C3A36"/>
                 <w:sz w:val="14"/>
               </w:rPr>
-              <w:t>3,503, 4,063, 4,551, 4,961, 5,333, 5,706</w:t>
+              <w:t>0.92</w:t>
             </w:r>
           </w:p>
         </w:tc>
@@ -9918,7 +9918,7 @@
                 <w:color w:val="1C3A36"/>
                 <w:sz w:val="14"/>
               </w:rPr>
-              <w:t>Domestic realised price ex-works. FY2025 is the level the disclosed revenue implies given the volume build — 13.9% below the ~EGP 4,070/t market average, which is what an ex-works price net of freight and rebates looks like. THE REAL SPREAD PER TONNE IS THEN HELD FLAT: price escalates on the HOUSE inflation ladder at zero real growth, the same index the domestic cost lines carry, so the margin is an OUTPUT of the two and neither side carries an inflation number of its own. Revision 3 typed the path, and a typed nominal rate is unfalsifiable — nobody can tell whether 14.0% meant inflation plus nothing or inflation minus two. The path before that grew nominal prices well below the domestic cost path this same model escalates costs on, and the register described it as 'a REAL decline against CBE inflation' while sourcing no mechanism for it. this house's standing method refuses that mechanism on the company's own measurement: cost per unit of revenue FELL across the reviewed quarter pair and the audited year between them, where the forecast needed it to rise, and a mechanism contradicted by the filings is the assumption wearing one. The 12.6Mt of dormant Egyptian capacity queuing to restart is a real risk to price; it belongs in the bear case and the sensitivity grid, which carry it, not in the base path</w:t>
+              <w:t>Haircut to the FY2025 revenue base for the normalised lens. Revision 1 applied a mid-cycle MARGIN to a PEAK revenue base — half a normalisation, in the lens whose stated purpose is refusing to capitalise a peak</w:t>
             </w:r>
           </w:p>
         </w:tc>
@@ -9935,7 +9935,7 @@
                 <w:color w:val="1C3A36"/>
                 <w:sz w:val="14"/>
               </w:rPr>
-              <w:t>2026-09-04</w:t>
+              <w:t>2026-08-06</w:t>
             </w:r>
           </w:p>
         </w:tc>
@@ -9971,7 +9971,7 @@
                 <w:color w:val="1C3A36"/>
                 <w:sz w:val="14"/>
               </w:rPr>
-              <w:t>rf_term</w:t>
+              <w:t>pe_just</w:t>
             </w:r>
           </w:p>
         </w:tc>
@@ -9988,7 +9988,7 @@
                 <w:color w:val="1C3A36"/>
                 <w:sz w:val="14"/>
               </w:rPr>
-              <w:t>0.125</w:t>
+              <w:t>7</w:t>
             </w:r>
           </w:p>
         </w:tc>
@@ -10022,7 +10022,7 @@
                 <w:color w:val="1C3A36"/>
                 <w:sz w:val="14"/>
               </w:rPr>
-              <w:t>Terminal risk-free rate, norm-built from the CBE's OPERATIVE Q4-2026 inflation target of 7% plus a ~5.5pp emerging-market real-rate convention. Revision 1 used the later 5% target while its own text cited 'the 7% and then 5% targets'. REVIEWABLE CHOICE: reverting to 10.5% adds ~1.8%</w:t>
+              <w:t>Justified price/earnings on normalised OPERATING earnings</w:t>
             </w:r>
           </w:p>
         </w:tc>
@@ -10075,7 +10075,7 @@
                 <w:color w:val="1C3A36"/>
                 <w:sz w:val="14"/>
               </w:rPr>
-              <w:t>stub_years</w:t>
+              <w:t>price_dom_egp_t</w:t>
             </w:r>
           </w:p>
         </w:tc>
@@ -10092,7 +10092,7 @@
                 <w:color w:val="1C3A36"/>
                 <w:sz w:val="14"/>
               </w:rPr>
-              <w:t>0.583</w:t>
+              <w:t>3,503, 4,063, 4,551, 4,961, 5,333, 5,706</w:t>
             </w:r>
           </w:p>
         </w:tc>
@@ -10126,7 +10126,7 @@
                 <w:color w:val="1C3A36"/>
                 <w:sz w:val="14"/>
               </w:rPr>
-              <w:t>Elapsed fraction of FY2026 at the valuation date (7 months). Revision 1 discounted FY2026 a full year from a 6-Aug-2026 valuation date and added a 31-Dec-2025 cash balance</w:t>
+              <w:t>Domestic realised price ex-works. FY2025 is the level the disclosed revenue implies given the volume build — 13.9% below the ~EGP 4,070/t market average, which is what an ex-works price net of freight and rebates looks like. THE REAL SPREAD PER TONNE IS THEN HELD FLAT: price escalates on the HOUSE inflation ladder at zero real growth, the same index the domestic cost lines carry, so the margin is an OUTPUT of the two and neither side carries an inflation number of its own. Revision 3 typed the path, and a typed nominal rate is unfalsifiable — nobody can tell whether 14.0% meant inflation plus nothing or inflation minus two. The path before that grew nominal prices well below the domestic cost path this same model escalates costs on, and the register described it as 'a REAL decline against CBE inflation' while sourcing no mechanism for it. this house's standing method refuses that mechanism on the company's own measurement: cost per unit of revenue FELL across the reviewed quarter pair and the audited year between them, where the forecast needed it to rise, and a mechanism contradicted by the filings is the assumption wearing one. The 12.6Mt of dormant Egyptian capacity queuing to restart is a real risk to price; it belongs in the bear case and the sensitivity grid, which carry it, not in the base path</w:t>
             </w:r>
           </w:p>
         </w:tc>
@@ -10143,7 +10143,7 @@
                 <w:color w:val="1C3A36"/>
                 <w:sz w:val="14"/>
               </w:rPr>
-              <w:t>2026-08-06</w:t>
+              <w:t>2026-09-04</w:t>
             </w:r>
           </w:p>
         </w:tc>
@@ -10179,7 +10179,7 @@
                 <w:color w:val="1C3A36"/>
                 <w:sz w:val="14"/>
               </w:rPr>
-              <w:t>swcc_book</w:t>
+              <w:t>rf_term</w:t>
             </w:r>
           </w:p>
         </w:tc>
@@ -10196,7 +10196,7 @@
                 <w:color w:val="1C3A36"/>
                 <w:sz w:val="14"/>
               </w:rPr>
-              <w:t>100</w:t>
+              <w:t>0.125</w:t>
             </w:r>
           </w:p>
         </w:tc>
@@ -10230,7 +10230,7 @@
                 <w:color w:val="1C3A36"/>
                 <w:sz w:val="14"/>
               </w:rPr>
-              <w:t>Carrying value of the 25.4% stake. Revision 1 asserted the profit bridge was 'insensitive to it within a +/-EGP 200mn range'. That was FALSE and untested: in revision 1 the chain ran book value -&gt; gain -&gt; SOLVED treasury income -&gt; cash -&gt; every lens, and a +/-200mn move was worth -4.9% to +9.8%. Revision 2 takes cash from the reported balance sheet instead, so this input now touches only the FY2024 gain/treasury split and nothing downstream</w:t>
+              <w:t>Terminal risk-free rate, norm-built from the CBE's OPERATIVE Q4-2026 inflation target of 7% plus a ~5.5pp emerging-market real-rate convention. Revision 1 used the later 5% target while its own text cited 'the 7% and then 5% targets'. REVIEWABLE CHOICE: reverting to 10.5% adds ~1.8%</w:t>
             </w:r>
           </w:p>
         </w:tc>
@@ -10283,7 +10283,7 @@
                 <w:color w:val="1C3A36"/>
                 <w:sz w:val="14"/>
               </w:rPr>
-              <w:t>treas_fy23</w:t>
+              <w:t>stub_years</w:t>
             </w:r>
           </w:p>
         </w:tc>
@@ -10300,7 +10300,7 @@
                 <w:color w:val="1C3A36"/>
                 <w:sz w:val="14"/>
               </w:rPr>
-              <w:t>198</w:t>
+              <w:t>0.583</w:t>
             </w:r>
           </w:p>
         </w:tc>
@@ -10334,7 +10334,7 @@
                 <w:color w:val="1C3A36"/>
                 <w:sz w:val="14"/>
               </w:rPr>
-              <w:t>FY2023 treasury income on its own smaller cash balance</w:t>
+              <w:t>Elapsed fraction of FY2026 at the valuation date (7 months). Revision 1 discounted FY2026 a full year from a 6-Aug-2026 valuation date and added a 31-Dec-2025 cash balance</w:t>
             </w:r>
           </w:p>
         </w:tc>
@@ -10387,7 +10387,7 @@
                 <w:color w:val="1C3A36"/>
                 <w:sz w:val="14"/>
               </w:rPr>
-              <w:t>w_asset</w:t>
+              <w:t>swcc_book</w:t>
             </w:r>
           </w:p>
         </w:tc>
@@ -10404,7 +10404,7 @@
                 <w:color w:val="1C3A36"/>
                 <w:sz w:val="14"/>
               </w:rPr>
-              <w:t>0.08</w:t>
+              <w:t>100</w:t>
             </w:r>
           </w:p>
         </w:tc>
@@ -10438,7 +10438,7 @@
                 <w:color w:val="1C3A36"/>
                 <w:sz w:val="14"/>
               </w:rPr>
-              <w:t>Weight, asset lens. Revision 1 gave it 15% while arguing in the same document that restarted lines cost 'a fraction' of new build and that the asset lens 'should not be read as a floor'. Cut to 8%. REVIEWABLE CHOICE: 15% adds ~3.6%, zero subtracts ~2.6%</w:t>
+              <w:t>Carrying value of the 25.4% stake. Revision 1 asserted the profit bridge was 'insensitive to it within a +/-EGP 200mn range'. That was FALSE and untested: in revision 1 the chain ran book value -&gt; gain -&gt; SOLVED treasury income -&gt; cash -&gt; every lens, and a +/-200mn move was worth -4.9% to +9.8%. Revision 2 takes cash from the reported balance sheet instead, so this input now touches only the FY2024 gain/treasury split and nothing downstream</w:t>
             </w:r>
           </w:p>
         </w:tc>
@@ -10491,7 +10491,7 @@
                 <w:color w:val="1C3A36"/>
                 <w:sz w:val="14"/>
               </w:rPr>
-              <w:t>w_dcf</w:t>
+              <w:t>treas_fy23</w:t>
             </w:r>
           </w:p>
         </w:tc>
@@ -10508,7 +10508,7 @@
                 <w:color w:val="1C3A36"/>
                 <w:sz w:val="14"/>
               </w:rPr>
-              <w:t>0.48</w:t>
+              <w:t>198</w:t>
             </w:r>
           </w:p>
         </w:tc>
@@ -10542,7 +10542,7 @@
                 <w:color w:val="1C3A36"/>
                 <w:sz w:val="14"/>
               </w:rPr>
-              <w:t>Weight, cash-flow lens</w:t>
+              <w:t>FY2023 treasury income on its own smaller cash balance</w:t>
             </w:r>
           </w:p>
         </w:tc>
@@ -10595,7 +10595,7 @@
                 <w:color w:val="1C3A36"/>
                 <w:sz w:val="14"/>
               </w:rPr>
-              <w:t>w_norm</w:t>
+              <w:t>w_asset</w:t>
             </w:r>
           </w:p>
         </w:tc>
@@ -10612,7 +10612,7 @@
                 <w:color w:val="1C3A36"/>
                 <w:sz w:val="14"/>
               </w:rPr>
-              <w:t>0.23</w:t>
+              <w:t>0.08</w:t>
             </w:r>
           </w:p>
         </w:tc>
@@ -10646,7 +10646,7 @@
                 <w:color w:val="1C3A36"/>
                 <w:sz w:val="14"/>
               </w:rPr>
-              <w:t>Weight, normalised lens</w:t>
+              <w:t>Weight, asset lens. Revision 1 gave it 15% while arguing in the same document that restarted lines cost 'a fraction' of new build and that the asset lens 'should not be read as a floor'. Cut to 8%. REVIEWABLE CHOICE: 15% adds ~3.6%, zero subtracts ~2.6%</w:t>
             </w:r>
           </w:p>
         </w:tc>
@@ -10699,7 +10699,7 @@
                 <w:color w:val="1C3A36"/>
                 <w:sz w:val="14"/>
               </w:rPr>
-              <w:t>w_rel</w:t>
+              <w:t>w_dcf</w:t>
             </w:r>
           </w:p>
         </w:tc>
@@ -10716,7 +10716,7 @@
                 <w:color w:val="1C3A36"/>
                 <w:sz w:val="14"/>
               </w:rPr>
-              <w:t>0.21</w:t>
+              <w:t>0.48</w:t>
             </w:r>
           </w:p>
         </w:tc>
@@ -10750,7 +10750,7 @@
                 <w:color w:val="1C3A36"/>
                 <w:sz w:val="14"/>
               </w:rPr>
-              <w:t>Weight, relative lens</w:t>
+              <w:t>Weight, cash-flow lens</w:t>
             </w:r>
           </w:p>
         </w:tc>
@@ -10803,7 +10803,7 @@
                 <w:color w:val="1C3A36"/>
                 <w:sz w:val="14"/>
               </w:rPr>
-              <w:t>wc_pct_drev</w:t>
+              <w:t>w_norm</w:t>
             </w:r>
           </w:p>
         </w:tc>
@@ -10820,7 +10820,7 @@
                 <w:color w:val="1C3A36"/>
                 <w:sz w:val="14"/>
               </w:rPr>
-              <w:t>0.08</w:t>
+              <w:t>0.23</w:t>
             </w:r>
           </w:p>
         </w:tc>
@@ -10854,7 +10854,7 @@
                 <w:color w:val="1C3A36"/>
                 <w:sz w:val="14"/>
               </w:rPr>
-              <w:t>Change in working capital over change in revenue</w:t>
+              <w:t>Weight, normalised lens</w:t>
             </w:r>
           </w:p>
         </w:tc>
@@ -10891,6 +10891,214 @@
                 <w:sz w:val="14"/>
               </w:rPr>
               <w:t>103</w:t>
+            </w:r>
+          </w:p>
+        </w:tc>
+        <w:tc>
+          <w:tcPr>
+            <w:tcW w:type="dxa" w:w="2448"/>
+          </w:tcPr>
+          <w:p>
+            <w:pPr>
+              <w:spacing w:after="20"/>
+            </w:pPr>
+            <w:r>
+              <w:rPr>
+                <w:color w:val="1C3A36"/>
+                <w:sz w:val="14"/>
+              </w:rPr>
+              <w:t>w_rel</w:t>
+            </w:r>
+          </w:p>
+        </w:tc>
+        <w:tc>
+          <w:tcPr>
+            <w:tcW w:type="dxa" w:w="1325"/>
+          </w:tcPr>
+          <w:p>
+            <w:pPr>
+              <w:spacing w:after="20"/>
+            </w:pPr>
+            <w:r>
+              <w:rPr>
+                <w:color w:val="1C3A36"/>
+                <w:sz w:val="14"/>
+              </w:rPr>
+              <w:t>0.21</w:t>
+            </w:r>
+          </w:p>
+        </w:tc>
+        <w:tc>
+          <w:tcPr>
+            <w:tcW w:type="dxa" w:w="1066"/>
+          </w:tcPr>
+          <w:p>
+            <w:pPr>
+              <w:spacing w:after="20"/>
+            </w:pPr>
+            <w:r>
+              <w:rPr>
+                <w:color w:val="1C3A36"/>
+                <w:sz w:val="14"/>
+              </w:rPr>
+              <w:t>House</w:t>
+            </w:r>
+          </w:p>
+        </w:tc>
+        <w:tc>
+          <w:tcPr>
+            <w:tcW w:type="dxa" w:w="7085"/>
+          </w:tcPr>
+          <w:p>
+            <w:pPr>
+              <w:spacing w:after="20"/>
+            </w:pPr>
+            <w:r>
+              <w:rPr>
+                <w:color w:val="1C3A36"/>
+                <w:sz w:val="14"/>
+              </w:rPr>
+              <w:t>Weight, relative lens</w:t>
+            </w:r>
+          </w:p>
+        </w:tc>
+        <w:tc>
+          <w:tcPr>
+            <w:tcW w:type="dxa" w:w="1210"/>
+          </w:tcPr>
+          <w:p>
+            <w:pPr>
+              <w:spacing w:after="20"/>
+            </w:pPr>
+            <w:r>
+              <w:rPr>
+                <w:color w:val="1C3A36"/>
+                <w:sz w:val="14"/>
+              </w:rPr>
+              <w:t>2026-08-06</w:t>
+            </w:r>
+          </w:p>
+        </w:tc>
+      </w:tr>
+      <w:tr>
+        <w:tc>
+          <w:tcPr>
+            <w:tcW w:type="dxa" w:w="518"/>
+          </w:tcPr>
+          <w:p>
+            <w:pPr>
+              <w:spacing w:after="20"/>
+            </w:pPr>
+            <w:r>
+              <w:rPr>
+                <w:color w:val="1C3A36"/>
+                <w:sz w:val="14"/>
+              </w:rPr>
+              <w:t>104</w:t>
+            </w:r>
+          </w:p>
+        </w:tc>
+        <w:tc>
+          <w:tcPr>
+            <w:tcW w:type="dxa" w:w="2448"/>
+          </w:tcPr>
+          <w:p>
+            <w:pPr>
+              <w:spacing w:after="20"/>
+            </w:pPr>
+            <w:r>
+              <w:rPr>
+                <w:color w:val="1C3A36"/>
+                <w:sz w:val="14"/>
+              </w:rPr>
+              <w:t>wc_pct_drev</w:t>
+            </w:r>
+          </w:p>
+        </w:tc>
+        <w:tc>
+          <w:tcPr>
+            <w:tcW w:type="dxa" w:w="1325"/>
+          </w:tcPr>
+          <w:p>
+            <w:pPr>
+              <w:spacing w:after="20"/>
+            </w:pPr>
+            <w:r>
+              <w:rPr>
+                <w:color w:val="1C3A36"/>
+                <w:sz w:val="14"/>
+              </w:rPr>
+              <w:t>0.08</w:t>
+            </w:r>
+          </w:p>
+        </w:tc>
+        <w:tc>
+          <w:tcPr>
+            <w:tcW w:type="dxa" w:w="1066"/>
+          </w:tcPr>
+          <w:p>
+            <w:pPr>
+              <w:spacing w:after="20"/>
+            </w:pPr>
+            <w:r>
+              <w:rPr>
+                <w:color w:val="1C3A36"/>
+                <w:sz w:val="14"/>
+              </w:rPr>
+              <w:t>House</w:t>
+            </w:r>
+          </w:p>
+        </w:tc>
+        <w:tc>
+          <w:tcPr>
+            <w:tcW w:type="dxa" w:w="7085"/>
+          </w:tcPr>
+          <w:p>
+            <w:pPr>
+              <w:spacing w:after="20"/>
+            </w:pPr>
+            <w:r>
+              <w:rPr>
+                <w:color w:val="1C3A36"/>
+                <w:sz w:val="14"/>
+              </w:rPr>
+              <w:t>Change in working capital over change in revenue</w:t>
+            </w:r>
+          </w:p>
+        </w:tc>
+        <w:tc>
+          <w:tcPr>
+            <w:tcW w:type="dxa" w:w="1210"/>
+          </w:tcPr>
+          <w:p>
+            <w:pPr>
+              <w:spacing w:after="20"/>
+            </w:pPr>
+            <w:r>
+              <w:rPr>
+                <w:color w:val="1C3A36"/>
+                <w:sz w:val="14"/>
+              </w:rPr>
+              <w:t>2026-08-06</w:t>
+            </w:r>
+          </w:p>
+        </w:tc>
+      </w:tr>
+      <w:tr>
+        <w:tc>
+          <w:tcPr>
+            <w:tcW w:type="dxa" w:w="518"/>
+          </w:tcPr>
+          <w:p>
+            <w:pPr>
+              <w:spacing w:after="20"/>
+            </w:pPr>
+            <w:r>
+              <w:rPr>
+                <w:color w:val="1C3A36"/>
+                <w:sz w:val="14"/>
+              </w:rPr>
+              <w:t>105</w:t>
             </w:r>
           </w:p>
         </w:tc>
